--- a/otchet_lr7.docx
+++ b/otchet_lr7.docx
@@ -3805,149 +3805,67 @@
         <w:jc w:val="both"/>
       </w:pPr>
       <w:r>
-        <w:t xml:space="preserve">Node.js устанавливается через менеджер версий nvm (выбрана LTS-версия):</w:t>
-      </w:r>
-    </w:p>
-    <w:tbl>
-      <w:tblPr>
-        <w:tblW w:type="dxa" w:w="9638"/>
-        <w:tblBorders>
-          <w:top w:val="single" w:color="auto" w:sz="4"/>
-          <w:left w:val="single" w:color="auto" w:sz="4"/>
-          <w:bottom w:val="single" w:color="auto" w:sz="4"/>
-          <w:right w:val="single" w:color="auto" w:sz="4"/>
-          <w:insideH w:val="single" w:color="auto" w:sz="4"/>
-          <w:insideV w:val="single" w:color="auto" w:sz="4"/>
-        </w:tblBorders>
-      </w:tblPr>
-      <w:tblGrid>
-        <w:gridCol w:w="9638"/>
-      </w:tblGrid>
-      <w:tr>
-        <w:tc>
-          <w:tcPr>
-            <w:tcW w:type="dxa" w:w="9638"/>
-            <w:shd w:fill="F3F4F6" w:color="auto" w:val="clear"/>
-            <w:tcMar>
-              <w:top w:type="dxa" w:w="100"/>
-              <w:left w:type="dxa" w:w="160"/>
-              <w:bottom w:type="dxa" w:w="100"/>
-              <w:right w:type="dxa" w:w="160"/>
-            </w:tcMar>
-          </w:tcPr>
-          <w:p>
-            <w:pPr>
-              <w:spacing w:line="240"/>
-            </w:pPr>
-            <w:r>
-              <w:rPr>
-                <w:rFonts w:ascii="Courier New" w:cs="Courier New" w:eastAsia="Courier New" w:hAnsi="Courier New"/>
-                <w:sz w:val="18"/>
-                <w:szCs w:val="18"/>
-              </w:rPr>
-              <w:t xml:space="preserve">curl -o- https://raw.githubusercontent.com/nvm-sh/nvm/v0.40.3/install.sh | bash</w:t>
-            </w:r>
-          </w:p>
-          <w:p>
-            <w:pPr>
-              <w:spacing w:line="240"/>
-            </w:pPr>
-            <w:r>
-              <w:rPr>
-                <w:rFonts w:ascii="Courier New" w:cs="Courier New" w:eastAsia="Courier New" w:hAnsi="Courier New"/>
-                <w:sz w:val="18"/>
-                <w:szCs w:val="18"/>
-              </w:rPr>
-              <w:t xml:space="preserve">source ~/.bashrc</w:t>
-            </w:r>
-          </w:p>
-          <w:p>
-            <w:pPr>
-              <w:spacing w:line="240"/>
-            </w:pPr>
-            <w:r>
-              <w:rPr>
-                <w:rFonts w:ascii="Courier New" w:cs="Courier New" w:eastAsia="Courier New" w:hAnsi="Courier New"/>
-                <w:sz w:val="18"/>
-                <w:szCs w:val="18"/>
-              </w:rPr>
-              <w:t xml:space="preserve">nvm install --lts</w:t>
-            </w:r>
-          </w:p>
-          <w:p>
-            <w:pPr>
-              <w:spacing w:line="240"/>
-            </w:pPr>
-            <w:r>
-              <w:rPr>
-                <w:rFonts w:ascii="Courier New" w:cs="Courier New" w:eastAsia="Courier New" w:hAnsi="Courier New"/>
-                <w:sz w:val="18"/>
-                <w:szCs w:val="18"/>
-              </w:rPr>
-              <w:t xml:space="preserve">nvm alias default 'lts/*'</w:t>
-            </w:r>
-          </w:p>
-          <w:p>
-            <w:pPr>
-              <w:spacing w:line="240"/>
-            </w:pPr>
-            <w:r>
-              <w:rPr>
-                <w:rFonts w:ascii="Courier New" w:cs="Courier New" w:eastAsia="Courier New" w:hAnsi="Courier New"/>
-                <w:sz w:val="18"/>
-                <w:szCs w:val="18"/>
-              </w:rPr>
-              <w:t xml:space="preserve">nvm use --lts</w:t>
-            </w:r>
-          </w:p>
-          <w:p>
-            <w:pPr>
-              <w:spacing w:line="240"/>
-            </w:pPr>
-            <w:r>
-              <w:rPr>
-                <w:rFonts w:ascii="Courier New" w:cs="Courier New" w:eastAsia="Courier New" w:hAnsi="Courier New"/>
-                <w:sz w:val="18"/>
-                <w:szCs w:val="18"/>
-              </w:rPr>
-              <w:t xml:space="preserve">node -v &amp;&amp; npm -v</w:t>
-            </w:r>
-          </w:p>
-          <w:p>
-            <w:pPr>
-              <w:spacing w:line="240"/>
-            </w:pPr>
-            <w:r>
-              <w:rPr>
-                <w:rFonts w:ascii="Courier New" w:cs="Courier New" w:eastAsia="Courier New" w:hAnsi="Courier New"/>
-                <w:sz w:val="18"/>
-                <w:szCs w:val="18"/>
-              </w:rPr>
-              <w:t xml:space="preserve">v22.22.0</w:t>
-            </w:r>
-          </w:p>
-          <w:p>
-            <w:pPr>
-              <w:spacing w:line="240"/>
-            </w:pPr>
-            <w:r>
-              <w:rPr>
-                <w:rFonts w:ascii="Courier New" w:cs="Courier New" w:eastAsia="Courier New" w:hAnsi="Courier New"/>
-                <w:sz w:val="18"/>
-                <w:szCs w:val="18"/>
-              </w:rPr>
-              <w:t xml:space="preserve">10.9.4</w:t>
-            </w:r>
-          </w:p>
-        </w:tc>
-      </w:tr>
-    </w:tbl>
-    <w:p>
-      <w:pPr>
-        <w:pStyle w:val="Heading2"/>
-      </w:pPr>
-      <w:r>
-        <w:t xml:space="preserve">3.2. Создание проекта Vue с помощью Vite</w:t>
+        <w:t xml:space="preserve">Node.js устанавливается через менеджер версий nvm. Сначала загружается и выполняется установочный скрипт nvm, затем nvm подключается в текущем сеансе терминала (рисунок 17).</w:t>
+      </w:r>
+    </w:p>
+    <w:p>
+      <w:pPr>
+        <w:keepNext/>
+        <w:spacing w:before="120"/>
+        <w:jc w:val="center"/>
+      </w:pPr>
+      <w:r>
+        <w:drawing>
+          <wp:inline distT="0" distB="0" distL="0" distR="0">
+            <wp:extent cx="5943600" cy="2600325"/>
+            <wp:effectExtent t="0" r="0" b="0" l="0"/>
+            <wp:docPr id="1" name="term-nvm-install.png" descr="Установка менеджера версий nvm" title="Установка менеджера версий nvm"/>
+            <wp:cNvGraphicFramePr>
+              <a:graphicFrameLocks xmlns:a="http://schemas.openxmlformats.org/drawingml/2006/main" noChangeAspect="1"/>
+            </wp:cNvGraphicFramePr>
+            <a:graphic xmlns:a="http://schemas.openxmlformats.org/drawingml/2006/main">
+              <a:graphicData uri="http://schemas.openxmlformats.org/drawingml/2006/picture">
+                <pic:pic xmlns:pic="http://schemas.openxmlformats.org/drawingml/2006/picture">
+                  <pic:nvPicPr>
+                    <pic:cNvPr id="0" name="" descr=""/>
+                    <pic:cNvPicPr>
+                      <a:picLocks noChangeAspect="1" noChangeArrowheads="1"/>
+                    </pic:cNvPicPr>
+                  </pic:nvPicPr>
+                  <pic:blipFill>
+                    <a:blip r:embed="rId25" cstate="none"/>
+                    <a:srcRect/>
+                    <a:stretch>
+                      <a:fillRect/>
+                    </a:stretch>
+                  </pic:blipFill>
+                  <pic:spPr bwMode="auto">
+                    <a:xfrm>
+                      <a:off x="0" y="0"/>
+                      <a:ext cx="5943600" cy="2600325"/>
+                    </a:xfrm>
+                    <a:prstGeom prst="rect">
+                      <a:avLst/>
+                    </a:prstGeom>
+                  </pic:spPr>
+                </pic:pic>
+              </a:graphicData>
+            </a:graphic>
+          </wp:inline>
+        </w:drawing>
+      </w:r>
+    </w:p>
+    <w:p>
+      <w:pPr>
+        <w:spacing w:after="200"/>
+        <w:jc w:val="center"/>
+      </w:pPr>
+      <w:r>
+        <w:rPr>
+          <w:sz w:val="24"/>
+          <w:szCs w:val="24"/>
+        </w:rPr>
+        <w:t xml:space="preserve">Рисунок 17 – Установка менеджера версий nvm</w:t>
       </w:r>
     </w:p>
     <w:p>
@@ -3957,91 +3875,77 @@
         <w:jc w:val="both"/>
       </w:pPr>
       <w:r>
-        <w:t xml:space="preserve">Проект создан официальным генератором create-vue (версия 3.24.0). В нём выбраны компоненты Router, Pinia и Prettier, TypeScript не используется:</w:t>
-      </w:r>
-    </w:p>
-    <w:tbl>
-      <w:tblPr>
-        <w:tblW w:type="dxa" w:w="9638"/>
-        <w:tblBorders>
-          <w:top w:val="single" w:color="auto" w:sz="4"/>
-          <w:left w:val="single" w:color="auto" w:sz="4"/>
-          <w:bottom w:val="single" w:color="auto" w:sz="4"/>
-          <w:right w:val="single" w:color="auto" w:sz="4"/>
-          <w:insideH w:val="single" w:color="auto" w:sz="4"/>
-          <w:insideV w:val="single" w:color="auto" w:sz="4"/>
-        </w:tblBorders>
-      </w:tblPr>
-      <w:tblGrid>
-        <w:gridCol w:w="9638"/>
-      </w:tblGrid>
-      <w:tr>
-        <w:tc>
-          <w:tcPr>
-            <w:tcW w:type="dxa" w:w="9638"/>
-            <w:shd w:fill="F3F4F6" w:color="auto" w:val="clear"/>
-            <w:tcMar>
-              <w:top w:type="dxa" w:w="100"/>
-              <w:left w:type="dxa" w:w="160"/>
-              <w:bottom w:type="dxa" w:w="100"/>
-              <w:right w:type="dxa" w:w="160"/>
-            </w:tcMar>
-          </w:tcPr>
-          <w:p>
-            <w:pPr>
-              <w:spacing w:line="240"/>
-            </w:pPr>
-            <w:r>
-              <w:rPr>
-                <w:rFonts w:ascii="Courier New" w:cs="Courier New" w:eastAsia="Courier New" w:hAnsi="Courier New"/>
-                <w:sz w:val="18"/>
-                <w:szCs w:val="18"/>
-              </w:rPr>
-              <w:t xml:space="preserve">npm create vue@latest meters-admin -- --router --pinia --prettier</w:t>
-            </w:r>
-          </w:p>
-          <w:p>
-            <w:pPr>
-              <w:spacing w:line="240"/>
-            </w:pPr>
-            <w:r>
-              <w:rPr>
-                <w:rFonts w:ascii="Courier New" w:cs="Courier New" w:eastAsia="Courier New" w:hAnsi="Courier New"/>
-                <w:sz w:val="18"/>
-                <w:szCs w:val="18"/>
-              </w:rPr>
-              <w:t xml:space="preserve">cd meters-admin</w:t>
-            </w:r>
-          </w:p>
-          <w:p>
-            <w:pPr>
-              <w:spacing w:line="240"/>
-            </w:pPr>
-            <w:r>
-              <w:rPr>
-                <w:rFonts w:ascii="Courier New" w:cs="Courier New" w:eastAsia="Courier New" w:hAnsi="Courier New"/>
-                <w:sz w:val="18"/>
-                <w:szCs w:val="18"/>
-              </w:rPr>
-              <w:t xml:space="preserve">npm install</w:t>
-            </w:r>
-          </w:p>
-          <w:p>
-            <w:pPr>
-              <w:spacing w:line="240"/>
-            </w:pPr>
-            <w:r>
-              <w:rPr>
-                <w:rFonts w:ascii="Courier New" w:cs="Courier New" w:eastAsia="Courier New" w:hAnsi="Courier New"/>
-                <w:sz w:val="18"/>
-                <w:szCs w:val="18"/>
-              </w:rPr>
-              <w:t xml:space="preserve">npm install axios</w:t>
-            </w:r>
-          </w:p>
-        </w:tc>
-      </w:tr>
-    </w:tbl>
+        <w:t xml:space="preserve">Затем устанавливается актуальная LTS-версия Node.js, она назначается версией по умолчанию, и проверяются версии Node.js и npm (рисунок 18). Установлены Node.js v24.22.0 и npm 11.19.1.</w:t>
+      </w:r>
+    </w:p>
+    <w:p>
+      <w:pPr>
+        <w:keepNext/>
+        <w:spacing w:before="120"/>
+        <w:jc w:val="center"/>
+      </w:pPr>
+      <w:r>
+        <w:drawing>
+          <wp:inline distT="0" distB="0" distL="0" distR="0">
+            <wp:extent cx="5943600" cy="2352675"/>
+            <wp:effectExtent t="0" r="0" b="0" l="0"/>
+            <wp:docPr id="1" name="term-nvm-lts.png" descr="Установка LTS-версии Node.js и проверка версий" title="Установка LTS-версии Node.js и проверка версий"/>
+            <wp:cNvGraphicFramePr>
+              <a:graphicFrameLocks xmlns:a="http://schemas.openxmlformats.org/drawingml/2006/main" noChangeAspect="1"/>
+            </wp:cNvGraphicFramePr>
+            <a:graphic xmlns:a="http://schemas.openxmlformats.org/drawingml/2006/main">
+              <a:graphicData uri="http://schemas.openxmlformats.org/drawingml/2006/picture">
+                <pic:pic xmlns:pic="http://schemas.openxmlformats.org/drawingml/2006/picture">
+                  <pic:nvPicPr>
+                    <pic:cNvPr id="0" name="" descr=""/>
+                    <pic:cNvPicPr>
+                      <a:picLocks noChangeAspect="1" noChangeArrowheads="1"/>
+                    </pic:cNvPicPr>
+                  </pic:nvPicPr>
+                  <pic:blipFill>
+                    <a:blip r:embed="rId26" cstate="none"/>
+                    <a:srcRect/>
+                    <a:stretch>
+                      <a:fillRect/>
+                    </a:stretch>
+                  </pic:blipFill>
+                  <pic:spPr bwMode="auto">
+                    <a:xfrm>
+                      <a:off x="0" y="0"/>
+                      <a:ext cx="5943600" cy="2352675"/>
+                    </a:xfrm>
+                    <a:prstGeom prst="rect">
+                      <a:avLst/>
+                    </a:prstGeom>
+                  </pic:spPr>
+                </pic:pic>
+              </a:graphicData>
+            </a:graphic>
+          </wp:inline>
+        </w:drawing>
+      </w:r>
+    </w:p>
+    <w:p>
+      <w:pPr>
+        <w:spacing w:after="200"/>
+        <w:jc w:val="center"/>
+      </w:pPr>
+      <w:r>
+        <w:rPr>
+          <w:sz w:val="24"/>
+          <w:szCs w:val="24"/>
+        </w:rPr>
+        <w:t xml:space="preserve">Рисунок 18 – Установка LTS-версии Node.js и проверка версий</w:t>
+      </w:r>
+    </w:p>
+    <w:p>
+      <w:pPr>
+        <w:pStyle w:val="Heading2"/>
+      </w:pPr>
+      <w:r>
+        <w:t xml:space="preserve">3.2. Создание проекта Vue с помощью Vite</w:t>
+      </w:r>
+    </w:p>
     <w:p>
       <w:pPr>
         <w:spacing w:after="0" w:line="360"/>
@@ -4049,156 +3953,279 @@
         <w:jc w:val="both"/>
       </w:pPr>
       <w:r>
-        <w:t xml:space="preserve">Сгенерированные демо-файлы (HelloWorld.vue, TheWelcome.vue, WelcomeItem.vue, icons/, HomeView.vue, AboutView.vue, stores/counter.js) просмотрены и удалены. Список установленных пакетов (npm list --depth=0):</w:t>
-      </w:r>
-    </w:p>
-    <w:tbl>
-      <w:tblPr>
-        <w:tblW w:type="dxa" w:w="9638"/>
-        <w:tblBorders>
-          <w:top w:val="single" w:color="auto" w:sz="4"/>
-          <w:left w:val="single" w:color="auto" w:sz="4"/>
-          <w:bottom w:val="single" w:color="auto" w:sz="4"/>
-          <w:right w:val="single" w:color="auto" w:sz="4"/>
-          <w:insideH w:val="single" w:color="auto" w:sz="4"/>
-          <w:insideV w:val="single" w:color="auto" w:sz="4"/>
-        </w:tblBorders>
-      </w:tblPr>
-      <w:tblGrid>
-        <w:gridCol w:w="9638"/>
-      </w:tblGrid>
-      <w:tr>
-        <w:tc>
-          <w:tcPr>
-            <w:tcW w:type="dxa" w:w="9638"/>
-            <w:shd w:fill="F3F4F6" w:color="auto" w:val="clear"/>
-            <w:tcMar>
-              <w:top w:type="dxa" w:w="100"/>
-              <w:left w:type="dxa" w:w="160"/>
-              <w:bottom w:type="dxa" w:w="100"/>
-              <w:right w:type="dxa" w:w="160"/>
-            </w:tcMar>
-          </w:tcPr>
-          <w:p>
-            <w:pPr>
-              <w:spacing w:line="240"/>
-            </w:pPr>
-            <w:r>
-              <w:rPr>
-                <w:rFonts w:ascii="Courier New" w:cs="Courier New" w:eastAsia="Courier New" w:hAnsi="Courier New"/>
-                <w:sz w:val="18"/>
-                <w:szCs w:val="18"/>
-              </w:rPr>
-              <w:t xml:space="preserve">meters-admin@0.0.0 /home/user/web/meters-admin</w:t>
-            </w:r>
-          </w:p>
-          <w:p>
-            <w:pPr>
-              <w:spacing w:line="240"/>
-            </w:pPr>
-            <w:r>
-              <w:rPr>
-                <w:rFonts w:ascii="Courier New" w:cs="Courier New" w:eastAsia="Courier New" w:hAnsi="Courier New"/>
-                <w:sz w:val="18"/>
-                <w:szCs w:val="18"/>
-              </w:rPr>
-              <w:t xml:space="preserve">+-- @vitejs/plugin-vue@6.0.10</w:t>
-            </w:r>
-          </w:p>
-          <w:p>
-            <w:pPr>
-              <w:spacing w:line="240"/>
-            </w:pPr>
-            <w:r>
-              <w:rPr>
-                <w:rFonts w:ascii="Courier New" w:cs="Courier New" w:eastAsia="Courier New" w:hAnsi="Courier New"/>
-                <w:sz w:val="18"/>
-                <w:szCs w:val="18"/>
-              </w:rPr>
-              <w:t xml:space="preserve">+-- axios@1.20.0</w:t>
-            </w:r>
-          </w:p>
-          <w:p>
-            <w:pPr>
-              <w:spacing w:line="240"/>
-            </w:pPr>
-            <w:r>
-              <w:rPr>
-                <w:rFonts w:ascii="Courier New" w:cs="Courier New" w:eastAsia="Courier New" w:hAnsi="Courier New"/>
-                <w:sz w:val="18"/>
-                <w:szCs w:val="18"/>
-              </w:rPr>
-              <w:t xml:space="preserve">+-- pinia@4.1.0</w:t>
-            </w:r>
-          </w:p>
-          <w:p>
-            <w:pPr>
-              <w:spacing w:line="240"/>
-            </w:pPr>
-            <w:r>
-              <w:rPr>
-                <w:rFonts w:ascii="Courier New" w:cs="Courier New" w:eastAsia="Courier New" w:hAnsi="Courier New"/>
-                <w:sz w:val="18"/>
-                <w:szCs w:val="18"/>
-              </w:rPr>
-              <w:t xml:space="preserve">+-- prettier@3.9.6</w:t>
-            </w:r>
-          </w:p>
-          <w:p>
-            <w:pPr>
-              <w:spacing w:line="240"/>
-            </w:pPr>
-            <w:r>
-              <w:rPr>
-                <w:rFonts w:ascii="Courier New" w:cs="Courier New" w:eastAsia="Courier New" w:hAnsi="Courier New"/>
-                <w:sz w:val="18"/>
-                <w:szCs w:val="18"/>
-              </w:rPr>
-              <w:t xml:space="preserve">+-- vite-plugin-vue-devtools@8.2.1</w:t>
-            </w:r>
-          </w:p>
-          <w:p>
-            <w:pPr>
-              <w:spacing w:line="240"/>
-            </w:pPr>
-            <w:r>
-              <w:rPr>
-                <w:rFonts w:ascii="Courier New" w:cs="Courier New" w:eastAsia="Courier New" w:hAnsi="Courier New"/>
-                <w:sz w:val="18"/>
-                <w:szCs w:val="18"/>
-              </w:rPr>
-              <w:t xml:space="preserve">+-- vite@8.3.4</w:t>
-            </w:r>
-          </w:p>
-          <w:p>
-            <w:pPr>
-              <w:spacing w:line="240"/>
-            </w:pPr>
-            <w:r>
-              <w:rPr>
-                <w:rFonts w:ascii="Courier New" w:cs="Courier New" w:eastAsia="Courier New" w:hAnsi="Courier New"/>
-                <w:sz w:val="18"/>
-                <w:szCs w:val="18"/>
-              </w:rPr>
-              <w:t xml:space="preserve">+-- vue-router@5.4.0</w:t>
-            </w:r>
-          </w:p>
-          <w:p>
-            <w:pPr>
-              <w:spacing w:line="240"/>
-            </w:pPr>
-            <w:r>
-              <w:rPr>
-                <w:rFonts w:ascii="Courier New" w:cs="Courier New" w:eastAsia="Courier New" w:hAnsi="Courier New"/>
-                <w:sz w:val="18"/>
-                <w:szCs w:val="18"/>
-              </w:rPr>
-              <w:t xml:space="preserve">`-- vue@3.5.44</w:t>
-            </w:r>
-          </w:p>
-        </w:tc>
-      </w:tr>
-    </w:tbl>
+        <w:t xml:space="preserve">Проект создан официальным генератором create-vue (версия 3.24.0). В нём выбраны компоненты Router, Pinia и Prettier, TypeScript не используется (рисунок 19).</w:t>
+      </w:r>
+    </w:p>
+    <w:p>
+      <w:pPr>
+        <w:keepNext/>
+        <w:spacing w:before="120"/>
+        <w:jc w:val="center"/>
+      </w:pPr>
+      <w:r>
+        <w:drawing>
+          <wp:inline distT="0" distB="0" distL="0" distR="0">
+            <wp:extent cx="5943600" cy="2828925"/>
+            <wp:effectExtent t="0" r="0" b="0" l="0"/>
+            <wp:docPr id="1" name="term-create-vue.png" descr="Создание проекта генератором create-vue" title="Создание проекта генератором create-vue"/>
+            <wp:cNvGraphicFramePr>
+              <a:graphicFrameLocks xmlns:a="http://schemas.openxmlformats.org/drawingml/2006/main" noChangeAspect="1"/>
+            </wp:cNvGraphicFramePr>
+            <a:graphic xmlns:a="http://schemas.openxmlformats.org/drawingml/2006/main">
+              <a:graphicData uri="http://schemas.openxmlformats.org/drawingml/2006/picture">
+                <pic:pic xmlns:pic="http://schemas.openxmlformats.org/drawingml/2006/picture">
+                  <pic:nvPicPr>
+                    <pic:cNvPr id="0" name="" descr=""/>
+                    <pic:cNvPicPr>
+                      <a:picLocks noChangeAspect="1" noChangeArrowheads="1"/>
+                    </pic:cNvPicPr>
+                  </pic:nvPicPr>
+                  <pic:blipFill>
+                    <a:blip r:embed="rId27" cstate="none"/>
+                    <a:srcRect/>
+                    <a:stretch>
+                      <a:fillRect/>
+                    </a:stretch>
+                  </pic:blipFill>
+                  <pic:spPr bwMode="auto">
+                    <a:xfrm>
+                      <a:off x="0" y="0"/>
+                      <a:ext cx="5943600" cy="2828925"/>
+                    </a:xfrm>
+                    <a:prstGeom prst="rect">
+                      <a:avLst/>
+                    </a:prstGeom>
+                  </pic:spPr>
+                </pic:pic>
+              </a:graphicData>
+            </a:graphic>
+          </wp:inline>
+        </w:drawing>
+      </w:r>
+    </w:p>
+    <w:p>
+      <w:pPr>
+        <w:spacing w:after="200"/>
+        <w:jc w:val="center"/>
+      </w:pPr>
+      <w:r>
+        <w:rPr>
+          <w:sz w:val="24"/>
+          <w:szCs w:val="24"/>
+        </w:rPr>
+        <w:t xml:space="preserve">Рисунок 19 – Создание проекта генератором create-vue</w:t>
+      </w:r>
+    </w:p>
+    <w:p>
+      <w:pPr>
+        <w:spacing w:after="0" w:line="360"/>
+        <w:ind w:firstLine="709"/>
+        <w:jc w:val="both"/>
+      </w:pPr>
+      <w:r>
+        <w:t xml:space="preserve">Структура сгенерированного проекта показана на рисунке 20.</w:t>
+      </w:r>
+    </w:p>
+    <w:p>
+      <w:pPr>
+        <w:keepNext/>
+        <w:spacing w:before="120"/>
+        <w:jc w:val="center"/>
+      </w:pPr>
+      <w:r>
+        <w:drawing>
+          <wp:inline distT="0" distB="0" distL="0" distR="0">
+            <wp:extent cx="5943600" cy="4781550"/>
+            <wp:effectExtent t="0" r="0" b="0" l="0"/>
+            <wp:docPr id="1" name="term-tree-fresh.png" descr="Файловая структура нового проекта" title="Файловая структура нового проекта"/>
+            <wp:cNvGraphicFramePr>
+              <a:graphicFrameLocks xmlns:a="http://schemas.openxmlformats.org/drawingml/2006/main" noChangeAspect="1"/>
+            </wp:cNvGraphicFramePr>
+            <a:graphic xmlns:a="http://schemas.openxmlformats.org/drawingml/2006/main">
+              <a:graphicData uri="http://schemas.openxmlformats.org/drawingml/2006/picture">
+                <pic:pic xmlns:pic="http://schemas.openxmlformats.org/drawingml/2006/picture">
+                  <pic:nvPicPr>
+                    <pic:cNvPr id="0" name="" descr=""/>
+                    <pic:cNvPicPr>
+                      <a:picLocks noChangeAspect="1" noChangeArrowheads="1"/>
+                    </pic:cNvPicPr>
+                  </pic:nvPicPr>
+                  <pic:blipFill>
+                    <a:blip r:embed="rId28" cstate="none"/>
+                    <a:srcRect/>
+                    <a:stretch>
+                      <a:fillRect/>
+                    </a:stretch>
+                  </pic:blipFill>
+                  <pic:spPr bwMode="auto">
+                    <a:xfrm>
+                      <a:off x="0" y="0"/>
+                      <a:ext cx="5943600" cy="4781550"/>
+                    </a:xfrm>
+                    <a:prstGeom prst="rect">
+                      <a:avLst/>
+                    </a:prstGeom>
+                  </pic:spPr>
+                </pic:pic>
+              </a:graphicData>
+            </a:graphic>
+          </wp:inline>
+        </w:drawing>
+      </w:r>
+    </w:p>
+    <w:p>
+      <w:pPr>
+        <w:spacing w:after="200"/>
+        <w:jc w:val="center"/>
+      </w:pPr>
+      <w:r>
+        <w:rPr>
+          <w:sz w:val="24"/>
+          <w:szCs w:val="24"/>
+        </w:rPr>
+        <w:t xml:space="preserve">Рисунок 20 – Файловая структура нового проекта</w:t>
+      </w:r>
+    </w:p>
+    <w:p>
+      <w:pPr>
+        <w:spacing w:after="0" w:line="360"/>
+        <w:ind w:firstLine="709"/>
+        <w:jc w:val="both"/>
+      </w:pPr>
+      <w:r>
+        <w:t xml:space="preserve">После этого устанавливаются зависимости проекта и HTTP-клиент Axios (рисунок 21).</w:t>
+      </w:r>
+    </w:p>
+    <w:p>
+      <w:pPr>
+        <w:keepNext/>
+        <w:spacing w:before="120"/>
+        <w:jc w:val="center"/>
+      </w:pPr>
+      <w:r>
+        <w:drawing>
+          <wp:inline distT="0" distB="0" distL="0" distR="0">
+            <wp:extent cx="5943600" cy="2352675"/>
+            <wp:effectExtent t="0" r="0" b="0" l="0"/>
+            <wp:docPr id="1" name="term-npm-install.png" descr="Установка зависимостей и Axios" title="Установка зависимостей и Axios"/>
+            <wp:cNvGraphicFramePr>
+              <a:graphicFrameLocks xmlns:a="http://schemas.openxmlformats.org/drawingml/2006/main" noChangeAspect="1"/>
+            </wp:cNvGraphicFramePr>
+            <a:graphic xmlns:a="http://schemas.openxmlformats.org/drawingml/2006/main">
+              <a:graphicData uri="http://schemas.openxmlformats.org/drawingml/2006/picture">
+                <pic:pic xmlns:pic="http://schemas.openxmlformats.org/drawingml/2006/picture">
+                  <pic:nvPicPr>
+                    <pic:cNvPr id="0" name="" descr=""/>
+                    <pic:cNvPicPr>
+                      <a:picLocks noChangeAspect="1" noChangeArrowheads="1"/>
+                    </pic:cNvPicPr>
+                  </pic:nvPicPr>
+                  <pic:blipFill>
+                    <a:blip r:embed="rId29" cstate="none"/>
+                    <a:srcRect/>
+                    <a:stretch>
+                      <a:fillRect/>
+                    </a:stretch>
+                  </pic:blipFill>
+                  <pic:spPr bwMode="auto">
+                    <a:xfrm>
+                      <a:off x="0" y="0"/>
+                      <a:ext cx="5943600" cy="2352675"/>
+                    </a:xfrm>
+                    <a:prstGeom prst="rect">
+                      <a:avLst/>
+                    </a:prstGeom>
+                  </pic:spPr>
+                </pic:pic>
+              </a:graphicData>
+            </a:graphic>
+          </wp:inline>
+        </w:drawing>
+      </w:r>
+    </w:p>
+    <w:p>
+      <w:pPr>
+        <w:spacing w:after="200"/>
+        <w:jc w:val="center"/>
+      </w:pPr>
+      <w:r>
+        <w:rPr>
+          <w:sz w:val="24"/>
+          <w:szCs w:val="24"/>
+        </w:rPr>
+        <w:t xml:space="preserve">Рисунок 21 – Установка зависимостей и Axios</w:t>
+      </w:r>
+    </w:p>
+    <w:p>
+      <w:pPr>
+        <w:spacing w:after="0" w:line="360"/>
+        <w:ind w:firstLine="709"/>
+        <w:jc w:val="both"/>
+      </w:pPr>
+      <w:r>
+        <w:t xml:space="preserve">Сгенерированные демо-файлы (HelloWorld.vue, TheWelcome.vue, WelcomeItem.vue, icons/, HomeView.vue, AboutView.vue, stores/counter.js) просмотрены и удалены. Список установленных пакетов приведён на рисунке 22.</w:t>
+      </w:r>
+    </w:p>
+    <w:p>
+      <w:pPr>
+        <w:keepNext/>
+        <w:spacing w:before="120"/>
+        <w:jc w:val="center"/>
+      </w:pPr>
+      <w:r>
+        <w:drawing>
+          <wp:inline distT="0" distB="0" distL="0" distR="0">
+            <wp:extent cx="5943600" cy="1743075"/>
+            <wp:effectExtent t="0" r="0" b="0" l="0"/>
+            <wp:docPr id="1" name="term-npm-list.png" descr="Список установленных пакетов (npm list --depth=0)" title="Список установленных пакетов (npm list --depth=0)"/>
+            <wp:cNvGraphicFramePr>
+              <a:graphicFrameLocks xmlns:a="http://schemas.openxmlformats.org/drawingml/2006/main" noChangeAspect="1"/>
+            </wp:cNvGraphicFramePr>
+            <a:graphic xmlns:a="http://schemas.openxmlformats.org/drawingml/2006/main">
+              <a:graphicData uri="http://schemas.openxmlformats.org/drawingml/2006/picture">
+                <pic:pic xmlns:pic="http://schemas.openxmlformats.org/drawingml/2006/picture">
+                  <pic:nvPicPr>
+                    <pic:cNvPr id="0" name="" descr=""/>
+                    <pic:cNvPicPr>
+                      <a:picLocks noChangeAspect="1" noChangeArrowheads="1"/>
+                    </pic:cNvPicPr>
+                  </pic:nvPicPr>
+                  <pic:blipFill>
+                    <a:blip r:embed="rId30" cstate="none"/>
+                    <a:srcRect/>
+                    <a:stretch>
+                      <a:fillRect/>
+                    </a:stretch>
+                  </pic:blipFill>
+                  <pic:spPr bwMode="auto">
+                    <a:xfrm>
+                      <a:off x="0" y="0"/>
+                      <a:ext cx="5943600" cy="1743075"/>
+                    </a:xfrm>
+                    <a:prstGeom prst="rect">
+                      <a:avLst/>
+                    </a:prstGeom>
+                  </pic:spPr>
+                </pic:pic>
+              </a:graphicData>
+            </a:graphic>
+          </wp:inline>
+        </w:drawing>
+      </w:r>
+    </w:p>
+    <w:p>
+      <w:pPr>
+        <w:spacing w:after="200"/>
+        <w:jc w:val="center"/>
+      </w:pPr>
+      <w:r>
+        <w:rPr>
+          <w:sz w:val="24"/>
+          <w:szCs w:val="24"/>
+        </w:rPr>
+        <w:t xml:space="preserve">Рисунок 22 – Список установленных пакетов (npm list --depth=0)</w:t>
+      </w:r>
+    </w:p>
     <w:p>
       <w:pPr>
         <w:keepNext/>
@@ -4939,351 +4966,69 @@
         <w:jc w:val="both"/>
       </w:pPr>
       <w:r>
-        <w:t xml:space="preserve">Недостающие каталоги и файлы созданы вручную. Итоговая структура проекта:</w:t>
-      </w:r>
-    </w:p>
-    <w:tbl>
-      <w:tblPr>
-        <w:tblW w:type="dxa" w:w="9638"/>
-        <w:tblBorders>
-          <w:top w:val="single" w:color="auto" w:sz="4"/>
-          <w:left w:val="single" w:color="auto" w:sz="4"/>
-          <w:bottom w:val="single" w:color="auto" w:sz="4"/>
-          <w:right w:val="single" w:color="auto" w:sz="4"/>
-          <w:insideH w:val="single" w:color="auto" w:sz="4"/>
-          <w:insideV w:val="single" w:color="auto" w:sz="4"/>
-        </w:tblBorders>
-      </w:tblPr>
-      <w:tblGrid>
-        <w:gridCol w:w="9638"/>
-      </w:tblGrid>
-      <w:tr>
-        <w:tc>
-          <w:tcPr>
-            <w:tcW w:type="dxa" w:w="9638"/>
-            <w:shd w:fill="F3F4F6" w:color="auto" w:val="clear"/>
-            <w:tcMar>
-              <w:top w:type="dxa" w:w="100"/>
-              <w:left w:type="dxa" w:w="160"/>
-              <w:bottom w:type="dxa" w:w="100"/>
-              <w:right w:type="dxa" w:w="160"/>
-            </w:tcMar>
-          </w:tcPr>
-          <w:p>
-            <w:pPr>
-              <w:spacing w:line="240"/>
-            </w:pPr>
-            <w:r>
-              <w:rPr>
-                <w:rFonts w:ascii="Courier New" w:cs="Courier New" w:eastAsia="Courier New" w:hAnsi="Courier New"/>
-                <w:sz w:val="18"/>
-                <w:szCs w:val="18"/>
-              </w:rPr>
-              <w:t xml:space="preserve">meters-admin/</w:t>
-            </w:r>
-          </w:p>
-          <w:p>
-            <w:pPr>
-              <w:spacing w:line="240"/>
-            </w:pPr>
-            <w:r>
-              <w:rPr>
-                <w:rFonts w:ascii="Courier New" w:cs="Courier New" w:eastAsia="Courier New" w:hAnsi="Courier New"/>
-                <w:sz w:val="18"/>
-                <w:szCs w:val="18"/>
-              </w:rPr>
-              <w:t xml:space="preserve">├── docs/                      # ТЗ, lo-fi и hi-fi прототипы, скриншоты</w:t>
-            </w:r>
-          </w:p>
-          <w:p>
-            <w:pPr>
-              <w:spacing w:line="240"/>
-            </w:pPr>
-            <w:r>
-              <w:rPr>
-                <w:rFonts w:ascii="Courier New" w:cs="Courier New" w:eastAsia="Courier New" w:hAnsi="Courier New"/>
-                <w:sz w:val="18"/>
-                <w:szCs w:val="18"/>
-              </w:rPr>
-              <w:t xml:space="preserve">├── public/                    # favicon.ico, logo.png</w:t>
-            </w:r>
-          </w:p>
-          <w:p>
-            <w:pPr>
-              <w:spacing w:line="240"/>
-            </w:pPr>
-            <w:r>
-              <w:rPr>
-                <w:rFonts w:ascii="Courier New" w:cs="Courier New" w:eastAsia="Courier New" w:hAnsi="Courier New"/>
-                <w:sz w:val="18"/>
-                <w:szCs w:val="18"/>
-              </w:rPr>
-              <w:t xml:space="preserve">├── src/</w:t>
-            </w:r>
-          </w:p>
-          <w:p>
-            <w:pPr>
-              <w:spacing w:line="240"/>
-            </w:pPr>
-            <w:r>
-              <w:rPr>
-                <w:rFonts w:ascii="Courier New" w:cs="Courier New" w:eastAsia="Courier New" w:hAnsi="Courier New"/>
-                <w:sz w:val="18"/>
-                <w:szCs w:val="18"/>
-              </w:rPr>
-              <w:t xml:space="preserve">│   ├── assets/main.css        # дизайн-система</w:t>
-            </w:r>
-          </w:p>
-          <w:p>
-            <w:pPr>
-              <w:spacing w:line="240"/>
-            </w:pPr>
-            <w:r>
-              <w:rPr>
-                <w:rFonts w:ascii="Courier New" w:cs="Courier New" w:eastAsia="Courier New" w:hAnsi="Courier New"/>
-                <w:sz w:val="18"/>
-                <w:szCs w:val="18"/>
-              </w:rPr>
-              <w:t xml:space="preserve">│   ├── components/            # AppSidebar, AppTopbar, StatCard, ActivityChart,</w:t>
-            </w:r>
-          </w:p>
-          <w:p>
-            <w:pPr>
-              <w:spacing w:line="240"/>
-            </w:pPr>
-            <w:r>
-              <w:rPr>
-                <w:rFonts w:ascii="Courier New" w:cs="Courier New" w:eastAsia="Courier New" w:hAnsi="Courier New"/>
-                <w:sz w:val="18"/>
-                <w:szCs w:val="18"/>
-              </w:rPr>
-              <w:t xml:space="preserve">│   │                          # BaseModal, StatusBadge, ResourceBadge</w:t>
-            </w:r>
-          </w:p>
-          <w:p>
-            <w:pPr>
-              <w:spacing w:line="240"/>
-            </w:pPr>
-            <w:r>
-              <w:rPr>
-                <w:rFonts w:ascii="Courier New" w:cs="Courier New" w:eastAsia="Courier New" w:hAnsi="Courier New"/>
-                <w:sz w:val="18"/>
-                <w:szCs w:val="18"/>
-              </w:rPr>
-              <w:t xml:space="preserve">│   ├── layouts/AdminLayout.vue</w:t>
-            </w:r>
-          </w:p>
-          <w:p>
-            <w:pPr>
-              <w:spacing w:line="240"/>
-            </w:pPr>
-            <w:r>
-              <w:rPr>
-                <w:rFonts w:ascii="Courier New" w:cs="Courier New" w:eastAsia="Courier New" w:hAnsi="Courier New"/>
-                <w:sz w:val="18"/>
-                <w:szCs w:val="18"/>
-              </w:rPr>
-              <w:t xml:space="preserve">│   ├── mocks/db.js            # демонстрационные данные</w:t>
-            </w:r>
-          </w:p>
-          <w:p>
-            <w:pPr>
-              <w:spacing w:line="240"/>
-            </w:pPr>
-            <w:r>
-              <w:rPr>
-                <w:rFonts w:ascii="Courier New" w:cs="Courier New" w:eastAsia="Courier New" w:hAnsi="Courier New"/>
-                <w:sz w:val="18"/>
-                <w:szCs w:val="18"/>
-              </w:rPr>
-              <w:t xml:space="preserve">│   ├── router/index.js</w:t>
-            </w:r>
-          </w:p>
-          <w:p>
-            <w:pPr>
-              <w:spacing w:line="240"/>
-            </w:pPr>
-            <w:r>
-              <w:rPr>
-                <w:rFonts w:ascii="Courier New" w:cs="Courier New" w:eastAsia="Courier New" w:hAnsi="Courier New"/>
-                <w:sz w:val="18"/>
-                <w:szCs w:val="18"/>
-              </w:rPr>
-              <w:t xml:space="preserve">│   ├── services/</w:t>
-            </w:r>
-          </w:p>
-          <w:p>
-            <w:pPr>
-              <w:spacing w:line="240"/>
-            </w:pPr>
-            <w:r>
-              <w:rPr>
-                <w:rFonts w:ascii="Courier New" w:cs="Courier New" w:eastAsia="Courier New" w:hAnsi="Courier New"/>
-                <w:sz w:val="18"/>
-                <w:szCs w:val="18"/>
-              </w:rPr>
-              <w:t xml:space="preserve">│   │   ├── api.js             # экземпляр Axios</w:t>
-            </w:r>
-          </w:p>
-          <w:p>
-            <w:pPr>
-              <w:spacing w:line="240"/>
-            </w:pPr>
-            <w:r>
-              <w:rPr>
-                <w:rFonts w:ascii="Courier New" w:cs="Courier New" w:eastAsia="Courier New" w:hAnsi="Courier New"/>
-                <w:sz w:val="18"/>
-                <w:szCs w:val="18"/>
-              </w:rPr>
-              <w:t xml:space="preserve">│   │   └── mockAdapter.js     # имитация REST API</w:t>
-            </w:r>
-          </w:p>
-          <w:p>
-            <w:pPr>
-              <w:spacing w:line="240"/>
-            </w:pPr>
-            <w:r>
-              <w:rPr>
-                <w:rFonts w:ascii="Courier New" w:cs="Courier New" w:eastAsia="Courier New" w:hAnsi="Courier New"/>
-                <w:sz w:val="18"/>
-                <w:szCs w:val="18"/>
-              </w:rPr>
-              <w:t xml:space="preserve">│   ├── stores/                # auth, dashboard, createCrudStore, readings,</w:t>
-            </w:r>
-          </w:p>
-          <w:p>
-            <w:pPr>
-              <w:spacing w:line="240"/>
-            </w:pPr>
-            <w:r>
-              <w:rPr>
-                <w:rFonts w:ascii="Courier New" w:cs="Courier New" w:eastAsia="Courier New" w:hAnsi="Courier New"/>
-                <w:sz w:val="18"/>
-                <w:szCs w:val="18"/>
-              </w:rPr>
-              <w:t xml:space="preserve">│   │                          # meters, users, tariffs, receipts</w:t>
-            </w:r>
-          </w:p>
-          <w:p>
-            <w:pPr>
-              <w:spacing w:line="240"/>
-            </w:pPr>
-            <w:r>
-              <w:rPr>
-                <w:rFonts w:ascii="Courier New" w:cs="Courier New" w:eastAsia="Courier New" w:hAnsi="Courier New"/>
-                <w:sz w:val="18"/>
-                <w:szCs w:val="18"/>
-              </w:rPr>
-              <w:t xml:space="preserve">│   ├── utils/format.js        # справочники статусов, форматирование</w:t>
-            </w:r>
-          </w:p>
-          <w:p>
-            <w:pPr>
-              <w:spacing w:line="240"/>
-            </w:pPr>
-            <w:r>
-              <w:rPr>
-                <w:rFonts w:ascii="Courier New" w:cs="Courier New" w:eastAsia="Courier New" w:hAnsi="Courier New"/>
-                <w:sz w:val="18"/>
-                <w:szCs w:val="18"/>
-              </w:rPr>
-              <w:t xml:space="preserve">│   ├── views/                 # Dashboard, ReadingsList, ReadingForm, MetersList,</w:t>
-            </w:r>
-          </w:p>
-          <w:p>
-            <w:pPr>
-              <w:spacing w:line="240"/>
-            </w:pPr>
-            <w:r>
-              <w:rPr>
-                <w:rFonts w:ascii="Courier New" w:cs="Courier New" w:eastAsia="Courier New" w:hAnsi="Courier New"/>
-                <w:sz w:val="18"/>
-                <w:szCs w:val="18"/>
-              </w:rPr>
-              <w:t xml:space="preserve">│   │                          # UsersList, TariffsList, ReceiptsList, Login, NotFound</w:t>
-            </w:r>
-          </w:p>
-          <w:p>
-            <w:pPr>
-              <w:spacing w:line="240"/>
-            </w:pPr>
-            <w:r>
-              <w:rPr>
-                <w:rFonts w:ascii="Courier New" w:cs="Courier New" w:eastAsia="Courier New" w:hAnsi="Courier New"/>
-                <w:sz w:val="18"/>
-                <w:szCs w:val="18"/>
-              </w:rPr>
-              <w:t xml:space="preserve">│   ├── App.vue</w:t>
-            </w:r>
-          </w:p>
-          <w:p>
-            <w:pPr>
-              <w:spacing w:line="240"/>
-            </w:pPr>
-            <w:r>
-              <w:rPr>
-                <w:rFonts w:ascii="Courier New" w:cs="Courier New" w:eastAsia="Courier New" w:hAnsi="Courier New"/>
-                <w:sz w:val="18"/>
-                <w:szCs w:val="18"/>
-              </w:rPr>
-              <w:t xml:space="preserve">│   └── main.js</w:t>
-            </w:r>
-          </w:p>
-          <w:p>
-            <w:pPr>
-              <w:spacing w:line="240"/>
-            </w:pPr>
-            <w:r>
-              <w:rPr>
-                <w:rFonts w:ascii="Courier New" w:cs="Courier New" w:eastAsia="Courier New" w:hAnsi="Courier New"/>
-                <w:sz w:val="18"/>
-                <w:szCs w:val="18"/>
-              </w:rPr>
-              <w:t xml:space="preserve">├── .env, .env.example</w:t>
-            </w:r>
-          </w:p>
-          <w:p>
-            <w:pPr>
-              <w:spacing w:line="240"/>
-            </w:pPr>
-            <w:r>
-              <w:rPr>
-                <w:rFonts w:ascii="Courier New" w:cs="Courier New" w:eastAsia="Courier New" w:hAnsi="Courier New"/>
-                <w:sz w:val="18"/>
-                <w:szCs w:val="18"/>
-              </w:rPr>
-              <w:t xml:space="preserve">├── index.html</w:t>
-            </w:r>
-          </w:p>
-          <w:p>
-            <w:pPr>
-              <w:spacing w:line="240"/>
-            </w:pPr>
-            <w:r>
-              <w:rPr>
-                <w:rFonts w:ascii="Courier New" w:cs="Courier New" w:eastAsia="Courier New" w:hAnsi="Courier New"/>
-                <w:sz w:val="18"/>
-                <w:szCs w:val="18"/>
-              </w:rPr>
-              <w:t xml:space="preserve">├── package.json</w:t>
-            </w:r>
-          </w:p>
-          <w:p>
-            <w:pPr>
-              <w:spacing w:line="240"/>
-            </w:pPr>
-            <w:r>
-              <w:rPr>
-                <w:rFonts w:ascii="Courier New" w:cs="Courier New" w:eastAsia="Courier New" w:hAnsi="Courier New"/>
-                <w:sz w:val="18"/>
-                <w:szCs w:val="18"/>
-              </w:rPr>
-              <w:t xml:space="preserve">└── vite.config.js</w:t>
-            </w:r>
-          </w:p>
-        </w:tc>
-      </w:tr>
-    </w:tbl>
+        <w:t xml:space="preserve">Недостающие каталоги и файлы созданы вручную. Итоговая структура проекта (без node_modules и документации) показана на рисунке 23.</w:t>
+      </w:r>
+    </w:p>
+    <w:p>
+      <w:pPr>
+        <w:keepNext/>
+        <w:spacing w:before="120"/>
+        <w:jc w:val="center"/>
+      </w:pPr>
+      <w:r>
+        <w:drawing>
+          <wp:inline distT="0" distB="0" distL="0" distR="0">
+            <wp:extent cx="5943600" cy="7829550"/>
+            <wp:effectExtent t="0" r="0" b="0" l="0"/>
+            <wp:docPr id="1" name="term-tree-final.png" descr="Итоговая структура проекта meters-admin" title="Итоговая структура проекта meters-admin"/>
+            <wp:cNvGraphicFramePr>
+              <a:graphicFrameLocks xmlns:a="http://schemas.openxmlformats.org/drawingml/2006/main" noChangeAspect="1"/>
+            </wp:cNvGraphicFramePr>
+            <a:graphic xmlns:a="http://schemas.openxmlformats.org/drawingml/2006/main">
+              <a:graphicData uri="http://schemas.openxmlformats.org/drawingml/2006/picture">
+                <pic:pic xmlns:pic="http://schemas.openxmlformats.org/drawingml/2006/picture">
+                  <pic:nvPicPr>
+                    <pic:cNvPr id="0" name="" descr=""/>
+                    <pic:cNvPicPr>
+                      <a:picLocks noChangeAspect="1" noChangeArrowheads="1"/>
+                    </pic:cNvPicPr>
+                  </pic:nvPicPr>
+                  <pic:blipFill>
+                    <a:blip r:embed="rId31" cstate="none"/>
+                    <a:srcRect/>
+                    <a:stretch>
+                      <a:fillRect/>
+                    </a:stretch>
+                  </pic:blipFill>
+                  <pic:spPr bwMode="auto">
+                    <a:xfrm>
+                      <a:off x="0" y="0"/>
+                      <a:ext cx="5943600" cy="7829550"/>
+                    </a:xfrm>
+                    <a:prstGeom prst="rect">
+                      <a:avLst/>
+                    </a:prstGeom>
+                  </pic:spPr>
+                </pic:pic>
+              </a:graphicData>
+            </a:graphic>
+          </wp:inline>
+        </w:drawing>
+      </w:r>
+    </w:p>
+    <w:p>
+      <w:pPr>
+        <w:spacing w:after="200"/>
+        <w:jc w:val="center"/>
+      </w:pPr>
+      <w:r>
+        <w:rPr>
+          <w:sz w:val="24"/>
+          <w:szCs w:val="24"/>
+        </w:rPr>
+        <w:t xml:space="preserve">Рисунок 23 – Итоговая структура проекта meters-admin</w:t>
+      </w:r>
+    </w:p>
     <w:p>
       <w:pPr>
         <w:pStyle w:val="Heading2"/>
@@ -5299,143 +5044,69 @@
         <w:jc w:val="both"/>
       </w:pPr>
       <w:r>
-        <w:t xml:space="preserve">Параметры подключения к API вынесены в файл .env. Переменные, доступные клиентскому приложению, начинаются с префикса VITE_:</w:t>
-      </w:r>
-    </w:p>
-    <w:tbl>
-      <w:tblPr>
-        <w:tblW w:type="dxa" w:w="9638"/>
-        <w:tblBorders>
-          <w:top w:val="single" w:color="auto" w:sz="4"/>
-          <w:left w:val="single" w:color="auto" w:sz="4"/>
-          <w:bottom w:val="single" w:color="auto" w:sz="4"/>
-          <w:right w:val="single" w:color="auto" w:sz="4"/>
-          <w:insideH w:val="single" w:color="auto" w:sz="4"/>
-          <w:insideV w:val="single" w:color="auto" w:sz="4"/>
-        </w:tblBorders>
-      </w:tblPr>
-      <w:tblGrid>
-        <w:gridCol w:w="9638"/>
-      </w:tblGrid>
-      <w:tr>
-        <w:tc>
-          <w:tcPr>
-            <w:tcW w:type="dxa" w:w="9638"/>
-            <w:shd w:fill="F3F4F6" w:color="auto" w:val="clear"/>
-            <w:tcMar>
-              <w:top w:type="dxa" w:w="100"/>
-              <w:left w:type="dxa" w:w="160"/>
-              <w:bottom w:type="dxa" w:w="100"/>
-              <w:right w:type="dxa" w:w="160"/>
-            </w:tcMar>
-          </w:tcPr>
-          <w:p>
-            <w:pPr>
-              <w:spacing w:line="240"/>
-            </w:pPr>
-            <w:r>
-              <w:rPr>
-                <w:rFonts w:ascii="Courier New" w:cs="Courier New" w:eastAsia="Courier New" w:hAnsi="Courier New"/>
-                <w:sz w:val="18"/>
-                <w:szCs w:val="18"/>
-              </w:rPr>
-              <w:t xml:space="preserve"># Базовый URL API. Относительный путь /api обслуживается прокси Vite (см. vite.config.js)</w:t>
-            </w:r>
-          </w:p>
-          <w:p>
-            <w:pPr>
-              <w:spacing w:line="240"/>
-            </w:pPr>
-            <w:r>
-              <w:rPr>
-                <w:rFonts w:ascii="Courier New" w:cs="Courier New" w:eastAsia="Courier New" w:hAnsi="Courier New"/>
-                <w:sz w:val="18"/>
-                <w:szCs w:val="18"/>
-              </w:rPr>
-              <w:t xml:space="preserve">VITE_API_URL=/api</w:t>
-            </w:r>
-          </w:p>
-          <w:p>
-            <w:pPr>
-              <w:spacing w:line="240"/>
-            </w:pPr>
-            <w:r>
-              <w:rPr>
-                <w:rFonts w:ascii="Courier New" w:cs="Courier New" w:eastAsia="Courier New" w:hAnsi="Courier New"/>
-                <w:sz w:val="18"/>
-                <w:szCs w:val="18"/>
-              </w:rPr>
-              <w:t xml:space="preserve"># Адрес бэкенда публичной части сайта, на который проксируются запросы /api</w:t>
-            </w:r>
-          </w:p>
-          <w:p>
-            <w:pPr>
-              <w:spacing w:line="240"/>
-            </w:pPr>
-            <w:r>
-              <w:rPr>
-                <w:rFonts w:ascii="Courier New" w:cs="Courier New" w:eastAsia="Courier New" w:hAnsi="Courier New"/>
-                <w:sz w:val="18"/>
-                <w:szCs w:val="18"/>
-              </w:rPr>
-              <w:t xml:space="preserve">VITE_PROXY_TARGET=http://meters.local</w:t>
-            </w:r>
-          </w:p>
-          <w:p>
-            <w:pPr>
-              <w:spacing w:line="240"/>
-            </w:pPr>
-            <w:r>
-              <w:rPr>
-                <w:rFonts w:ascii="Courier New" w:cs="Courier New" w:eastAsia="Courier New" w:hAnsi="Courier New"/>
-                <w:sz w:val="18"/>
-                <w:szCs w:val="18"/>
-              </w:rPr>
-              <w:t xml:space="preserve"># true — запросы обслуживает встроенный mock-адаптер (src/services/mockAdapter.js), бэкенд не нужен</w:t>
-            </w:r>
-          </w:p>
-          <w:p>
-            <w:pPr>
-              <w:spacing w:line="240"/>
-            </w:pPr>
-            <w:r>
-              <w:rPr>
-                <w:rFonts w:ascii="Courier New" w:cs="Courier New" w:eastAsia="Courier New" w:hAnsi="Courier New"/>
-                <w:sz w:val="18"/>
-                <w:szCs w:val="18"/>
-              </w:rPr>
-              <w:t xml:space="preserve">VITE_USE_MOCKS=true</w:t>
-            </w:r>
-          </w:p>
-          <w:p>
-            <w:pPr>
-              <w:spacing w:line="240"/>
-            </w:pPr>
-            <w:r>
-              <w:rPr>
-                <w:rFonts w:ascii="Courier New" w:cs="Courier New" w:eastAsia="Courier New" w:hAnsi="Courier New"/>
-                <w:sz w:val="18"/>
-                <w:szCs w:val="18"/>
-              </w:rPr>
-              <w:t xml:space="preserve"># Адрес публичной части сайта (ссылка «Публичный сайт» в меню)</w:t>
-            </w:r>
-          </w:p>
-          <w:p>
-            <w:pPr>
-              <w:spacing w:line="240"/>
-            </w:pPr>
-            <w:r>
-              <w:rPr>
-                <w:rFonts w:ascii="Courier New" w:cs="Courier New" w:eastAsia="Courier New" w:hAnsi="Courier New"/>
-                <w:sz w:val="18"/>
-                <w:szCs w:val="18"/>
-              </w:rPr>
-              <w:t xml:space="preserve">VITE_PUBLIC_URL=http://meters.local/</w:t>
-            </w:r>
-          </w:p>
-        </w:tc>
-      </w:tr>
-    </w:tbl>
+        <w:t xml:space="preserve">Параметры подключения к API вынесены в файл .env. Переменные, доступные клиентскому приложению, начинаются с префикса VITE_ (рисунок 24):</w:t>
+      </w:r>
+    </w:p>
+    <w:p>
+      <w:pPr>
+        <w:keepNext/>
+        <w:spacing w:before="120"/>
+        <w:jc w:val="center"/>
+      </w:pPr>
+      <w:r>
+        <w:drawing>
+          <wp:inline distT="0" distB="0" distL="0" distR="0">
+            <wp:extent cx="5943600" cy="1828800"/>
+            <wp:effectExtent t="0" r="0" b="0" l="0"/>
+            <wp:docPr id="1" name="code-env.png" descr="Файл переменных окружения .env" title="Файл переменных окружения .env"/>
+            <wp:cNvGraphicFramePr>
+              <a:graphicFrameLocks xmlns:a="http://schemas.openxmlformats.org/drawingml/2006/main" noChangeAspect="1"/>
+            </wp:cNvGraphicFramePr>
+            <a:graphic xmlns:a="http://schemas.openxmlformats.org/drawingml/2006/main">
+              <a:graphicData uri="http://schemas.openxmlformats.org/drawingml/2006/picture">
+                <pic:pic xmlns:pic="http://schemas.openxmlformats.org/drawingml/2006/picture">
+                  <pic:nvPicPr>
+                    <pic:cNvPr id="0" name="" descr=""/>
+                    <pic:cNvPicPr>
+                      <a:picLocks noChangeAspect="1" noChangeArrowheads="1"/>
+                    </pic:cNvPicPr>
+                  </pic:nvPicPr>
+                  <pic:blipFill>
+                    <a:blip r:embed="rId32" cstate="none"/>
+                    <a:srcRect/>
+                    <a:stretch>
+                      <a:fillRect/>
+                    </a:stretch>
+                  </pic:blipFill>
+                  <pic:spPr bwMode="auto">
+                    <a:xfrm>
+                      <a:off x="0" y="0"/>
+                      <a:ext cx="5943600" cy="1828800"/>
+                    </a:xfrm>
+                    <a:prstGeom prst="rect">
+                      <a:avLst/>
+                    </a:prstGeom>
+                  </pic:spPr>
+                </pic:pic>
+              </a:graphicData>
+            </a:graphic>
+          </wp:inline>
+        </w:drawing>
+      </w:r>
+    </w:p>
+    <w:p>
+      <w:pPr>
+        <w:spacing w:after="200"/>
+        <w:jc w:val="center"/>
+      </w:pPr>
+      <w:r>
+        <w:rPr>
+          <w:sz w:val="24"/>
+          <w:szCs w:val="24"/>
+        </w:rPr>
+        <w:t xml:space="preserve">Рисунок 24 – Файл переменных окружения .env</w:t>
+      </w:r>
+    </w:p>
     <w:p>
       <w:pPr>
         <w:spacing w:after="0" w:line="360"/>
@@ -5454,517 +5125,76 @@
         <w:t xml:space="preserve">3.5. Настройка Axios (src/services/api.js)</w:t>
       </w:r>
     </w:p>
-    <w:tbl>
-      <w:tblPr>
-        <w:tblW w:type="dxa" w:w="9638"/>
-        <w:tblBorders>
-          <w:top w:val="single" w:color="auto" w:sz="4"/>
-          <w:left w:val="single" w:color="auto" w:sz="4"/>
-          <w:bottom w:val="single" w:color="auto" w:sz="4"/>
-          <w:right w:val="single" w:color="auto" w:sz="4"/>
-          <w:insideH w:val="single" w:color="auto" w:sz="4"/>
-          <w:insideV w:val="single" w:color="auto" w:sz="4"/>
-        </w:tblBorders>
-      </w:tblPr>
-      <w:tblGrid>
-        <w:gridCol w:w="9638"/>
-      </w:tblGrid>
-      <w:tr>
-        <w:tc>
-          <w:tcPr>
-            <w:tcW w:type="dxa" w:w="9638"/>
-            <w:shd w:fill="F3F4F6" w:color="auto" w:val="clear"/>
-            <w:tcMar>
-              <w:top w:type="dxa" w:w="100"/>
-              <w:left w:type="dxa" w:w="160"/>
-              <w:bottom w:type="dxa" w:w="100"/>
-              <w:right w:type="dxa" w:w="160"/>
-            </w:tcMar>
-          </w:tcPr>
-          <w:p>
-            <w:pPr>
-              <w:spacing w:line="240"/>
-            </w:pPr>
-            <w:r>
-              <w:rPr>
-                <w:rFonts w:ascii="Courier New" w:cs="Courier New" w:eastAsia="Courier New" w:hAnsi="Courier New"/>
-                <w:sz w:val="18"/>
-                <w:szCs w:val="18"/>
-              </w:rPr>
-              <w:t xml:space="preserve">import axios from 'axios'</w:t>
-            </w:r>
-          </w:p>
-          <w:p>
-            <w:pPr>
-              <w:spacing w:line="240"/>
-            </w:pPr>
-            <w:r>
-              <w:rPr>
-                <w:rFonts w:ascii="Courier New" w:cs="Courier New" w:eastAsia="Courier New" w:hAnsi="Courier New"/>
-                <w:sz w:val="18"/>
-                <w:szCs w:val="18"/>
-              </w:rPr>
-              <w:t xml:space="preserve">import mockAdapter from './mockAdapter'</w:t>
-            </w:r>
-          </w:p>
-          <w:p>
-            <w:pPr>
-              <w:spacing w:line="240"/>
-            </w:pPr>
-            <w:r>
-              <w:rPr>
-                <w:rFonts w:ascii="Courier New" w:cs="Courier New" w:eastAsia="Courier New" w:hAnsi="Courier New"/>
-                <w:sz w:val="18"/>
-                <w:szCs w:val="18"/>
-              </w:rPr>
-              <w:t xml:space="preserve"> </w:t>
-            </w:r>
-          </w:p>
-          <w:p>
-            <w:pPr>
-              <w:spacing w:line="240"/>
-            </w:pPr>
-            <w:r>
-              <w:rPr>
-                <w:rFonts w:ascii="Courier New" w:cs="Courier New" w:eastAsia="Courier New" w:hAnsi="Courier New"/>
-                <w:sz w:val="18"/>
-                <w:szCs w:val="18"/>
-              </w:rPr>
-              <w:t xml:space="preserve">const api = axios.create({</w:t>
-            </w:r>
-          </w:p>
-          <w:p>
-            <w:pPr>
-              <w:spacing w:line="240"/>
-            </w:pPr>
-            <w:r>
-              <w:rPr>
-                <w:rFonts w:ascii="Courier New" w:cs="Courier New" w:eastAsia="Courier New" w:hAnsi="Courier New"/>
-                <w:sz w:val="18"/>
-                <w:szCs w:val="18"/>
-              </w:rPr>
-              <w:t xml:space="preserve">  baseURL: import.meta.env.VITE_API_URL,</w:t>
-            </w:r>
-          </w:p>
-          <w:p>
-            <w:pPr>
-              <w:spacing w:line="240"/>
-            </w:pPr>
-            <w:r>
-              <w:rPr>
-                <w:rFonts w:ascii="Courier New" w:cs="Courier New" w:eastAsia="Courier New" w:hAnsi="Courier New"/>
-                <w:sz w:val="18"/>
-                <w:szCs w:val="18"/>
-              </w:rPr>
-              <w:t xml:space="preserve">  headers: {</w:t>
-            </w:r>
-          </w:p>
-          <w:p>
-            <w:pPr>
-              <w:spacing w:line="240"/>
-            </w:pPr>
-            <w:r>
-              <w:rPr>
-                <w:rFonts w:ascii="Courier New" w:cs="Courier New" w:eastAsia="Courier New" w:hAnsi="Courier New"/>
-                <w:sz w:val="18"/>
-                <w:szCs w:val="18"/>
-              </w:rPr>
-              <w:t xml:space="preserve">    'Content-Type': 'application/json',</w:t>
-            </w:r>
-          </w:p>
-          <w:p>
-            <w:pPr>
-              <w:spacing w:line="240"/>
-            </w:pPr>
-            <w:r>
-              <w:rPr>
-                <w:rFonts w:ascii="Courier New" w:cs="Courier New" w:eastAsia="Courier New" w:hAnsi="Courier New"/>
-                <w:sz w:val="18"/>
-                <w:szCs w:val="18"/>
-              </w:rPr>
-              <w:t xml:space="preserve">  },</w:t>
-            </w:r>
-          </w:p>
-          <w:p>
-            <w:pPr>
-              <w:spacing w:line="240"/>
-            </w:pPr>
-            <w:r>
-              <w:rPr>
-                <w:rFonts w:ascii="Courier New" w:cs="Courier New" w:eastAsia="Courier New" w:hAnsi="Courier New"/>
-                <w:sz w:val="18"/>
-                <w:szCs w:val="18"/>
-              </w:rPr>
-              <w:t xml:space="preserve">  // Пока бэкенд не готов, запросы обслуживает mock-адаптер</w:t>
-            </w:r>
-          </w:p>
-          <w:p>
-            <w:pPr>
-              <w:spacing w:line="240"/>
-            </w:pPr>
-            <w:r>
-              <w:rPr>
-                <w:rFonts w:ascii="Courier New" w:cs="Courier New" w:eastAsia="Courier New" w:hAnsi="Courier New"/>
-                <w:sz w:val="18"/>
-                <w:szCs w:val="18"/>
-              </w:rPr>
-              <w:t xml:space="preserve">  ...(import.meta.env.VITE_USE_MOCKS === 'true' &amp;&amp; { adapter: mockAdapter }),</w:t>
-            </w:r>
-          </w:p>
-          <w:p>
-            <w:pPr>
-              <w:spacing w:line="240"/>
-            </w:pPr>
-            <w:r>
-              <w:rPr>
-                <w:rFonts w:ascii="Courier New" w:cs="Courier New" w:eastAsia="Courier New" w:hAnsi="Courier New"/>
-                <w:sz w:val="18"/>
-                <w:szCs w:val="18"/>
-              </w:rPr>
-              <w:t xml:space="preserve">})</w:t>
-            </w:r>
-          </w:p>
-          <w:p>
-            <w:pPr>
-              <w:spacing w:line="240"/>
-            </w:pPr>
-            <w:r>
-              <w:rPr>
-                <w:rFonts w:ascii="Courier New" w:cs="Courier New" w:eastAsia="Courier New" w:hAnsi="Courier New"/>
-                <w:sz w:val="18"/>
-                <w:szCs w:val="18"/>
-              </w:rPr>
-              <w:t xml:space="preserve"> </w:t>
-            </w:r>
-          </w:p>
-          <w:p>
-            <w:pPr>
-              <w:spacing w:line="240"/>
-            </w:pPr>
-            <w:r>
-              <w:rPr>
-                <w:rFonts w:ascii="Courier New" w:cs="Courier New" w:eastAsia="Courier New" w:hAnsi="Courier New"/>
-                <w:sz w:val="18"/>
-                <w:szCs w:val="18"/>
-              </w:rPr>
-              <w:t xml:space="preserve">api.interceptors.request.use((config) =&gt; {</w:t>
-            </w:r>
-          </w:p>
-          <w:p>
-            <w:pPr>
-              <w:spacing w:line="240"/>
-            </w:pPr>
-            <w:r>
-              <w:rPr>
-                <w:rFonts w:ascii="Courier New" w:cs="Courier New" w:eastAsia="Courier New" w:hAnsi="Courier New"/>
-                <w:sz w:val="18"/>
-                <w:szCs w:val="18"/>
-              </w:rPr>
-              <w:t xml:space="preserve">  const token = localStorage.getItem('accessToken')</w:t>
-            </w:r>
-          </w:p>
-          <w:p>
-            <w:pPr>
-              <w:spacing w:line="240"/>
-            </w:pPr>
-            <w:r>
-              <w:rPr>
-                <w:rFonts w:ascii="Courier New" w:cs="Courier New" w:eastAsia="Courier New" w:hAnsi="Courier New"/>
-                <w:sz w:val="18"/>
-                <w:szCs w:val="18"/>
-              </w:rPr>
-              <w:t xml:space="preserve"> </w:t>
-            </w:r>
-          </w:p>
-          <w:p>
-            <w:pPr>
-              <w:spacing w:line="240"/>
-            </w:pPr>
-            <w:r>
-              <w:rPr>
-                <w:rFonts w:ascii="Courier New" w:cs="Courier New" w:eastAsia="Courier New" w:hAnsi="Courier New"/>
-                <w:sz w:val="18"/>
-                <w:szCs w:val="18"/>
-              </w:rPr>
-              <w:t xml:space="preserve">  if (token) {</w:t>
-            </w:r>
-          </w:p>
-          <w:p>
-            <w:pPr>
-              <w:spacing w:line="240"/>
-            </w:pPr>
-            <w:r>
-              <w:rPr>
-                <w:rFonts w:ascii="Courier New" w:cs="Courier New" w:eastAsia="Courier New" w:hAnsi="Courier New"/>
-                <w:sz w:val="18"/>
-                <w:szCs w:val="18"/>
-              </w:rPr>
-              <w:t xml:space="preserve">    config.headers.Authorization = `Bearer ${token}`</w:t>
-            </w:r>
-          </w:p>
-          <w:p>
-            <w:pPr>
-              <w:spacing w:line="240"/>
-            </w:pPr>
-            <w:r>
-              <w:rPr>
-                <w:rFonts w:ascii="Courier New" w:cs="Courier New" w:eastAsia="Courier New" w:hAnsi="Courier New"/>
-                <w:sz w:val="18"/>
-                <w:szCs w:val="18"/>
-              </w:rPr>
-              <w:t xml:space="preserve">  }</w:t>
-            </w:r>
-          </w:p>
-          <w:p>
-            <w:pPr>
-              <w:spacing w:line="240"/>
-            </w:pPr>
-            <w:r>
-              <w:rPr>
-                <w:rFonts w:ascii="Courier New" w:cs="Courier New" w:eastAsia="Courier New" w:hAnsi="Courier New"/>
-                <w:sz w:val="18"/>
-                <w:szCs w:val="18"/>
-              </w:rPr>
-              <w:t xml:space="preserve"> </w:t>
-            </w:r>
-          </w:p>
-          <w:p>
-            <w:pPr>
-              <w:spacing w:line="240"/>
-            </w:pPr>
-            <w:r>
-              <w:rPr>
-                <w:rFonts w:ascii="Courier New" w:cs="Courier New" w:eastAsia="Courier New" w:hAnsi="Courier New"/>
-                <w:sz w:val="18"/>
-                <w:szCs w:val="18"/>
-              </w:rPr>
-              <w:t xml:space="preserve">  return config</w:t>
-            </w:r>
-          </w:p>
-          <w:p>
-            <w:pPr>
-              <w:spacing w:line="240"/>
-            </w:pPr>
-            <w:r>
-              <w:rPr>
-                <w:rFonts w:ascii="Courier New" w:cs="Courier New" w:eastAsia="Courier New" w:hAnsi="Courier New"/>
-                <w:sz w:val="18"/>
-                <w:szCs w:val="18"/>
-              </w:rPr>
-              <w:t xml:space="preserve">})</w:t>
-            </w:r>
-          </w:p>
-          <w:p>
-            <w:pPr>
-              <w:spacing w:line="240"/>
-            </w:pPr>
-            <w:r>
-              <w:rPr>
-                <w:rFonts w:ascii="Courier New" w:cs="Courier New" w:eastAsia="Courier New" w:hAnsi="Courier New"/>
-                <w:sz w:val="18"/>
-                <w:szCs w:val="18"/>
-              </w:rPr>
-              <w:t xml:space="preserve"> </w:t>
-            </w:r>
-          </w:p>
-          <w:p>
-            <w:pPr>
-              <w:spacing w:line="240"/>
-            </w:pPr>
-            <w:r>
-              <w:rPr>
-                <w:rFonts w:ascii="Courier New" w:cs="Courier New" w:eastAsia="Courier New" w:hAnsi="Courier New"/>
-                <w:sz w:val="18"/>
-                <w:szCs w:val="18"/>
-              </w:rPr>
-              <w:t xml:space="preserve">api.interceptors.response.use(</w:t>
-            </w:r>
-          </w:p>
-          <w:p>
-            <w:pPr>
-              <w:spacing w:line="240"/>
-            </w:pPr>
-            <w:r>
-              <w:rPr>
-                <w:rFonts w:ascii="Courier New" w:cs="Courier New" w:eastAsia="Courier New" w:hAnsi="Courier New"/>
-                <w:sz w:val="18"/>
-                <w:szCs w:val="18"/>
-              </w:rPr>
-              <w:t xml:space="preserve">  (response) =&gt; response,</w:t>
-            </w:r>
-          </w:p>
-          <w:p>
-            <w:pPr>
-              <w:spacing w:line="240"/>
-            </w:pPr>
-            <w:r>
-              <w:rPr>
-                <w:rFonts w:ascii="Courier New" w:cs="Courier New" w:eastAsia="Courier New" w:hAnsi="Courier New"/>
-                <w:sz w:val="18"/>
-                <w:szCs w:val="18"/>
-              </w:rPr>
-              <w:t xml:space="preserve">  (error) =&gt; {</w:t>
-            </w:r>
-          </w:p>
-          <w:p>
-            <w:pPr>
-              <w:spacing w:line="240"/>
-            </w:pPr>
-            <w:r>
-              <w:rPr>
-                <w:rFonts w:ascii="Courier New" w:cs="Courier New" w:eastAsia="Courier New" w:hAnsi="Courier New"/>
-                <w:sz w:val="18"/>
-                <w:szCs w:val="18"/>
-              </w:rPr>
-              <w:t xml:space="preserve">    // Истёкший или недействительный токен: очищаем сессию и отправляем на вход</w:t>
-            </w:r>
-          </w:p>
-          <w:p>
-            <w:pPr>
-              <w:spacing w:line="240"/>
-            </w:pPr>
-            <w:r>
-              <w:rPr>
-                <w:rFonts w:ascii="Courier New" w:cs="Courier New" w:eastAsia="Courier New" w:hAnsi="Courier New"/>
-                <w:sz w:val="18"/>
-                <w:szCs w:val="18"/>
-              </w:rPr>
-              <w:t xml:space="preserve">    if (error.response?.status === 401 &amp;&amp; !error.config?.url?.includes('/auth/login')) {</w:t>
-            </w:r>
-          </w:p>
-          <w:p>
-            <w:pPr>
-              <w:spacing w:line="240"/>
-            </w:pPr>
-            <w:r>
-              <w:rPr>
-                <w:rFonts w:ascii="Courier New" w:cs="Courier New" w:eastAsia="Courier New" w:hAnsi="Courier New"/>
-                <w:sz w:val="18"/>
-                <w:szCs w:val="18"/>
-              </w:rPr>
-              <w:t xml:space="preserve">      localStorage.removeItem('accessToken')</w:t>
-            </w:r>
-          </w:p>
-          <w:p>
-            <w:pPr>
-              <w:spacing w:line="240"/>
-            </w:pPr>
-            <w:r>
-              <w:rPr>
-                <w:rFonts w:ascii="Courier New" w:cs="Courier New" w:eastAsia="Courier New" w:hAnsi="Courier New"/>
-                <w:sz w:val="18"/>
-                <w:szCs w:val="18"/>
-              </w:rPr>
-              <w:t xml:space="preserve">      localStorage.removeItem('user')</w:t>
-            </w:r>
-          </w:p>
-          <w:p>
-            <w:pPr>
-              <w:spacing w:line="240"/>
-            </w:pPr>
-            <w:r>
-              <w:rPr>
-                <w:rFonts w:ascii="Courier New" w:cs="Courier New" w:eastAsia="Courier New" w:hAnsi="Courier New"/>
-                <w:sz w:val="18"/>
-                <w:szCs w:val="18"/>
-              </w:rPr>
-              <w:t xml:space="preserve">      window.location.href = '/login'</w:t>
-            </w:r>
-          </w:p>
-          <w:p>
-            <w:pPr>
-              <w:spacing w:line="240"/>
-            </w:pPr>
-            <w:r>
-              <w:rPr>
-                <w:rFonts w:ascii="Courier New" w:cs="Courier New" w:eastAsia="Courier New" w:hAnsi="Courier New"/>
-                <w:sz w:val="18"/>
-                <w:szCs w:val="18"/>
-              </w:rPr>
-              <w:t xml:space="preserve">    }</w:t>
-            </w:r>
-          </w:p>
-          <w:p>
-            <w:pPr>
-              <w:spacing w:line="240"/>
-            </w:pPr>
-            <w:r>
-              <w:rPr>
-                <w:rFonts w:ascii="Courier New" w:cs="Courier New" w:eastAsia="Courier New" w:hAnsi="Courier New"/>
-                <w:sz w:val="18"/>
-                <w:szCs w:val="18"/>
-              </w:rPr>
-              <w:t xml:space="preserve"> </w:t>
-            </w:r>
-          </w:p>
-          <w:p>
-            <w:pPr>
-              <w:spacing w:line="240"/>
-            </w:pPr>
-            <w:r>
-              <w:rPr>
-                <w:rFonts w:ascii="Courier New" w:cs="Courier New" w:eastAsia="Courier New" w:hAnsi="Courier New"/>
-                <w:sz w:val="18"/>
-                <w:szCs w:val="18"/>
-              </w:rPr>
-              <w:t xml:space="preserve">    return Promise.reject(error)</w:t>
-            </w:r>
-          </w:p>
-          <w:p>
-            <w:pPr>
-              <w:spacing w:line="240"/>
-            </w:pPr>
-            <w:r>
-              <w:rPr>
-                <w:rFonts w:ascii="Courier New" w:cs="Courier New" w:eastAsia="Courier New" w:hAnsi="Courier New"/>
-                <w:sz w:val="18"/>
-                <w:szCs w:val="18"/>
-              </w:rPr>
-              <w:t xml:space="preserve">  },</w:t>
-            </w:r>
-          </w:p>
-          <w:p>
-            <w:pPr>
-              <w:spacing w:line="240"/>
-            </w:pPr>
-            <w:r>
-              <w:rPr>
-                <w:rFonts w:ascii="Courier New" w:cs="Courier New" w:eastAsia="Courier New" w:hAnsi="Courier New"/>
-                <w:sz w:val="18"/>
-                <w:szCs w:val="18"/>
-              </w:rPr>
-              <w:t xml:space="preserve">)</w:t>
-            </w:r>
-          </w:p>
-          <w:p>
-            <w:pPr>
-              <w:spacing w:line="240"/>
-            </w:pPr>
-            <w:r>
-              <w:rPr>
-                <w:rFonts w:ascii="Courier New" w:cs="Courier New" w:eastAsia="Courier New" w:hAnsi="Courier New"/>
-                <w:sz w:val="18"/>
-                <w:szCs w:val="18"/>
-              </w:rPr>
-              <w:t xml:space="preserve"> </w:t>
-            </w:r>
-          </w:p>
-          <w:p>
-            <w:pPr>
-              <w:spacing w:line="240"/>
-            </w:pPr>
-            <w:r>
-              <w:rPr>
-                <w:rFonts w:ascii="Courier New" w:cs="Courier New" w:eastAsia="Courier New" w:hAnsi="Courier New"/>
-                <w:sz w:val="18"/>
-                <w:szCs w:val="18"/>
-              </w:rPr>
-              <w:t xml:space="preserve">export default api</w:t>
-            </w:r>
-          </w:p>
-        </w:tc>
-      </w:tr>
-    </w:tbl>
+    <w:p>
+      <w:pPr>
+        <w:spacing w:after="0" w:line="360"/>
+        <w:ind w:firstLine="709"/>
+        <w:jc w:val="both"/>
+      </w:pPr>
+      <w:r>
+        <w:t xml:space="preserve">Экземпляр Axios с базовым адресом из .env и перехватчиками запросов и ответов показан на рисунке 25.</w:t>
+      </w:r>
+    </w:p>
+    <w:p>
+      <w:pPr>
+        <w:keepNext/>
+        <w:spacing w:before="120"/>
+        <w:jc w:val="center"/>
+      </w:pPr>
+      <w:r>
+        <w:drawing>
+          <wp:inline distT="0" distB="0" distL="0" distR="0">
+            <wp:extent cx="5943600" cy="5362575"/>
+            <wp:effectExtent t="0" r="0" b="0" l="0"/>
+            <wp:docPr id="1" name="code-api.png" descr="Настройка Axios в файле src/services/api.js" title="Настройка Axios в файле src/services/api.js"/>
+            <wp:cNvGraphicFramePr>
+              <a:graphicFrameLocks xmlns:a="http://schemas.openxmlformats.org/drawingml/2006/main" noChangeAspect="1"/>
+            </wp:cNvGraphicFramePr>
+            <a:graphic xmlns:a="http://schemas.openxmlformats.org/drawingml/2006/main">
+              <a:graphicData uri="http://schemas.openxmlformats.org/drawingml/2006/picture">
+                <pic:pic xmlns:pic="http://schemas.openxmlformats.org/drawingml/2006/picture">
+                  <pic:nvPicPr>
+                    <pic:cNvPr id="0" name="" descr=""/>
+                    <pic:cNvPicPr>
+                      <a:picLocks noChangeAspect="1" noChangeArrowheads="1"/>
+                    </pic:cNvPicPr>
+                  </pic:nvPicPr>
+                  <pic:blipFill>
+                    <a:blip r:embed="rId33" cstate="none"/>
+                    <a:srcRect/>
+                    <a:stretch>
+                      <a:fillRect/>
+                    </a:stretch>
+                  </pic:blipFill>
+                  <pic:spPr bwMode="auto">
+                    <a:xfrm>
+                      <a:off x="0" y="0"/>
+                      <a:ext cx="5943600" cy="5362575"/>
+                    </a:xfrm>
+                    <a:prstGeom prst="rect">
+                      <a:avLst/>
+                    </a:prstGeom>
+                  </pic:spPr>
+                </pic:pic>
+              </a:graphicData>
+            </a:graphic>
+          </wp:inline>
+        </w:drawing>
+      </w:r>
+    </w:p>
+    <w:p>
+      <w:pPr>
+        <w:spacing w:after="200"/>
+        <w:jc w:val="center"/>
+      </w:pPr>
+      <w:r>
+        <w:rPr>
+          <w:sz w:val="24"/>
+          <w:szCs w:val="24"/>
+        </w:rPr>
+        <w:t xml:space="preserve">Рисунок 25 – Настройка Axios в файле src/services/api.js</w:t>
+      </w:r>
+    </w:p>
     <w:p>
       <w:pPr>
         <w:pStyle w:val="Heading1"/>
@@ -7588,273 +6818,69 @@
         <w:jc w:val="both"/>
       </w:pPr>
       <w:r>
-        <w:t xml:space="preserve">Фрагмент обработчика навигации:</w:t>
-      </w:r>
-    </w:p>
-    <w:tbl>
-      <w:tblPr>
-        <w:tblW w:type="dxa" w:w="9638"/>
-        <w:tblBorders>
-          <w:top w:val="single" w:color="auto" w:sz="4"/>
-          <w:left w:val="single" w:color="auto" w:sz="4"/>
-          <w:bottom w:val="single" w:color="auto" w:sz="4"/>
-          <w:right w:val="single" w:color="auto" w:sz="4"/>
-          <w:insideH w:val="single" w:color="auto" w:sz="4"/>
-          <w:insideV w:val="single" w:color="auto" w:sz="4"/>
-        </w:tblBorders>
-      </w:tblPr>
-      <w:tblGrid>
-        <w:gridCol w:w="9638"/>
-      </w:tblGrid>
-      <w:tr>
-        <w:tc>
-          <w:tcPr>
-            <w:tcW w:type="dxa" w:w="9638"/>
-            <w:shd w:fill="F3F4F6" w:color="auto" w:val="clear"/>
-            <w:tcMar>
-              <w:top w:type="dxa" w:w="100"/>
-              <w:left w:type="dxa" w:w="160"/>
-              <w:bottom w:type="dxa" w:w="100"/>
-              <w:right w:type="dxa" w:w="160"/>
-            </w:tcMar>
-          </w:tcPr>
-          <w:p>
-            <w:pPr>
-              <w:spacing w:line="240"/>
-            </w:pPr>
-            <w:r>
-              <w:rPr>
-                <w:rFonts w:ascii="Courier New" w:cs="Courier New" w:eastAsia="Courier New" w:hAnsi="Courier New"/>
-                <w:sz w:val="18"/>
-                <w:szCs w:val="18"/>
-              </w:rPr>
-              <w:t xml:space="preserve">router.beforeEach((to) =&gt; {</w:t>
-            </w:r>
-          </w:p>
-          <w:p>
-            <w:pPr>
-              <w:spacing w:line="240"/>
-            </w:pPr>
-            <w:r>
-              <w:rPr>
-                <w:rFonts w:ascii="Courier New" w:cs="Courier New" w:eastAsia="Courier New" w:hAnsi="Courier New"/>
-                <w:sz w:val="18"/>
-                <w:szCs w:val="18"/>
-              </w:rPr>
-              <w:t xml:space="preserve">  const isAuthenticated = Boolean(localStorage.getItem('accessToken'))</w:t>
-            </w:r>
-          </w:p>
-          <w:p>
-            <w:pPr>
-              <w:spacing w:line="240"/>
-            </w:pPr>
-            <w:r>
-              <w:rPr>
-                <w:rFonts w:ascii="Courier New" w:cs="Courier New" w:eastAsia="Courier New" w:hAnsi="Courier New"/>
-                <w:sz w:val="18"/>
-                <w:szCs w:val="18"/>
-              </w:rPr>
-              <w:t xml:space="preserve"> </w:t>
-            </w:r>
-          </w:p>
-          <w:p>
-            <w:pPr>
-              <w:spacing w:line="240"/>
-            </w:pPr>
-            <w:r>
-              <w:rPr>
-                <w:rFonts w:ascii="Courier New" w:cs="Courier New" w:eastAsia="Courier New" w:hAnsi="Courier New"/>
-                <w:sz w:val="18"/>
-                <w:szCs w:val="18"/>
-              </w:rPr>
-              <w:t xml:space="preserve">  if (to.meta.requiresAuth &amp;&amp; !isAuthenticated) {</w:t>
-            </w:r>
-          </w:p>
-          <w:p>
-            <w:pPr>
-              <w:spacing w:line="240"/>
-            </w:pPr>
-            <w:r>
-              <w:rPr>
-                <w:rFonts w:ascii="Courier New" w:cs="Courier New" w:eastAsia="Courier New" w:hAnsi="Courier New"/>
-                <w:sz w:val="18"/>
-                <w:szCs w:val="18"/>
-              </w:rPr>
-              <w:t xml:space="preserve">    return {</w:t>
-            </w:r>
-          </w:p>
-          <w:p>
-            <w:pPr>
-              <w:spacing w:line="240"/>
-            </w:pPr>
-            <w:r>
-              <w:rPr>
-                <w:rFonts w:ascii="Courier New" w:cs="Courier New" w:eastAsia="Courier New" w:hAnsi="Courier New"/>
-                <w:sz w:val="18"/>
-                <w:szCs w:val="18"/>
-              </w:rPr>
-              <w:t xml:space="preserve">      name: 'login',</w:t>
-            </w:r>
-          </w:p>
-          <w:p>
-            <w:pPr>
-              <w:spacing w:line="240"/>
-            </w:pPr>
-            <w:r>
-              <w:rPr>
-                <w:rFonts w:ascii="Courier New" w:cs="Courier New" w:eastAsia="Courier New" w:hAnsi="Courier New"/>
-                <w:sz w:val="18"/>
-                <w:szCs w:val="18"/>
-              </w:rPr>
-              <w:t xml:space="preserve">      query: { redirect: to.fullPath },</w:t>
-            </w:r>
-          </w:p>
-          <w:p>
-            <w:pPr>
-              <w:spacing w:line="240"/>
-            </w:pPr>
-            <w:r>
-              <w:rPr>
-                <w:rFonts w:ascii="Courier New" w:cs="Courier New" w:eastAsia="Courier New" w:hAnsi="Courier New"/>
-                <w:sz w:val="18"/>
-                <w:szCs w:val="18"/>
-              </w:rPr>
-              <w:t xml:space="preserve">    }</w:t>
-            </w:r>
-          </w:p>
-          <w:p>
-            <w:pPr>
-              <w:spacing w:line="240"/>
-            </w:pPr>
-            <w:r>
-              <w:rPr>
-                <w:rFonts w:ascii="Courier New" w:cs="Courier New" w:eastAsia="Courier New" w:hAnsi="Courier New"/>
-                <w:sz w:val="18"/>
-                <w:szCs w:val="18"/>
-              </w:rPr>
-              <w:t xml:space="preserve">  }</w:t>
-            </w:r>
-          </w:p>
-          <w:p>
-            <w:pPr>
-              <w:spacing w:line="240"/>
-            </w:pPr>
-            <w:r>
-              <w:rPr>
-                <w:rFonts w:ascii="Courier New" w:cs="Courier New" w:eastAsia="Courier New" w:hAnsi="Courier New"/>
-                <w:sz w:val="18"/>
-                <w:szCs w:val="18"/>
-              </w:rPr>
-              <w:t xml:space="preserve"> </w:t>
-            </w:r>
-          </w:p>
-          <w:p>
-            <w:pPr>
-              <w:spacing w:line="240"/>
-            </w:pPr>
-            <w:r>
-              <w:rPr>
-                <w:rFonts w:ascii="Courier New" w:cs="Courier New" w:eastAsia="Courier New" w:hAnsi="Courier New"/>
-                <w:sz w:val="18"/>
-                <w:szCs w:val="18"/>
-              </w:rPr>
-              <w:t xml:space="preserve">  if (to.name === 'login' &amp;&amp; isAuthenticated) {</w:t>
-            </w:r>
-          </w:p>
-          <w:p>
-            <w:pPr>
-              <w:spacing w:line="240"/>
-            </w:pPr>
-            <w:r>
-              <w:rPr>
-                <w:rFonts w:ascii="Courier New" w:cs="Courier New" w:eastAsia="Courier New" w:hAnsi="Courier New"/>
-                <w:sz w:val="18"/>
-                <w:szCs w:val="18"/>
-              </w:rPr>
-              <w:t xml:space="preserve">    return { name: 'dashboard' }</w:t>
-            </w:r>
-          </w:p>
-          <w:p>
-            <w:pPr>
-              <w:spacing w:line="240"/>
-            </w:pPr>
-            <w:r>
-              <w:rPr>
-                <w:rFonts w:ascii="Courier New" w:cs="Courier New" w:eastAsia="Courier New" w:hAnsi="Courier New"/>
-                <w:sz w:val="18"/>
-                <w:szCs w:val="18"/>
-              </w:rPr>
-              <w:t xml:space="preserve">  }</w:t>
-            </w:r>
-          </w:p>
-          <w:p>
-            <w:pPr>
-              <w:spacing w:line="240"/>
-            </w:pPr>
-            <w:r>
-              <w:rPr>
-                <w:rFonts w:ascii="Courier New" w:cs="Courier New" w:eastAsia="Courier New" w:hAnsi="Courier New"/>
-                <w:sz w:val="18"/>
-                <w:szCs w:val="18"/>
-              </w:rPr>
-              <w:t xml:space="preserve">})</w:t>
-            </w:r>
-          </w:p>
-          <w:p>
-            <w:pPr>
-              <w:spacing w:line="240"/>
-            </w:pPr>
-            <w:r>
-              <w:rPr>
-                <w:rFonts w:ascii="Courier New" w:cs="Courier New" w:eastAsia="Courier New" w:hAnsi="Courier New"/>
-                <w:sz w:val="18"/>
-                <w:szCs w:val="18"/>
-              </w:rPr>
-              <w:t xml:space="preserve"> </w:t>
-            </w:r>
-          </w:p>
-          <w:p>
-            <w:pPr>
-              <w:spacing w:line="240"/>
-            </w:pPr>
-            <w:r>
-              <w:rPr>
-                <w:rFonts w:ascii="Courier New" w:cs="Courier New" w:eastAsia="Courier New" w:hAnsi="Courier New"/>
-                <w:sz w:val="18"/>
-                <w:szCs w:val="18"/>
-              </w:rPr>
-              <w:t xml:space="preserve">router.afterEach((to) =&gt; {</w:t>
-            </w:r>
-          </w:p>
-          <w:p>
-            <w:pPr>
-              <w:spacing w:line="240"/>
-            </w:pPr>
-            <w:r>
-              <w:rPr>
-                <w:rFonts w:ascii="Courier New" w:cs="Courier New" w:eastAsia="Courier New" w:hAnsi="Courier New"/>
-                <w:sz w:val="18"/>
-                <w:szCs w:val="18"/>
-              </w:rPr>
-              <w:t xml:space="preserve">  document.title = `${to.meta.title ? to.meta.title + ' — ' : ''}Админ-панель «Все счётчики»`</w:t>
-            </w:r>
-          </w:p>
-          <w:p>
-            <w:pPr>
-              <w:spacing w:line="240"/>
-            </w:pPr>
-            <w:r>
-              <w:rPr>
-                <w:rFonts w:ascii="Courier New" w:cs="Courier New" w:eastAsia="Courier New" w:hAnsi="Courier New"/>
-                <w:sz w:val="18"/>
-                <w:szCs w:val="18"/>
-              </w:rPr>
-              <w:t xml:space="preserve">})</w:t>
-            </w:r>
-          </w:p>
-        </w:tc>
-      </w:tr>
-    </w:tbl>
+        <w:t xml:space="preserve">Фрагмент обработчика навигации показан на рисунке 26.</w:t>
+      </w:r>
+    </w:p>
+    <w:p>
+      <w:pPr>
+        <w:keepNext/>
+        <w:spacing w:before="120"/>
+        <w:jc w:val="center"/>
+      </w:pPr>
+      <w:r>
+        <w:drawing>
+          <wp:inline distT="0" distB="0" distL="0" distR="0">
+            <wp:extent cx="5943600" cy="3048000"/>
+            <wp:effectExtent t="0" r="0" b="0" l="0"/>
+            <wp:docPr id="1" name="code-router-guard.png" descr="Обработчики навигации в файле src/router/index.js" title="Обработчики навигации в файле src/router/index.js"/>
+            <wp:cNvGraphicFramePr>
+              <a:graphicFrameLocks xmlns:a="http://schemas.openxmlformats.org/drawingml/2006/main" noChangeAspect="1"/>
+            </wp:cNvGraphicFramePr>
+            <a:graphic xmlns:a="http://schemas.openxmlformats.org/drawingml/2006/main">
+              <a:graphicData uri="http://schemas.openxmlformats.org/drawingml/2006/picture">
+                <pic:pic xmlns:pic="http://schemas.openxmlformats.org/drawingml/2006/picture">
+                  <pic:nvPicPr>
+                    <pic:cNvPr id="0" name="" descr=""/>
+                    <pic:cNvPicPr>
+                      <a:picLocks noChangeAspect="1" noChangeArrowheads="1"/>
+                    </pic:cNvPicPr>
+                  </pic:nvPicPr>
+                  <pic:blipFill>
+                    <a:blip r:embed="rId34" cstate="none"/>
+                    <a:srcRect/>
+                    <a:stretch>
+                      <a:fillRect/>
+                    </a:stretch>
+                  </pic:blipFill>
+                  <pic:spPr bwMode="auto">
+                    <a:xfrm>
+                      <a:off x="0" y="0"/>
+                      <a:ext cx="5943600" cy="3048000"/>
+                    </a:xfrm>
+                    <a:prstGeom prst="rect">
+                      <a:avLst/>
+                    </a:prstGeom>
+                  </pic:spPr>
+                </pic:pic>
+              </a:graphicData>
+            </a:graphic>
+          </wp:inline>
+        </w:drawing>
+      </w:r>
+    </w:p>
+    <w:p>
+      <w:pPr>
+        <w:spacing w:after="200"/>
+        <w:jc w:val="center"/>
+      </w:pPr>
+      <w:r>
+        <w:rPr>
+          <w:sz w:val="24"/>
+          <w:szCs w:val="24"/>
+        </w:rPr>
+        <w:t xml:space="preserve">Рисунок 26 – Обработчики навигации в файле src/router/index.js</w:t>
+      </w:r>
+    </w:p>
     <w:p>
       <w:pPr>
         <w:spacing w:after="0" w:line="360"/>
@@ -7880,572 +6906,69 @@
         <w:jc w:val="both"/>
       </w:pPr>
       <w:r>
-        <w:t xml:space="preserve">Pinia подключается в main.js вызовом app.use(createPinia()). Хранилища написаны в стиле Setup Store (ref, computed, функции-действия). Хранилище auth отвечает за вход и выход, хранит токен и данные пользователя в localStorage и вычисляет свойство isAuthenticated. Типовые CRUD-операции вынесены в фабрику createCrudStore, чтобы не повторять один и тот же код для каждой сущности:</w:t>
-      </w:r>
-    </w:p>
-    <w:tbl>
-      <w:tblPr>
-        <w:tblW w:type="dxa" w:w="9638"/>
-        <w:tblBorders>
-          <w:top w:val="single" w:color="auto" w:sz="4"/>
-          <w:left w:val="single" w:color="auto" w:sz="4"/>
-          <w:bottom w:val="single" w:color="auto" w:sz="4"/>
-          <w:right w:val="single" w:color="auto" w:sz="4"/>
-          <w:insideH w:val="single" w:color="auto" w:sz="4"/>
-          <w:insideV w:val="single" w:color="auto" w:sz="4"/>
-        </w:tblBorders>
-      </w:tblPr>
-      <w:tblGrid>
-        <w:gridCol w:w="9638"/>
-      </w:tblGrid>
-      <w:tr>
-        <w:tc>
-          <w:tcPr>
-            <w:tcW w:type="dxa" w:w="9638"/>
-            <w:shd w:fill="F3F4F6" w:color="auto" w:val="clear"/>
-            <w:tcMar>
-              <w:top w:type="dxa" w:w="100"/>
-              <w:left w:type="dxa" w:w="160"/>
-              <w:bottom w:type="dxa" w:w="100"/>
-              <w:right w:type="dxa" w:w="160"/>
-            </w:tcMar>
-          </w:tcPr>
-          <w:p>
-            <w:pPr>
-              <w:spacing w:line="240"/>
-            </w:pPr>
-            <w:r>
-              <w:rPr>
-                <w:rFonts w:ascii="Courier New" w:cs="Courier New" w:eastAsia="Courier New" w:hAnsi="Courier New"/>
-                <w:sz w:val="18"/>
-                <w:szCs w:val="18"/>
-              </w:rPr>
-              <w:t xml:space="preserve">import { ref } from 'vue'</w:t>
-            </w:r>
-          </w:p>
-          <w:p>
-            <w:pPr>
-              <w:spacing w:line="240"/>
-            </w:pPr>
-            <w:r>
-              <w:rPr>
-                <w:rFonts w:ascii="Courier New" w:cs="Courier New" w:eastAsia="Courier New" w:hAnsi="Courier New"/>
-                <w:sz w:val="18"/>
-                <w:szCs w:val="18"/>
-              </w:rPr>
-              <w:t xml:space="preserve">import { defineStore } from 'pinia'</w:t>
-            </w:r>
-          </w:p>
-          <w:p>
-            <w:pPr>
-              <w:spacing w:line="240"/>
-            </w:pPr>
-            <w:r>
-              <w:rPr>
-                <w:rFonts w:ascii="Courier New" w:cs="Courier New" w:eastAsia="Courier New" w:hAnsi="Courier New"/>
-                <w:sz w:val="18"/>
-                <w:szCs w:val="18"/>
-              </w:rPr>
-              <w:t xml:space="preserve">import api from '@/services/api'</w:t>
-            </w:r>
-          </w:p>
-          <w:p>
-            <w:pPr>
-              <w:spacing w:line="240"/>
-            </w:pPr>
-            <w:r>
-              <w:rPr>
-                <w:rFonts w:ascii="Courier New" w:cs="Courier New" w:eastAsia="Courier New" w:hAnsi="Courier New"/>
-                <w:sz w:val="18"/>
-                <w:szCs w:val="18"/>
-              </w:rPr>
-              <w:t xml:space="preserve"> </w:t>
-            </w:r>
-          </w:p>
-          <w:p>
-            <w:pPr>
-              <w:spacing w:line="240"/>
-            </w:pPr>
-            <w:r>
-              <w:rPr>
-                <w:rFonts w:ascii="Courier New" w:cs="Courier New" w:eastAsia="Courier New" w:hAnsi="Courier New"/>
-                <w:sz w:val="18"/>
-                <w:szCs w:val="18"/>
-              </w:rPr>
-              <w:t xml:space="preserve">/**</w:t>
-            </w:r>
-          </w:p>
-          <w:p>
-            <w:pPr>
-              <w:spacing w:line="240"/>
-            </w:pPr>
-            <w:r>
-              <w:rPr>
-                <w:rFonts w:ascii="Courier New" w:cs="Courier New" w:eastAsia="Courier New" w:hAnsi="Courier New"/>
-                <w:sz w:val="18"/>
-                <w:szCs w:val="18"/>
-              </w:rPr>
-              <w:t xml:space="preserve"> * Фабрика Pinia-хранилищ для сущностей с типовыми CRUD-операциями.</w:t>
-            </w:r>
-          </w:p>
-          <w:p>
-            <w:pPr>
-              <w:spacing w:line="240"/>
-            </w:pPr>
-            <w:r>
-              <w:rPr>
-                <w:rFonts w:ascii="Courier New" w:cs="Courier New" w:eastAsia="Courier New" w:hAnsi="Courier New"/>
-                <w:sz w:val="18"/>
-                <w:szCs w:val="18"/>
-              </w:rPr>
-              <w:t xml:space="preserve"> * @param {string} id       идентификатор хранилища</w:t>
-            </w:r>
-          </w:p>
-          <w:p>
-            <w:pPr>
-              <w:spacing w:line="240"/>
-            </w:pPr>
-            <w:r>
-              <w:rPr>
-                <w:rFonts w:ascii="Courier New" w:cs="Courier New" w:eastAsia="Courier New" w:hAnsi="Courier New"/>
-                <w:sz w:val="18"/>
-                <w:szCs w:val="18"/>
-              </w:rPr>
-              <w:t xml:space="preserve"> * @param {string} endpoint путь ресурса в API, например '/meters'</w:t>
-            </w:r>
-          </w:p>
-          <w:p>
-            <w:pPr>
-              <w:spacing w:line="240"/>
-            </w:pPr>
-            <w:r>
-              <w:rPr>
-                <w:rFonts w:ascii="Courier New" w:cs="Courier New" w:eastAsia="Courier New" w:hAnsi="Courier New"/>
-                <w:sz w:val="18"/>
-                <w:szCs w:val="18"/>
-              </w:rPr>
-              <w:t xml:space="preserve"> * @param {Function} [extend] функция, добавляющая специфичные действия: (state, api) =&gt; ({...})</w:t>
-            </w:r>
-          </w:p>
-          <w:p>
-            <w:pPr>
-              <w:spacing w:line="240"/>
-            </w:pPr>
-            <w:r>
-              <w:rPr>
-                <w:rFonts w:ascii="Courier New" w:cs="Courier New" w:eastAsia="Courier New" w:hAnsi="Courier New"/>
-                <w:sz w:val="18"/>
-                <w:szCs w:val="18"/>
-              </w:rPr>
-              <w:t xml:space="preserve"> */</w:t>
-            </w:r>
-          </w:p>
-          <w:p>
-            <w:pPr>
-              <w:spacing w:line="240"/>
-            </w:pPr>
-            <w:r>
-              <w:rPr>
-                <w:rFonts w:ascii="Courier New" w:cs="Courier New" w:eastAsia="Courier New" w:hAnsi="Courier New"/>
-                <w:sz w:val="18"/>
-                <w:szCs w:val="18"/>
-              </w:rPr>
-              <w:t xml:space="preserve">export function createCrudStore(id, endpoint, extend = () =&gt; ({})) {</w:t>
-            </w:r>
-          </w:p>
-          <w:p>
-            <w:pPr>
-              <w:spacing w:line="240"/>
-            </w:pPr>
-            <w:r>
-              <w:rPr>
-                <w:rFonts w:ascii="Courier New" w:cs="Courier New" w:eastAsia="Courier New" w:hAnsi="Courier New"/>
-                <w:sz w:val="18"/>
-                <w:szCs w:val="18"/>
-              </w:rPr>
-              <w:t xml:space="preserve">  return defineStore(id, () =&gt; {</w:t>
-            </w:r>
-          </w:p>
-          <w:p>
-            <w:pPr>
-              <w:spacing w:line="240"/>
-            </w:pPr>
-            <w:r>
-              <w:rPr>
-                <w:rFonts w:ascii="Courier New" w:cs="Courier New" w:eastAsia="Courier New" w:hAnsi="Courier New"/>
-                <w:sz w:val="18"/>
-                <w:szCs w:val="18"/>
-              </w:rPr>
-              <w:t xml:space="preserve">    const items = ref([])</w:t>
-            </w:r>
-          </w:p>
-          <w:p>
-            <w:pPr>
-              <w:spacing w:line="240"/>
-            </w:pPr>
-            <w:r>
-              <w:rPr>
-                <w:rFonts w:ascii="Courier New" w:cs="Courier New" w:eastAsia="Courier New" w:hAnsi="Courier New"/>
-                <w:sz w:val="18"/>
-                <w:szCs w:val="18"/>
-              </w:rPr>
-              <w:t xml:space="preserve">    const loading = ref(false)</w:t>
-            </w:r>
-          </w:p>
-          <w:p>
-            <w:pPr>
-              <w:spacing w:line="240"/>
-            </w:pPr>
-            <w:r>
-              <w:rPr>
-                <w:rFonts w:ascii="Courier New" w:cs="Courier New" w:eastAsia="Courier New" w:hAnsi="Courier New"/>
-                <w:sz w:val="18"/>
-                <w:szCs w:val="18"/>
-              </w:rPr>
-              <w:t xml:space="preserve">    const error = ref(null)</w:t>
-            </w:r>
-          </w:p>
-          <w:p>
-            <w:pPr>
-              <w:spacing w:line="240"/>
-            </w:pPr>
-            <w:r>
-              <w:rPr>
-                <w:rFonts w:ascii="Courier New" w:cs="Courier New" w:eastAsia="Courier New" w:hAnsi="Courier New"/>
-                <w:sz w:val="18"/>
-                <w:szCs w:val="18"/>
-              </w:rPr>
-              <w:t xml:space="preserve"> </w:t>
-            </w:r>
-          </w:p>
-          <w:p>
-            <w:pPr>
-              <w:spacing w:line="240"/>
-            </w:pPr>
-            <w:r>
-              <w:rPr>
-                <w:rFonts w:ascii="Courier New" w:cs="Courier New" w:eastAsia="Courier New" w:hAnsi="Courier New"/>
-                <w:sz w:val="18"/>
-                <w:szCs w:val="18"/>
-              </w:rPr>
-              <w:t xml:space="preserve">    async function fetchAll() {</w:t>
-            </w:r>
-          </w:p>
-          <w:p>
-            <w:pPr>
-              <w:spacing w:line="240"/>
-            </w:pPr>
-            <w:r>
-              <w:rPr>
-                <w:rFonts w:ascii="Courier New" w:cs="Courier New" w:eastAsia="Courier New" w:hAnsi="Courier New"/>
-                <w:sz w:val="18"/>
-                <w:szCs w:val="18"/>
-              </w:rPr>
-              <w:t xml:space="preserve">      loading.value = true</w:t>
-            </w:r>
-          </w:p>
-          <w:p>
-            <w:pPr>
-              <w:spacing w:line="240"/>
-            </w:pPr>
-            <w:r>
-              <w:rPr>
-                <w:rFonts w:ascii="Courier New" w:cs="Courier New" w:eastAsia="Courier New" w:hAnsi="Courier New"/>
-                <w:sz w:val="18"/>
-                <w:szCs w:val="18"/>
-              </w:rPr>
-              <w:t xml:space="preserve">      error.value = null</w:t>
-            </w:r>
-          </w:p>
-          <w:p>
-            <w:pPr>
-              <w:spacing w:line="240"/>
-            </w:pPr>
-            <w:r>
-              <w:rPr>
-                <w:rFonts w:ascii="Courier New" w:cs="Courier New" w:eastAsia="Courier New" w:hAnsi="Courier New"/>
-                <w:sz w:val="18"/>
-                <w:szCs w:val="18"/>
-              </w:rPr>
-              <w:t xml:space="preserve"> </w:t>
-            </w:r>
-          </w:p>
-          <w:p>
-            <w:pPr>
-              <w:spacing w:line="240"/>
-            </w:pPr>
-            <w:r>
-              <w:rPr>
-                <w:rFonts w:ascii="Courier New" w:cs="Courier New" w:eastAsia="Courier New" w:hAnsi="Courier New"/>
-                <w:sz w:val="18"/>
-                <w:szCs w:val="18"/>
-              </w:rPr>
-              <w:t xml:space="preserve">      try {</w:t>
-            </w:r>
-          </w:p>
-          <w:p>
-            <w:pPr>
-              <w:spacing w:line="240"/>
-            </w:pPr>
-            <w:r>
-              <w:rPr>
-                <w:rFonts w:ascii="Courier New" w:cs="Courier New" w:eastAsia="Courier New" w:hAnsi="Courier New"/>
-                <w:sz w:val="18"/>
-                <w:szCs w:val="18"/>
-              </w:rPr>
-              <w:t xml:space="preserve">        const response = await api.get(endpoint)</w:t>
-            </w:r>
-          </w:p>
-          <w:p>
-            <w:pPr>
-              <w:spacing w:line="240"/>
-            </w:pPr>
-            <w:r>
-              <w:rPr>
-                <w:rFonts w:ascii="Courier New" w:cs="Courier New" w:eastAsia="Courier New" w:hAnsi="Courier New"/>
-                <w:sz w:val="18"/>
-                <w:szCs w:val="18"/>
-              </w:rPr>
-              <w:t xml:space="preserve">        items.value = response.data</w:t>
-            </w:r>
-          </w:p>
-          <w:p>
-            <w:pPr>
-              <w:spacing w:line="240"/>
-            </w:pPr>
-            <w:r>
-              <w:rPr>
-                <w:rFonts w:ascii="Courier New" w:cs="Courier New" w:eastAsia="Courier New" w:hAnsi="Courier New"/>
-                <w:sz w:val="18"/>
-                <w:szCs w:val="18"/>
-              </w:rPr>
-              <w:t xml:space="preserve">      } catch (err) {</w:t>
-            </w:r>
-          </w:p>
-          <w:p>
-            <w:pPr>
-              <w:spacing w:line="240"/>
-            </w:pPr>
-            <w:r>
-              <w:rPr>
-                <w:rFonts w:ascii="Courier New" w:cs="Courier New" w:eastAsia="Courier New" w:hAnsi="Courier New"/>
-                <w:sz w:val="18"/>
-                <w:szCs w:val="18"/>
-              </w:rPr>
-              <w:t xml:space="preserve">        error.value = err.response?.data?.message || 'Не удалось загрузить данные'</w:t>
-            </w:r>
-          </w:p>
-          <w:p>
-            <w:pPr>
-              <w:spacing w:line="240"/>
-            </w:pPr>
-            <w:r>
-              <w:rPr>
-                <w:rFonts w:ascii="Courier New" w:cs="Courier New" w:eastAsia="Courier New" w:hAnsi="Courier New"/>
-                <w:sz w:val="18"/>
-                <w:szCs w:val="18"/>
-              </w:rPr>
-              <w:t xml:space="preserve">      } finally {</w:t>
-            </w:r>
-          </w:p>
-          <w:p>
-            <w:pPr>
-              <w:spacing w:line="240"/>
-            </w:pPr>
-            <w:r>
-              <w:rPr>
-                <w:rFonts w:ascii="Courier New" w:cs="Courier New" w:eastAsia="Courier New" w:hAnsi="Courier New"/>
-                <w:sz w:val="18"/>
-                <w:szCs w:val="18"/>
-              </w:rPr>
-              <w:t xml:space="preserve">        loading.value = false</w:t>
-            </w:r>
-          </w:p>
-          <w:p>
-            <w:pPr>
-              <w:spacing w:line="240"/>
-            </w:pPr>
-            <w:r>
-              <w:rPr>
-                <w:rFonts w:ascii="Courier New" w:cs="Courier New" w:eastAsia="Courier New" w:hAnsi="Courier New"/>
-                <w:sz w:val="18"/>
-                <w:szCs w:val="18"/>
-              </w:rPr>
-              <w:t xml:space="preserve">      }</w:t>
-            </w:r>
-          </w:p>
-          <w:p>
-            <w:pPr>
-              <w:spacing w:line="240"/>
-            </w:pPr>
-            <w:r>
-              <w:rPr>
-                <w:rFonts w:ascii="Courier New" w:cs="Courier New" w:eastAsia="Courier New" w:hAnsi="Courier New"/>
-                <w:sz w:val="18"/>
-                <w:szCs w:val="18"/>
-              </w:rPr>
-              <w:t xml:space="preserve">    }</w:t>
-            </w:r>
-          </w:p>
-          <w:p>
-            <w:pPr>
-              <w:spacing w:line="240"/>
-            </w:pPr>
-            <w:r>
-              <w:rPr>
-                <w:rFonts w:ascii="Courier New" w:cs="Courier New" w:eastAsia="Courier New" w:hAnsi="Courier New"/>
-                <w:sz w:val="18"/>
-                <w:szCs w:val="18"/>
-              </w:rPr>
-              <w:t xml:space="preserve"> </w:t>
-            </w:r>
-          </w:p>
-          <w:p>
-            <w:pPr>
-              <w:spacing w:line="240"/>
-            </w:pPr>
-            <w:r>
-              <w:rPr>
-                <w:rFonts w:ascii="Courier New" w:cs="Courier New" w:eastAsia="Courier New" w:hAnsi="Courier New"/>
-                <w:sz w:val="18"/>
-                <w:szCs w:val="18"/>
-              </w:rPr>
-              <w:t xml:space="preserve">    async function fetchOne(itemId) {</w:t>
-            </w:r>
-          </w:p>
-          <w:p>
-            <w:pPr>
-              <w:spacing w:line="240"/>
-            </w:pPr>
-            <w:r>
-              <w:rPr>
-                <w:rFonts w:ascii="Courier New" w:cs="Courier New" w:eastAsia="Courier New" w:hAnsi="Courier New"/>
-                <w:sz w:val="18"/>
-                <w:szCs w:val="18"/>
-              </w:rPr>
-              <w:t xml:space="preserve">      const response = await api.get(`${endpoint}/${itemId}`)</w:t>
-            </w:r>
-          </w:p>
-          <w:p>
-            <w:pPr>
-              <w:spacing w:line="240"/>
-            </w:pPr>
-            <w:r>
-              <w:rPr>
-                <w:rFonts w:ascii="Courier New" w:cs="Courier New" w:eastAsia="Courier New" w:hAnsi="Courier New"/>
-                <w:sz w:val="18"/>
-                <w:szCs w:val="18"/>
-              </w:rPr>
-              <w:t xml:space="preserve">      return response.data</w:t>
-            </w:r>
-          </w:p>
-          <w:p>
-            <w:pPr>
-              <w:spacing w:line="240"/>
-            </w:pPr>
-            <w:r>
-              <w:rPr>
-                <w:rFonts w:ascii="Courier New" w:cs="Courier New" w:eastAsia="Courier New" w:hAnsi="Courier New"/>
-                <w:sz w:val="18"/>
-                <w:szCs w:val="18"/>
-              </w:rPr>
-              <w:t xml:space="preserve">    }</w:t>
-            </w:r>
-          </w:p>
-          <w:p>
-            <w:pPr>
-              <w:spacing w:line="240"/>
-            </w:pPr>
-            <w:r>
-              <w:rPr>
-                <w:rFonts w:ascii="Courier New" w:cs="Courier New" w:eastAsia="Courier New" w:hAnsi="Courier New"/>
-                <w:sz w:val="18"/>
-                <w:szCs w:val="18"/>
-              </w:rPr>
-              <w:t xml:space="preserve"> </w:t>
-            </w:r>
-          </w:p>
-          <w:p>
-            <w:pPr>
-              <w:spacing w:line="240"/>
-            </w:pPr>
-            <w:r>
-              <w:rPr>
-                <w:rFonts w:ascii="Courier New" w:cs="Courier New" w:eastAsia="Courier New" w:hAnsi="Courier New"/>
-                <w:sz w:val="18"/>
-                <w:szCs w:val="18"/>
-              </w:rPr>
-              <w:t xml:space="preserve">    async function create(payload) {</w:t>
-            </w:r>
-          </w:p>
-          <w:p>
-            <w:pPr>
-              <w:spacing w:line="240"/>
-            </w:pPr>
-            <w:r>
-              <w:rPr>
-                <w:rFonts w:ascii="Courier New" w:cs="Courier New" w:eastAsia="Courier New" w:hAnsi="Courier New"/>
-                <w:sz w:val="18"/>
-                <w:szCs w:val="18"/>
-              </w:rPr>
-              <w:t xml:space="preserve">      const response = await api.post(endpoint, payload)</w:t>
-            </w:r>
-          </w:p>
-          <w:p>
-            <w:pPr>
-              <w:spacing w:line="240"/>
-            </w:pPr>
-            <w:r>
-              <w:rPr>
-                <w:rFonts w:ascii="Courier New" w:cs="Courier New" w:eastAsia="Courier New" w:hAnsi="Courier New"/>
-                <w:sz w:val="18"/>
-                <w:szCs w:val="18"/>
-              </w:rPr>
-              <w:t xml:space="preserve">      items.value.push(response.data)</w:t>
-            </w:r>
-          </w:p>
-          <w:p>
-            <w:pPr>
-              <w:spacing w:line="240"/>
-            </w:pPr>
-            <w:r>
-              <w:rPr>
-                <w:rFonts w:ascii="Courier New" w:cs="Courier New" w:eastAsia="Courier New" w:hAnsi="Courier New"/>
-                <w:sz w:val="18"/>
-                <w:szCs w:val="18"/>
-              </w:rPr>
-              <w:t xml:space="preserve">      return response.data</w:t>
-            </w:r>
-          </w:p>
-          <w:p>
-            <w:pPr>
-              <w:spacing w:line="240"/>
-            </w:pPr>
-            <w:r>
-              <w:rPr>
-                <w:rFonts w:ascii="Courier New" w:cs="Courier New" w:eastAsia="Courier New" w:hAnsi="Courier New"/>
-                <w:sz w:val="18"/>
-                <w:szCs w:val="18"/>
-              </w:rPr>
-              <w:t xml:space="preserve">    }</w:t>
-            </w:r>
-          </w:p>
-          <w:p>
-            <w:pPr>
-              <w:spacing w:line="240"/>
-            </w:pPr>
-            <w:r>
-              <w:rPr>
-                <w:rFonts w:ascii="Courier New" w:cs="Courier New" w:eastAsia="Courier New" w:hAnsi="Courier New"/>
-                <w:sz w:val="18"/>
-                <w:szCs w:val="18"/>
-              </w:rPr>
-              <w:t xml:space="preserve">  ...</w:t>
-            </w:r>
-          </w:p>
-        </w:tc>
-      </w:tr>
-    </w:tbl>
+        <w:t xml:space="preserve">Pinia подключается в main.js вызовом app.use(createPinia()). Хранилища написаны в стиле Setup Store (ref, computed, функции-действия). Хранилище auth отвечает за вход и выход, хранит токен и данные пользователя в localStorage и вычисляет свойство isAuthenticated. Типовые CRUD-операции вынесены в фабрику createCrudStore, чтобы не повторять один и тот же код для каждой сущности (рисунок 27).</w:t>
+      </w:r>
+    </w:p>
+    <w:p>
+      <w:pPr>
+        <w:keepNext/>
+        <w:spacing w:before="120"/>
+        <w:jc w:val="center"/>
+      </w:pPr>
+      <w:r>
+        <w:drawing>
+          <wp:inline distT="0" distB="0" distL="0" distR="0">
+            <wp:extent cx="4895850" cy="7924800"/>
+            <wp:effectExtent t="0" r="0" b="0" l="0"/>
+            <wp:docPr id="1" name="code-crud-store.png" descr="Фабрика хранилищ src/stores/createCrudStore.js" title="Фабрика хранилищ src/stores/createCrudStore.js"/>
+            <wp:cNvGraphicFramePr>
+              <a:graphicFrameLocks xmlns:a="http://schemas.openxmlformats.org/drawingml/2006/main" noChangeAspect="1"/>
+            </wp:cNvGraphicFramePr>
+            <a:graphic xmlns:a="http://schemas.openxmlformats.org/drawingml/2006/main">
+              <a:graphicData uri="http://schemas.openxmlformats.org/drawingml/2006/picture">
+                <pic:pic xmlns:pic="http://schemas.openxmlformats.org/drawingml/2006/picture">
+                  <pic:nvPicPr>
+                    <pic:cNvPr id="0" name="" descr=""/>
+                    <pic:cNvPicPr>
+                      <a:picLocks noChangeAspect="1" noChangeArrowheads="1"/>
+                    </pic:cNvPicPr>
+                  </pic:nvPicPr>
+                  <pic:blipFill>
+                    <a:blip r:embed="rId35" cstate="none"/>
+                    <a:srcRect/>
+                    <a:stretch>
+                      <a:fillRect/>
+                    </a:stretch>
+                  </pic:blipFill>
+                  <pic:spPr bwMode="auto">
+                    <a:xfrm>
+                      <a:off x="0" y="0"/>
+                      <a:ext cx="4895850" cy="7924800"/>
+                    </a:xfrm>
+                    <a:prstGeom prst="rect">
+                      <a:avLst/>
+                    </a:prstGeom>
+                  </pic:spPr>
+                </pic:pic>
+              </a:graphicData>
+            </a:graphic>
+          </wp:inline>
+        </w:drawing>
+      </w:r>
+    </w:p>
+    <w:p>
+      <w:pPr>
+        <w:spacing w:after="200"/>
+        <w:jc w:val="center"/>
+      </w:pPr>
+      <w:r>
+        <w:rPr>
+          <w:sz w:val="24"/>
+          <w:szCs w:val="24"/>
+        </w:rPr>
+        <w:t xml:space="preserve">Рисунок 27 – Фабрика хранилищ src/stores/createCrudStore.js</w:t>
+      </w:r>
+    </w:p>
     <w:p>
       <w:pPr>
         <w:spacing w:after="0" w:line="360"/>
@@ -8453,388 +6976,67 @@
         <w:jc w:val="both"/>
       </w:pPr>
       <w:r>
-        <w:t xml:space="preserve">Хранилища сущностей создаются фабрикой и при необходимости дополняются собственными действиями. Например, хранилище показаний получает действие модерации:</w:t>
-      </w:r>
-    </w:p>
-    <w:tbl>
-      <w:tblPr>
-        <w:tblW w:type="dxa" w:w="9638"/>
-        <w:tblBorders>
-          <w:top w:val="single" w:color="auto" w:sz="4"/>
-          <w:left w:val="single" w:color="auto" w:sz="4"/>
-          <w:bottom w:val="single" w:color="auto" w:sz="4"/>
-          <w:right w:val="single" w:color="auto" w:sz="4"/>
-          <w:insideH w:val="single" w:color="auto" w:sz="4"/>
-          <w:insideV w:val="single" w:color="auto" w:sz="4"/>
-        </w:tblBorders>
-      </w:tblPr>
-      <w:tblGrid>
-        <w:gridCol w:w="9638"/>
-      </w:tblGrid>
-      <w:tr>
-        <w:tc>
-          <w:tcPr>
-            <w:tcW w:type="dxa" w:w="9638"/>
-            <w:shd w:fill="F3F4F6" w:color="auto" w:val="clear"/>
-            <w:tcMar>
-              <w:top w:type="dxa" w:w="100"/>
-              <w:left w:type="dxa" w:w="160"/>
-              <w:bottom w:type="dxa" w:w="100"/>
-              <w:right w:type="dxa" w:w="160"/>
-            </w:tcMar>
-          </w:tcPr>
-          <w:p>
-            <w:pPr>
-              <w:spacing w:line="240"/>
-            </w:pPr>
-            <w:r>
-              <w:rPr>
-                <w:rFonts w:ascii="Courier New" w:cs="Courier New" w:eastAsia="Courier New" w:hAnsi="Courier New"/>
-                <w:sz w:val="18"/>
-                <w:szCs w:val="18"/>
-              </w:rPr>
-              <w:t xml:space="preserve">import { createCrudStore } from './createCrudStore'</w:t>
-            </w:r>
-          </w:p>
-          <w:p>
-            <w:pPr>
-              <w:spacing w:line="240"/>
-            </w:pPr>
-            <w:r>
-              <w:rPr>
-                <w:rFonts w:ascii="Courier New" w:cs="Courier New" w:eastAsia="Courier New" w:hAnsi="Courier New"/>
-                <w:sz w:val="18"/>
-                <w:szCs w:val="18"/>
-              </w:rPr>
-              <w:t xml:space="preserve"> </w:t>
-            </w:r>
-          </w:p>
-          <w:p>
-            <w:pPr>
-              <w:spacing w:line="240"/>
-            </w:pPr>
-            <w:r>
-              <w:rPr>
-                <w:rFonts w:ascii="Courier New" w:cs="Courier New" w:eastAsia="Courier New" w:hAnsi="Courier New"/>
-                <w:sz w:val="18"/>
-                <w:szCs w:val="18"/>
-              </w:rPr>
-              <w:t xml:space="preserve">/** Показания счётчиков: CRUD + модерация (принять / отклонить). */</w:t>
-            </w:r>
-          </w:p>
-          <w:p>
-            <w:pPr>
-              <w:spacing w:line="240"/>
-            </w:pPr>
-            <w:r>
-              <w:rPr>
-                <w:rFonts w:ascii="Courier New" w:cs="Courier New" w:eastAsia="Courier New" w:hAnsi="Courier New"/>
-                <w:sz w:val="18"/>
-                <w:szCs w:val="18"/>
-              </w:rPr>
-              <w:t xml:space="preserve">export const useReadingsStore = createCrudStore('readings', '/readings', ({ replace }, api) =&gt; ({</w:t>
-            </w:r>
-          </w:p>
-          <w:p>
-            <w:pPr>
-              <w:spacing w:line="240"/>
-            </w:pPr>
-            <w:r>
-              <w:rPr>
-                <w:rFonts w:ascii="Courier New" w:cs="Courier New" w:eastAsia="Courier New" w:hAnsi="Courier New"/>
-                <w:sz w:val="18"/>
-                <w:szCs w:val="18"/>
-              </w:rPr>
-              <w:t xml:space="preserve">  async setStatus(id, status, comment = '') {</w:t>
-            </w:r>
-          </w:p>
-          <w:p>
-            <w:pPr>
-              <w:spacing w:line="240"/>
-            </w:pPr>
-            <w:r>
-              <w:rPr>
-                <w:rFonts w:ascii="Courier New" w:cs="Courier New" w:eastAsia="Courier New" w:hAnsi="Courier New"/>
-                <w:sz w:val="18"/>
-                <w:szCs w:val="18"/>
-              </w:rPr>
-              <w:t xml:space="preserve">    const response = await api.patch(`/readings/${id}/status`, { status, comment })</w:t>
-            </w:r>
-          </w:p>
-          <w:p>
-            <w:pPr>
-              <w:spacing w:line="240"/>
-            </w:pPr>
-            <w:r>
-              <w:rPr>
-                <w:rFonts w:ascii="Courier New" w:cs="Courier New" w:eastAsia="Courier New" w:hAnsi="Courier New"/>
-                <w:sz w:val="18"/>
-                <w:szCs w:val="18"/>
-              </w:rPr>
-              <w:t xml:space="preserve">    replace(response.data)</w:t>
-            </w:r>
-          </w:p>
-          <w:p>
-            <w:pPr>
-              <w:spacing w:line="240"/>
-            </w:pPr>
-            <w:r>
-              <w:rPr>
-                <w:rFonts w:ascii="Courier New" w:cs="Courier New" w:eastAsia="Courier New" w:hAnsi="Courier New"/>
-                <w:sz w:val="18"/>
-                <w:szCs w:val="18"/>
-              </w:rPr>
-              <w:t xml:space="preserve">    return response.data</w:t>
-            </w:r>
-          </w:p>
-          <w:p>
-            <w:pPr>
-              <w:spacing w:line="240"/>
-            </w:pPr>
-            <w:r>
-              <w:rPr>
-                <w:rFonts w:ascii="Courier New" w:cs="Courier New" w:eastAsia="Courier New" w:hAnsi="Courier New"/>
-                <w:sz w:val="18"/>
-                <w:szCs w:val="18"/>
-              </w:rPr>
-              <w:t xml:space="preserve">  },</w:t>
-            </w:r>
-          </w:p>
-          <w:p>
-            <w:pPr>
-              <w:spacing w:line="240"/>
-            </w:pPr>
-            <w:r>
-              <w:rPr>
-                <w:rFonts w:ascii="Courier New" w:cs="Courier New" w:eastAsia="Courier New" w:hAnsi="Courier New"/>
-                <w:sz w:val="18"/>
-                <w:szCs w:val="18"/>
-              </w:rPr>
-              <w:t xml:space="preserve">}))</w:t>
-            </w:r>
-          </w:p>
-        </w:tc>
-      </w:tr>
-    </w:tbl>
-    <w:tbl>
-      <w:tblPr>
-        <w:tblW w:type="dxa" w:w="9638"/>
-        <w:tblBorders>
-          <w:top w:val="single" w:color="auto" w:sz="4"/>
-          <w:left w:val="single" w:color="auto" w:sz="4"/>
-          <w:bottom w:val="single" w:color="auto" w:sz="4"/>
-          <w:right w:val="single" w:color="auto" w:sz="4"/>
-          <w:insideH w:val="single" w:color="auto" w:sz="4"/>
-          <w:insideV w:val="single" w:color="auto" w:sz="4"/>
-        </w:tblBorders>
-      </w:tblPr>
-      <w:tblGrid>
-        <w:gridCol w:w="9638"/>
-      </w:tblGrid>
-      <w:tr>
-        <w:tc>
-          <w:tcPr>
-            <w:tcW w:type="dxa" w:w="9638"/>
-            <w:shd w:fill="F3F4F6" w:color="auto" w:val="clear"/>
-            <w:tcMar>
-              <w:top w:type="dxa" w:w="100"/>
-              <w:left w:type="dxa" w:w="160"/>
-              <w:bottom w:type="dxa" w:w="100"/>
-              <w:right w:type="dxa" w:w="160"/>
-            </w:tcMar>
-          </w:tcPr>
-          <w:p>
-            <w:pPr>
-              <w:spacing w:line="240"/>
-            </w:pPr>
-            <w:r>
-              <w:rPr>
-                <w:rFonts w:ascii="Courier New" w:cs="Courier New" w:eastAsia="Courier New" w:hAnsi="Courier New"/>
-                <w:sz w:val="18"/>
-                <w:szCs w:val="18"/>
-              </w:rPr>
-              <w:t xml:space="preserve">import './assets/main.css'</w:t>
-            </w:r>
-          </w:p>
-          <w:p>
-            <w:pPr>
-              <w:spacing w:line="240"/>
-            </w:pPr>
-            <w:r>
-              <w:rPr>
-                <w:rFonts w:ascii="Courier New" w:cs="Courier New" w:eastAsia="Courier New" w:hAnsi="Courier New"/>
-                <w:sz w:val="18"/>
-                <w:szCs w:val="18"/>
-              </w:rPr>
-              <w:t xml:space="preserve"> </w:t>
-            </w:r>
-          </w:p>
-          <w:p>
-            <w:pPr>
-              <w:spacing w:line="240"/>
-            </w:pPr>
-            <w:r>
-              <w:rPr>
-                <w:rFonts w:ascii="Courier New" w:cs="Courier New" w:eastAsia="Courier New" w:hAnsi="Courier New"/>
-                <w:sz w:val="18"/>
-                <w:szCs w:val="18"/>
-              </w:rPr>
-              <w:t xml:space="preserve">import { createApp } from 'vue'</w:t>
-            </w:r>
-          </w:p>
-          <w:p>
-            <w:pPr>
-              <w:spacing w:line="240"/>
-            </w:pPr>
-            <w:r>
-              <w:rPr>
-                <w:rFonts w:ascii="Courier New" w:cs="Courier New" w:eastAsia="Courier New" w:hAnsi="Courier New"/>
-                <w:sz w:val="18"/>
-                <w:szCs w:val="18"/>
-              </w:rPr>
-              <w:t xml:space="preserve">import { createPinia } from 'pinia'</w:t>
-            </w:r>
-          </w:p>
-          <w:p>
-            <w:pPr>
-              <w:spacing w:line="240"/>
-            </w:pPr>
-            <w:r>
-              <w:rPr>
-                <w:rFonts w:ascii="Courier New" w:cs="Courier New" w:eastAsia="Courier New" w:hAnsi="Courier New"/>
-                <w:sz w:val="18"/>
-                <w:szCs w:val="18"/>
-              </w:rPr>
-              <w:t xml:space="preserve"> </w:t>
-            </w:r>
-          </w:p>
-          <w:p>
-            <w:pPr>
-              <w:spacing w:line="240"/>
-            </w:pPr>
-            <w:r>
-              <w:rPr>
-                <w:rFonts w:ascii="Courier New" w:cs="Courier New" w:eastAsia="Courier New" w:hAnsi="Courier New"/>
-                <w:sz w:val="18"/>
-                <w:szCs w:val="18"/>
-              </w:rPr>
-              <w:t xml:space="preserve">import App from './App.vue'</w:t>
-            </w:r>
-          </w:p>
-          <w:p>
-            <w:pPr>
-              <w:spacing w:line="240"/>
-            </w:pPr>
-            <w:r>
-              <w:rPr>
-                <w:rFonts w:ascii="Courier New" w:cs="Courier New" w:eastAsia="Courier New" w:hAnsi="Courier New"/>
-                <w:sz w:val="18"/>
-                <w:szCs w:val="18"/>
-              </w:rPr>
-              <w:t xml:space="preserve">import router from './router'</w:t>
-            </w:r>
-          </w:p>
-          <w:p>
-            <w:pPr>
-              <w:spacing w:line="240"/>
-            </w:pPr>
-            <w:r>
-              <w:rPr>
-                <w:rFonts w:ascii="Courier New" w:cs="Courier New" w:eastAsia="Courier New" w:hAnsi="Courier New"/>
-                <w:sz w:val="18"/>
-                <w:szCs w:val="18"/>
-              </w:rPr>
-              <w:t xml:space="preserve"> </w:t>
-            </w:r>
-          </w:p>
-          <w:p>
-            <w:pPr>
-              <w:spacing w:line="240"/>
-            </w:pPr>
-            <w:r>
-              <w:rPr>
-                <w:rFonts w:ascii="Courier New" w:cs="Courier New" w:eastAsia="Courier New" w:hAnsi="Courier New"/>
-                <w:sz w:val="18"/>
-                <w:szCs w:val="18"/>
-              </w:rPr>
-              <w:t xml:space="preserve">const app = createApp(App)</w:t>
-            </w:r>
-          </w:p>
-          <w:p>
-            <w:pPr>
-              <w:spacing w:line="240"/>
-            </w:pPr>
-            <w:r>
-              <w:rPr>
-                <w:rFonts w:ascii="Courier New" w:cs="Courier New" w:eastAsia="Courier New" w:hAnsi="Courier New"/>
-                <w:sz w:val="18"/>
-                <w:szCs w:val="18"/>
-              </w:rPr>
-              <w:t xml:space="preserve"> </w:t>
-            </w:r>
-          </w:p>
-          <w:p>
-            <w:pPr>
-              <w:spacing w:line="240"/>
-            </w:pPr>
-            <w:r>
-              <w:rPr>
-                <w:rFonts w:ascii="Courier New" w:cs="Courier New" w:eastAsia="Courier New" w:hAnsi="Courier New"/>
-                <w:sz w:val="18"/>
-                <w:szCs w:val="18"/>
-              </w:rPr>
-              <w:t xml:space="preserve">app.use(createPinia())</w:t>
-            </w:r>
-          </w:p>
-          <w:p>
-            <w:pPr>
-              <w:spacing w:line="240"/>
-            </w:pPr>
-            <w:r>
-              <w:rPr>
-                <w:rFonts w:ascii="Courier New" w:cs="Courier New" w:eastAsia="Courier New" w:hAnsi="Courier New"/>
-                <w:sz w:val="18"/>
-                <w:szCs w:val="18"/>
-              </w:rPr>
-              <w:t xml:space="preserve">app.use(router)</w:t>
-            </w:r>
-          </w:p>
-          <w:p>
-            <w:pPr>
-              <w:spacing w:line="240"/>
-            </w:pPr>
-            <w:r>
-              <w:rPr>
-                <w:rFonts w:ascii="Courier New" w:cs="Courier New" w:eastAsia="Courier New" w:hAnsi="Courier New"/>
-                <w:sz w:val="18"/>
-                <w:szCs w:val="18"/>
-              </w:rPr>
-              <w:t xml:space="preserve"> </w:t>
-            </w:r>
-          </w:p>
-          <w:p>
-            <w:pPr>
-              <w:spacing w:line="240"/>
-            </w:pPr>
-            <w:r>
-              <w:rPr>
-                <w:rFonts w:ascii="Courier New" w:cs="Courier New" w:eastAsia="Courier New" w:hAnsi="Courier New"/>
-                <w:sz w:val="18"/>
-                <w:szCs w:val="18"/>
-              </w:rPr>
-              <w:t xml:space="preserve">app.mount('#app')</w:t>
-            </w:r>
-          </w:p>
-        </w:tc>
-      </w:tr>
-    </w:tbl>
-    <w:p>
-      <w:pPr>
-        <w:pStyle w:val="Heading1"/>
-        <w:pageBreakBefore/>
-      </w:pPr>
-      <w:r>
-        <w:t xml:space="preserve">5. КОНФИГУРАЦИЯ ПРОКСИ ДЛЯ API</w:t>
+        <w:t xml:space="preserve">Хранилища сущностей создаются фабрикой и при необходимости дополняются собственными действиями. Например, хранилище показаний получает действие модерации (рисунок 28).</w:t>
+      </w:r>
+    </w:p>
+    <w:p>
+      <w:pPr>
+        <w:keepNext/>
+        <w:spacing w:before="120"/>
+        <w:jc w:val="center"/>
+      </w:pPr>
+      <w:r>
+        <w:drawing>
+          <wp:inline distT="0" distB="0" distL="0" distR="0">
+            <wp:extent cx="5943600" cy="2066925"/>
+            <wp:effectExtent t="0" r="0" b="0" l="0"/>
+            <wp:docPr id="1" name="code-readings-store.png" descr="Хранилище показаний src/stores/readings.js" title="Хранилище показаний src/stores/readings.js"/>
+            <wp:cNvGraphicFramePr>
+              <a:graphicFrameLocks xmlns:a="http://schemas.openxmlformats.org/drawingml/2006/main" noChangeAspect="1"/>
+            </wp:cNvGraphicFramePr>
+            <a:graphic xmlns:a="http://schemas.openxmlformats.org/drawingml/2006/main">
+              <a:graphicData uri="http://schemas.openxmlformats.org/drawingml/2006/picture">
+                <pic:pic xmlns:pic="http://schemas.openxmlformats.org/drawingml/2006/picture">
+                  <pic:nvPicPr>
+                    <pic:cNvPr id="0" name="" descr=""/>
+                    <pic:cNvPicPr>
+                      <a:picLocks noChangeAspect="1" noChangeArrowheads="1"/>
+                    </pic:cNvPicPr>
+                  </pic:nvPicPr>
+                  <pic:blipFill>
+                    <a:blip r:embed="rId36" cstate="none"/>
+                    <a:srcRect/>
+                    <a:stretch>
+                      <a:fillRect/>
+                    </a:stretch>
+                  </pic:blipFill>
+                  <pic:spPr bwMode="auto">
+                    <a:xfrm>
+                      <a:off x="0" y="0"/>
+                      <a:ext cx="5943600" cy="2066925"/>
+                    </a:xfrm>
+                    <a:prstGeom prst="rect">
+                      <a:avLst/>
+                    </a:prstGeom>
+                  </pic:spPr>
+                </pic:pic>
+              </a:graphicData>
+            </a:graphic>
+          </wp:inline>
+        </w:drawing>
+      </w:r>
+    </w:p>
+    <w:p>
+      <w:pPr>
+        <w:spacing w:after="200"/>
+        <w:jc w:val="center"/>
+      </w:pPr>
+      <w:r>
+        <w:rPr>
+          <w:sz w:val="24"/>
+          <w:szCs w:val="24"/>
+        </w:rPr>
+        <w:t xml:space="preserve">Рисунок 28 – Хранилище показаний src/stores/readings.js</w:t>
       </w:r>
     </w:p>
     <w:p>
@@ -8844,494 +7046,78 @@
         <w:jc w:val="both"/>
       </w:pPr>
       <w:r>
-        <w:t xml:space="preserve">Чтобы при разработке не настраивать CORS, dev-сервер Vite проксирует все запросы /api/* на бэкенд публичной части сайта, а префикс /api при этом отбрасывается. Адрес бэкенда берётся из переменной VITE_PROXY_TARGET через функцию loadEnv. В том же файле настроен псевдоним @ → src и порт 5173:</w:t>
-      </w:r>
-    </w:p>
-    <w:tbl>
-      <w:tblPr>
-        <w:tblW w:type="dxa" w:w="9638"/>
-        <w:tblBorders>
-          <w:top w:val="single" w:color="auto" w:sz="4"/>
-          <w:left w:val="single" w:color="auto" w:sz="4"/>
-          <w:bottom w:val="single" w:color="auto" w:sz="4"/>
-          <w:right w:val="single" w:color="auto" w:sz="4"/>
-          <w:insideH w:val="single" w:color="auto" w:sz="4"/>
-          <w:insideV w:val="single" w:color="auto" w:sz="4"/>
-        </w:tblBorders>
-      </w:tblPr>
-      <w:tblGrid>
-        <w:gridCol w:w="9638"/>
-      </w:tblGrid>
-      <w:tr>
-        <w:tc>
-          <w:tcPr>
-            <w:tcW w:type="dxa" w:w="9638"/>
-            <w:shd w:fill="F3F4F6" w:color="auto" w:val="clear"/>
-            <w:tcMar>
-              <w:top w:type="dxa" w:w="100"/>
-              <w:left w:type="dxa" w:w="160"/>
-              <w:bottom w:type="dxa" w:w="100"/>
-              <w:right w:type="dxa" w:w="160"/>
-            </w:tcMar>
-          </w:tcPr>
-          <w:p>
-            <w:pPr>
-              <w:spacing w:line="240"/>
-            </w:pPr>
-            <w:r>
-              <w:rPr>
-                <w:rFonts w:ascii="Courier New" w:cs="Courier New" w:eastAsia="Courier New" w:hAnsi="Courier New"/>
-                <w:sz w:val="18"/>
-                <w:szCs w:val="18"/>
-              </w:rPr>
-              <w:t xml:space="preserve">import { fileURLToPath, URL } from 'node:url'</w:t>
-            </w:r>
-          </w:p>
-          <w:p>
-            <w:pPr>
-              <w:spacing w:line="240"/>
-            </w:pPr>
-            <w:r>
-              <w:rPr>
-                <w:rFonts w:ascii="Courier New" w:cs="Courier New" w:eastAsia="Courier New" w:hAnsi="Courier New"/>
-                <w:sz w:val="18"/>
-                <w:szCs w:val="18"/>
-              </w:rPr>
-              <w:t xml:space="preserve"> </w:t>
-            </w:r>
-          </w:p>
-          <w:p>
-            <w:pPr>
-              <w:spacing w:line="240"/>
-            </w:pPr>
-            <w:r>
-              <w:rPr>
-                <w:rFonts w:ascii="Courier New" w:cs="Courier New" w:eastAsia="Courier New" w:hAnsi="Courier New"/>
-                <w:sz w:val="18"/>
-                <w:szCs w:val="18"/>
-              </w:rPr>
-              <w:t xml:space="preserve">import { defineConfig, loadEnv } from 'vite'</w:t>
-            </w:r>
-          </w:p>
-          <w:p>
-            <w:pPr>
-              <w:spacing w:line="240"/>
-            </w:pPr>
-            <w:r>
-              <w:rPr>
-                <w:rFonts w:ascii="Courier New" w:cs="Courier New" w:eastAsia="Courier New" w:hAnsi="Courier New"/>
-                <w:sz w:val="18"/>
-                <w:szCs w:val="18"/>
-              </w:rPr>
-              <w:t xml:space="preserve">import vue from '@vitejs/plugin-vue'</w:t>
-            </w:r>
-          </w:p>
-          <w:p>
-            <w:pPr>
-              <w:spacing w:line="240"/>
-            </w:pPr>
-            <w:r>
-              <w:rPr>
-                <w:rFonts w:ascii="Courier New" w:cs="Courier New" w:eastAsia="Courier New" w:hAnsi="Courier New"/>
-                <w:sz w:val="18"/>
-                <w:szCs w:val="18"/>
-              </w:rPr>
-              <w:t xml:space="preserve">import vueDevTools from 'vite-plugin-vue-devtools'</w:t>
-            </w:r>
-          </w:p>
-          <w:p>
-            <w:pPr>
-              <w:spacing w:line="240"/>
-            </w:pPr>
-            <w:r>
-              <w:rPr>
-                <w:rFonts w:ascii="Courier New" w:cs="Courier New" w:eastAsia="Courier New" w:hAnsi="Courier New"/>
-                <w:sz w:val="18"/>
-                <w:szCs w:val="18"/>
-              </w:rPr>
-              <w:t xml:space="preserve"> </w:t>
-            </w:r>
-          </w:p>
-          <w:p>
-            <w:pPr>
-              <w:spacing w:line="240"/>
-            </w:pPr>
-            <w:r>
-              <w:rPr>
-                <w:rFonts w:ascii="Courier New" w:cs="Courier New" w:eastAsia="Courier New" w:hAnsi="Courier New"/>
-                <w:sz w:val="18"/>
-                <w:szCs w:val="18"/>
-              </w:rPr>
-              <w:t xml:space="preserve">// https://vite.dev/config/</w:t>
-            </w:r>
-          </w:p>
-          <w:p>
-            <w:pPr>
-              <w:spacing w:line="240"/>
-            </w:pPr>
-            <w:r>
-              <w:rPr>
-                <w:rFonts w:ascii="Courier New" w:cs="Courier New" w:eastAsia="Courier New" w:hAnsi="Courier New"/>
-                <w:sz w:val="18"/>
-                <w:szCs w:val="18"/>
-              </w:rPr>
-              <w:t xml:space="preserve">export default defineConfig(({ mode }) =&gt; {</w:t>
-            </w:r>
-          </w:p>
-          <w:p>
-            <w:pPr>
-              <w:spacing w:line="240"/>
-            </w:pPr>
-            <w:r>
-              <w:rPr>
-                <w:rFonts w:ascii="Courier New" w:cs="Courier New" w:eastAsia="Courier New" w:hAnsi="Courier New"/>
-                <w:sz w:val="18"/>
-                <w:szCs w:val="18"/>
-              </w:rPr>
-              <w:t xml:space="preserve">  // Загружаем переменные окружения из .env, чтобы использовать их в конфигурации</w:t>
-            </w:r>
-          </w:p>
-          <w:p>
-            <w:pPr>
-              <w:spacing w:line="240"/>
-            </w:pPr>
-            <w:r>
-              <w:rPr>
-                <w:rFonts w:ascii="Courier New" w:cs="Courier New" w:eastAsia="Courier New" w:hAnsi="Courier New"/>
-                <w:sz w:val="18"/>
-                <w:szCs w:val="18"/>
-              </w:rPr>
-              <w:t xml:space="preserve">  const env = loadEnv(mode, process.cwd(), '')</w:t>
-            </w:r>
-          </w:p>
-          <w:p>
-            <w:pPr>
-              <w:spacing w:line="240"/>
-            </w:pPr>
-            <w:r>
-              <w:rPr>
-                <w:rFonts w:ascii="Courier New" w:cs="Courier New" w:eastAsia="Courier New" w:hAnsi="Courier New"/>
-                <w:sz w:val="18"/>
-                <w:szCs w:val="18"/>
-              </w:rPr>
-              <w:t xml:space="preserve"> </w:t>
-            </w:r>
-          </w:p>
-          <w:p>
-            <w:pPr>
-              <w:spacing w:line="240"/>
-            </w:pPr>
-            <w:r>
-              <w:rPr>
-                <w:rFonts w:ascii="Courier New" w:cs="Courier New" w:eastAsia="Courier New" w:hAnsi="Courier New"/>
-                <w:sz w:val="18"/>
-                <w:szCs w:val="18"/>
-              </w:rPr>
-              <w:t xml:space="preserve">  return {</w:t>
-            </w:r>
-          </w:p>
-          <w:p>
-            <w:pPr>
-              <w:spacing w:line="240"/>
-            </w:pPr>
-            <w:r>
-              <w:rPr>
-                <w:rFonts w:ascii="Courier New" w:cs="Courier New" w:eastAsia="Courier New" w:hAnsi="Courier New"/>
-                <w:sz w:val="18"/>
-                <w:szCs w:val="18"/>
-              </w:rPr>
-              <w:t xml:space="preserve">    plugins: [vue(), vueDevTools()],</w:t>
-            </w:r>
-          </w:p>
-          <w:p>
-            <w:pPr>
-              <w:spacing w:line="240"/>
-            </w:pPr>
-            <w:r>
-              <w:rPr>
-                <w:rFonts w:ascii="Courier New" w:cs="Courier New" w:eastAsia="Courier New" w:hAnsi="Courier New"/>
-                <w:sz w:val="18"/>
-                <w:szCs w:val="18"/>
-              </w:rPr>
-              <w:t xml:space="preserve"> </w:t>
-            </w:r>
-          </w:p>
-          <w:p>
-            <w:pPr>
-              <w:spacing w:line="240"/>
-            </w:pPr>
-            <w:r>
-              <w:rPr>
-                <w:rFonts w:ascii="Courier New" w:cs="Courier New" w:eastAsia="Courier New" w:hAnsi="Courier New"/>
-                <w:sz w:val="18"/>
-                <w:szCs w:val="18"/>
-              </w:rPr>
-              <w:t xml:space="preserve">    resolve: {</w:t>
-            </w:r>
-          </w:p>
-          <w:p>
-            <w:pPr>
-              <w:spacing w:line="240"/>
-            </w:pPr>
-            <w:r>
-              <w:rPr>
-                <w:rFonts w:ascii="Courier New" w:cs="Courier New" w:eastAsia="Courier New" w:hAnsi="Courier New"/>
-                <w:sz w:val="18"/>
-                <w:szCs w:val="18"/>
-              </w:rPr>
-              <w:t xml:space="preserve">      alias: {</w:t>
-            </w:r>
-          </w:p>
-          <w:p>
-            <w:pPr>
-              <w:spacing w:line="240"/>
-            </w:pPr>
-            <w:r>
-              <w:rPr>
-                <w:rFonts w:ascii="Courier New" w:cs="Courier New" w:eastAsia="Courier New" w:hAnsi="Courier New"/>
-                <w:sz w:val="18"/>
-                <w:szCs w:val="18"/>
-              </w:rPr>
-              <w:t xml:space="preserve">        '@': fileURLToPath(new URL('./src', import.meta.url)),</w:t>
-            </w:r>
-          </w:p>
-          <w:p>
-            <w:pPr>
-              <w:spacing w:line="240"/>
-            </w:pPr>
-            <w:r>
-              <w:rPr>
-                <w:rFonts w:ascii="Courier New" w:cs="Courier New" w:eastAsia="Courier New" w:hAnsi="Courier New"/>
-                <w:sz w:val="18"/>
-                <w:szCs w:val="18"/>
-              </w:rPr>
-              <w:t xml:space="preserve">      },</w:t>
-            </w:r>
-          </w:p>
-          <w:p>
-            <w:pPr>
-              <w:spacing w:line="240"/>
-            </w:pPr>
-            <w:r>
-              <w:rPr>
-                <w:rFonts w:ascii="Courier New" w:cs="Courier New" w:eastAsia="Courier New" w:hAnsi="Courier New"/>
-                <w:sz w:val="18"/>
-                <w:szCs w:val="18"/>
-              </w:rPr>
-              <w:t xml:space="preserve">    },</w:t>
-            </w:r>
-          </w:p>
-          <w:p>
-            <w:pPr>
-              <w:spacing w:line="240"/>
-            </w:pPr>
-            <w:r>
-              <w:rPr>
-                <w:rFonts w:ascii="Courier New" w:cs="Courier New" w:eastAsia="Courier New" w:hAnsi="Courier New"/>
-                <w:sz w:val="18"/>
-                <w:szCs w:val="18"/>
-              </w:rPr>
-              <w:t xml:space="preserve"> </w:t>
-            </w:r>
-          </w:p>
-          <w:p>
-            <w:pPr>
-              <w:spacing w:line="240"/>
-            </w:pPr>
-            <w:r>
-              <w:rPr>
-                <w:rFonts w:ascii="Courier New" w:cs="Courier New" w:eastAsia="Courier New" w:hAnsi="Courier New"/>
-                <w:sz w:val="18"/>
-                <w:szCs w:val="18"/>
-              </w:rPr>
-              <w:t xml:space="preserve">    server: {</w:t>
-            </w:r>
-          </w:p>
-          <w:p>
-            <w:pPr>
-              <w:spacing w:line="240"/>
-            </w:pPr>
-            <w:r>
-              <w:rPr>
-                <w:rFonts w:ascii="Courier New" w:cs="Courier New" w:eastAsia="Courier New" w:hAnsi="Courier New"/>
-                <w:sz w:val="18"/>
-                <w:szCs w:val="18"/>
-              </w:rPr>
-              <w:t xml:space="preserve">      // host: '0.0.0.0', // Раскомментируйте, чтобы открывать приложение с других устройств в локальной сети</w:t>
-            </w:r>
-          </w:p>
-          <w:p>
-            <w:pPr>
-              <w:spacing w:line="240"/>
-            </w:pPr>
-            <w:r>
-              <w:rPr>
-                <w:rFonts w:ascii="Courier New" w:cs="Courier New" w:eastAsia="Courier New" w:hAnsi="Courier New"/>
-                <w:sz w:val="18"/>
-                <w:szCs w:val="18"/>
-              </w:rPr>
-              <w:t xml:space="preserve">      port: 5173,</w:t>
-            </w:r>
-          </w:p>
-          <w:p>
-            <w:pPr>
-              <w:spacing w:line="240"/>
-            </w:pPr>
-            <w:r>
-              <w:rPr>
-                <w:rFonts w:ascii="Courier New" w:cs="Courier New" w:eastAsia="Courier New" w:hAnsi="Courier New"/>
-                <w:sz w:val="18"/>
-                <w:szCs w:val="18"/>
-              </w:rPr>
-              <w:t xml:space="preserve">      proxy: {</w:t>
-            </w:r>
-          </w:p>
-          <w:p>
-            <w:pPr>
-              <w:spacing w:line="240"/>
-            </w:pPr>
-            <w:r>
-              <w:rPr>
-                <w:rFonts w:ascii="Courier New" w:cs="Courier New" w:eastAsia="Courier New" w:hAnsi="Courier New"/>
-                <w:sz w:val="18"/>
-                <w:szCs w:val="18"/>
-              </w:rPr>
-              <w:t xml:space="preserve">        // Все запросы вида /api/* перенаправляются на бэкенд публичной части сайта:</w:t>
-            </w:r>
-          </w:p>
-          <w:p>
-            <w:pPr>
-              <w:spacing w:line="240"/>
-            </w:pPr>
-            <w:r>
-              <w:rPr>
-                <w:rFonts w:ascii="Courier New" w:cs="Courier New" w:eastAsia="Courier New" w:hAnsi="Courier New"/>
-                <w:sz w:val="18"/>
-                <w:szCs w:val="18"/>
-              </w:rPr>
-              <w:t xml:space="preserve">        // /api/readings -&gt; http://meters.local/readings</w:t>
-            </w:r>
-          </w:p>
-          <w:p>
-            <w:pPr>
-              <w:spacing w:line="240"/>
-            </w:pPr>
-            <w:r>
-              <w:rPr>
-                <w:rFonts w:ascii="Courier New" w:cs="Courier New" w:eastAsia="Courier New" w:hAnsi="Courier New"/>
-                <w:sz w:val="18"/>
-                <w:szCs w:val="18"/>
-              </w:rPr>
-              <w:t xml:space="preserve">        '/api': {</w:t>
-            </w:r>
-          </w:p>
-          <w:p>
-            <w:pPr>
-              <w:spacing w:line="240"/>
-            </w:pPr>
-            <w:r>
-              <w:rPr>
-                <w:rFonts w:ascii="Courier New" w:cs="Courier New" w:eastAsia="Courier New" w:hAnsi="Courier New"/>
-                <w:sz w:val="18"/>
-                <w:szCs w:val="18"/>
-              </w:rPr>
-              <w:t xml:space="preserve">          target: env.VITE_PROXY_TARGET || 'http://meters.local',</w:t>
-            </w:r>
-          </w:p>
-          <w:p>
-            <w:pPr>
-              <w:spacing w:line="240"/>
-            </w:pPr>
-            <w:r>
-              <w:rPr>
-                <w:rFonts w:ascii="Courier New" w:cs="Courier New" w:eastAsia="Courier New" w:hAnsi="Courier New"/>
-                <w:sz w:val="18"/>
-                <w:szCs w:val="18"/>
-              </w:rPr>
-              <w:t xml:space="preserve">          changeOrigin: true,</w:t>
-            </w:r>
-          </w:p>
-          <w:p>
-            <w:pPr>
-              <w:spacing w:line="240"/>
-            </w:pPr>
-            <w:r>
-              <w:rPr>
-                <w:rFonts w:ascii="Courier New" w:cs="Courier New" w:eastAsia="Courier New" w:hAnsi="Courier New"/>
-                <w:sz w:val="18"/>
-                <w:szCs w:val="18"/>
-              </w:rPr>
-              <w:t xml:space="preserve">          rewrite: (path) =&gt; path.replace(/^\/api/, ''),</w:t>
-            </w:r>
-          </w:p>
-          <w:p>
-            <w:pPr>
-              <w:spacing w:line="240"/>
-            </w:pPr>
-            <w:r>
-              <w:rPr>
-                <w:rFonts w:ascii="Courier New" w:cs="Courier New" w:eastAsia="Courier New" w:hAnsi="Courier New"/>
-                <w:sz w:val="18"/>
-                <w:szCs w:val="18"/>
-              </w:rPr>
-              <w:t xml:space="preserve">        },</w:t>
-            </w:r>
-          </w:p>
-          <w:p>
-            <w:pPr>
-              <w:spacing w:line="240"/>
-            </w:pPr>
-            <w:r>
-              <w:rPr>
-                <w:rFonts w:ascii="Courier New" w:cs="Courier New" w:eastAsia="Courier New" w:hAnsi="Courier New"/>
-                <w:sz w:val="18"/>
-                <w:szCs w:val="18"/>
-              </w:rPr>
-              <w:t xml:space="preserve">      },</w:t>
-            </w:r>
-          </w:p>
-          <w:p>
-            <w:pPr>
-              <w:spacing w:line="240"/>
-            </w:pPr>
-            <w:r>
-              <w:rPr>
-                <w:rFonts w:ascii="Courier New" w:cs="Courier New" w:eastAsia="Courier New" w:hAnsi="Courier New"/>
-                <w:sz w:val="18"/>
-                <w:szCs w:val="18"/>
-              </w:rPr>
-              <w:t xml:space="preserve">    },</w:t>
-            </w:r>
-          </w:p>
-          <w:p>
-            <w:pPr>
-              <w:spacing w:line="240"/>
-            </w:pPr>
-            <w:r>
-              <w:rPr>
-                <w:rFonts w:ascii="Courier New" w:cs="Courier New" w:eastAsia="Courier New" w:hAnsi="Courier New"/>
-                <w:sz w:val="18"/>
-                <w:szCs w:val="18"/>
-              </w:rPr>
-              <w:t xml:space="preserve">  }</w:t>
-            </w:r>
-          </w:p>
-          <w:p>
-            <w:pPr>
-              <w:spacing w:line="240"/>
-            </w:pPr>
-            <w:r>
-              <w:rPr>
-                <w:rFonts w:ascii="Courier New" w:cs="Courier New" w:eastAsia="Courier New" w:hAnsi="Courier New"/>
-                <w:sz w:val="18"/>
-                <w:szCs w:val="18"/>
-              </w:rPr>
-              <w:t xml:space="preserve">})</w:t>
-            </w:r>
-          </w:p>
-        </w:tc>
-      </w:tr>
-    </w:tbl>
+        <w:t xml:space="preserve">Pinia и маршрутизатор подключаются к приложению в главном файле src/main.js (рисунок 29).</w:t>
+      </w:r>
+    </w:p>
+    <w:p>
+      <w:pPr>
+        <w:keepNext/>
+        <w:spacing w:before="120"/>
+        <w:jc w:val="center"/>
+      </w:pPr>
+      <w:r>
+        <w:drawing>
+          <wp:inline distT="0" distB="0" distL="0" distR="0">
+            <wp:extent cx="5943600" cy="2552700"/>
+            <wp:effectExtent t="0" r="0" b="0" l="0"/>
+            <wp:docPr id="1" name="code-main.png" descr="Главный файл приложения src/main.js" title="Главный файл приложения src/main.js"/>
+            <wp:cNvGraphicFramePr>
+              <a:graphicFrameLocks xmlns:a="http://schemas.openxmlformats.org/drawingml/2006/main" noChangeAspect="1"/>
+            </wp:cNvGraphicFramePr>
+            <a:graphic xmlns:a="http://schemas.openxmlformats.org/drawingml/2006/main">
+              <a:graphicData uri="http://schemas.openxmlformats.org/drawingml/2006/picture">
+                <pic:pic xmlns:pic="http://schemas.openxmlformats.org/drawingml/2006/picture">
+                  <pic:nvPicPr>
+                    <pic:cNvPr id="0" name="" descr=""/>
+                    <pic:cNvPicPr>
+                      <a:picLocks noChangeAspect="1" noChangeArrowheads="1"/>
+                    </pic:cNvPicPr>
+                  </pic:nvPicPr>
+                  <pic:blipFill>
+                    <a:blip r:embed="rId37" cstate="none"/>
+                    <a:srcRect/>
+                    <a:stretch>
+                      <a:fillRect/>
+                    </a:stretch>
+                  </pic:blipFill>
+                  <pic:spPr bwMode="auto">
+                    <a:xfrm>
+                      <a:off x="0" y="0"/>
+                      <a:ext cx="5943600" cy="2552700"/>
+                    </a:xfrm>
+                    <a:prstGeom prst="rect">
+                      <a:avLst/>
+                    </a:prstGeom>
+                  </pic:spPr>
+                </pic:pic>
+              </a:graphicData>
+            </a:graphic>
+          </wp:inline>
+        </w:drawing>
+      </w:r>
+    </w:p>
+    <w:p>
+      <w:pPr>
+        <w:spacing w:after="200"/>
+        <w:jc w:val="center"/>
+      </w:pPr>
+      <w:r>
+        <w:rPr>
+          <w:sz w:val="24"/>
+          <w:szCs w:val="24"/>
+        </w:rPr>
+        <w:t xml:space="preserve">Рисунок 29 – Главный файл приложения src/main.js</w:t>
+      </w:r>
+    </w:p>
+    <w:p>
+      <w:pPr>
+        <w:pStyle w:val="Heading1"/>
+        <w:pageBreakBefore/>
+      </w:pPr>
+      <w:r>
+        <w:t xml:space="preserve">5. КОНФИГУРАЦИЯ ПРОКСИ ДЛЯ API</w:t>
+      </w:r>
+    </w:p>
     <w:p>
       <w:pPr>
         <w:spacing w:after="0" w:line="360"/>
@@ -9339,91 +7125,139 @@
         <w:jc w:val="both"/>
       </w:pPr>
       <w:r>
-        <w:t xml:space="preserve">Проверка прокси. Был запущен тестовый бэкенд на порту 3001, который возвращает путь запроса и заголовок Authorization, и второй dev-сервер с отключёнными mock-данными (VITE_PROXY_TARGET=http://127.0.0.1:3001 VITE_USE_MOCKS=false). Результат показывает, что запрос /api/readings дошёл до бэкенда как /readings вместе с заголовком авторизации:</w:t>
-      </w:r>
-    </w:p>
-    <w:tbl>
-      <w:tblPr>
-        <w:tblW w:type="dxa" w:w="9638"/>
-        <w:tblBorders>
-          <w:top w:val="single" w:color="auto" w:sz="4"/>
-          <w:left w:val="single" w:color="auto" w:sz="4"/>
-          <w:bottom w:val="single" w:color="auto" w:sz="4"/>
-          <w:right w:val="single" w:color="auto" w:sz="4"/>
-          <w:insideH w:val="single" w:color="auto" w:sz="4"/>
-          <w:insideV w:val="single" w:color="auto" w:sz="4"/>
-        </w:tblBorders>
-      </w:tblPr>
-      <w:tblGrid>
-        <w:gridCol w:w="9638"/>
-      </w:tblGrid>
-      <w:tr>
-        <w:tc>
-          <w:tcPr>
-            <w:tcW w:type="dxa" w:w="9638"/>
-            <w:shd w:fill="F3F4F6" w:color="auto" w:val="clear"/>
-            <w:tcMar>
-              <w:top w:type="dxa" w:w="100"/>
-              <w:left w:type="dxa" w:w="160"/>
-              <w:bottom w:type="dxa" w:w="100"/>
-              <w:right w:type="dxa" w:w="160"/>
-            </w:tcMar>
-          </w:tcPr>
-          <w:p>
-            <w:pPr>
-              <w:spacing w:line="240"/>
-            </w:pPr>
-            <w:r>
-              <w:rPr>
-                <w:rFonts w:ascii="Courier New" w:cs="Courier New" w:eastAsia="Courier New" w:hAnsi="Courier New"/>
-                <w:sz w:val="18"/>
-                <w:szCs w:val="18"/>
-              </w:rPr>
-              <w:t xml:space="preserve">$ curl -H 'Authorization: Bearer test' localhost:5174/api/readings</w:t>
-            </w:r>
-          </w:p>
-          <w:p>
-            <w:pPr>
-              <w:spacing w:line="240"/>
-            </w:pPr>
-            <w:r>
-              <w:rPr>
-                <w:rFonts w:ascii="Courier New" w:cs="Courier New" w:eastAsia="Courier New" w:hAnsi="Courier New"/>
-                <w:sz w:val="18"/>
-                <w:szCs w:val="18"/>
-              </w:rPr>
-              <w:t xml:space="preserve">{"backend_path": "/readings", "auth": "Bearer test"}</w:t>
-            </w:r>
-          </w:p>
-          <w:p>
-            <w:pPr>
-              <w:spacing w:line="240"/>
-            </w:pPr>
-            <w:r>
-              <w:rPr>
-                <w:rFonts w:ascii="Courier New" w:cs="Courier New" w:eastAsia="Courier New" w:hAnsi="Courier New"/>
-                <w:sz w:val="18"/>
-                <w:szCs w:val="18"/>
-              </w:rPr>
-              <w:t xml:space="preserve">$ curl localhost:5174/api/dashboard</w:t>
-            </w:r>
-          </w:p>
-          <w:p>
-            <w:pPr>
-              <w:spacing w:line="240"/>
-            </w:pPr>
-            <w:r>
-              <w:rPr>
-                <w:rFonts w:ascii="Courier New" w:cs="Courier New" w:eastAsia="Courier New" w:hAnsi="Courier New"/>
-                <w:sz w:val="18"/>
-                <w:szCs w:val="18"/>
-              </w:rPr>
-              <w:t xml:space="preserve">{"backend_path": "/dashboard", "auth": null}</w:t>
-            </w:r>
-          </w:p>
-        </w:tc>
-      </w:tr>
-    </w:tbl>
+        <w:t xml:space="preserve">Чтобы при разработке не настраивать CORS, dev-сервер Vite проксирует все запросы /api/* на бэкенд публичной части сайта, а префикс /api при этом отбрасывается. Адрес бэкенда берётся из переменной VITE_PROXY_TARGET через функцию loadEnv. В том же файле настроен псевдоним @ → src и порт 5173 (рисунок 30).</w:t>
+      </w:r>
+    </w:p>
+    <w:p>
+      <w:pPr>
+        <w:keepNext/>
+        <w:spacing w:before="120"/>
+        <w:jc w:val="center"/>
+      </w:pPr>
+      <w:r>
+        <w:drawing>
+          <wp:inline distT="0" distB="0" distL="0" distR="0">
+            <wp:extent cx="5943600" cy="5114925"/>
+            <wp:effectExtent t="0" r="0" b="0" l="0"/>
+            <wp:docPr id="1" name="code-vite-config.png" descr="Настройка прокси в файле vite.config.js" title="Настройка прокси в файле vite.config.js"/>
+            <wp:cNvGraphicFramePr>
+              <a:graphicFrameLocks xmlns:a="http://schemas.openxmlformats.org/drawingml/2006/main" noChangeAspect="1"/>
+            </wp:cNvGraphicFramePr>
+            <a:graphic xmlns:a="http://schemas.openxmlformats.org/drawingml/2006/main">
+              <a:graphicData uri="http://schemas.openxmlformats.org/drawingml/2006/picture">
+                <pic:pic xmlns:pic="http://schemas.openxmlformats.org/drawingml/2006/picture">
+                  <pic:nvPicPr>
+                    <pic:cNvPr id="0" name="" descr=""/>
+                    <pic:cNvPicPr>
+                      <a:picLocks noChangeAspect="1" noChangeArrowheads="1"/>
+                    </pic:cNvPicPr>
+                  </pic:nvPicPr>
+                  <pic:blipFill>
+                    <a:blip r:embed="rId38" cstate="none"/>
+                    <a:srcRect/>
+                    <a:stretch>
+                      <a:fillRect/>
+                    </a:stretch>
+                  </pic:blipFill>
+                  <pic:spPr bwMode="auto">
+                    <a:xfrm>
+                      <a:off x="0" y="0"/>
+                      <a:ext cx="5943600" cy="5114925"/>
+                    </a:xfrm>
+                    <a:prstGeom prst="rect">
+                      <a:avLst/>
+                    </a:prstGeom>
+                  </pic:spPr>
+                </pic:pic>
+              </a:graphicData>
+            </a:graphic>
+          </wp:inline>
+        </w:drawing>
+      </w:r>
+    </w:p>
+    <w:p>
+      <w:pPr>
+        <w:spacing w:after="200"/>
+        <w:jc w:val="center"/>
+      </w:pPr>
+      <w:r>
+        <w:rPr>
+          <w:sz w:val="24"/>
+          <w:szCs w:val="24"/>
+        </w:rPr>
+        <w:t xml:space="preserve">Рисунок 30 – Настройка прокси в файле vite.config.js</w:t>
+      </w:r>
+    </w:p>
+    <w:p>
+      <w:pPr>
+        <w:spacing w:after="0" w:line="360"/>
+        <w:ind w:firstLine="709"/>
+        <w:jc w:val="both"/>
+      </w:pPr>
+      <w:r>
+        <w:t xml:space="preserve">Проверка прокси. Был запущен тестовый бэкенд на порту 3001, который возвращает путь запроса и заголовок Authorization, и второй dev-сервер с отключёнными mock-данными (VITE_PROXY_TARGET=http://127.0.0.1:3001 VITE_USE_MOCKS=false). Результат показывает, что запрос /api/readings дошёл до бэкенда как /readings вместе с заголовком авторизации (рисунок 31).</w:t>
+      </w:r>
+    </w:p>
+    <w:p>
+      <w:pPr>
+        <w:keepNext/>
+        <w:spacing w:before="120"/>
+        <w:jc w:val="center"/>
+      </w:pPr>
+      <w:r>
+        <w:drawing>
+          <wp:inline distT="0" distB="0" distL="0" distR="0">
+            <wp:extent cx="5943600" cy="1009650"/>
+            <wp:effectExtent t="0" r="0" b="0" l="0"/>
+            <wp:docPr id="1" name="term-proxy.png" descr="Проверка проксирования запросов /api" title="Проверка проксирования запросов /api"/>
+            <wp:cNvGraphicFramePr>
+              <a:graphicFrameLocks xmlns:a="http://schemas.openxmlformats.org/drawingml/2006/main" noChangeAspect="1"/>
+            </wp:cNvGraphicFramePr>
+            <a:graphic xmlns:a="http://schemas.openxmlformats.org/drawingml/2006/main">
+              <a:graphicData uri="http://schemas.openxmlformats.org/drawingml/2006/picture">
+                <pic:pic xmlns:pic="http://schemas.openxmlformats.org/drawingml/2006/picture">
+                  <pic:nvPicPr>
+                    <pic:cNvPr id="0" name="" descr=""/>
+                    <pic:cNvPicPr>
+                      <a:picLocks noChangeAspect="1" noChangeArrowheads="1"/>
+                    </pic:cNvPicPr>
+                  </pic:nvPicPr>
+                  <pic:blipFill>
+                    <a:blip r:embed="rId39" cstate="none"/>
+                    <a:srcRect/>
+                    <a:stretch>
+                      <a:fillRect/>
+                    </a:stretch>
+                  </pic:blipFill>
+                  <pic:spPr bwMode="auto">
+                    <a:xfrm>
+                      <a:off x="0" y="0"/>
+                      <a:ext cx="5943600" cy="1009650"/>
+                    </a:xfrm>
+                    <a:prstGeom prst="rect">
+                      <a:avLst/>
+                    </a:prstGeom>
+                  </pic:spPr>
+                </pic:pic>
+              </a:graphicData>
+            </a:graphic>
+          </wp:inline>
+        </w:drawing>
+      </w:r>
+    </w:p>
+    <w:p>
+      <w:pPr>
+        <w:spacing w:after="200"/>
+        <w:jc w:val="center"/>
+      </w:pPr>
+      <w:r>
+        <w:rPr>
+          <w:sz w:val="24"/>
+          <w:szCs w:val="24"/>
+        </w:rPr>
+        <w:t xml:space="preserve">Рисунок 31 – Проверка проксирования запросов /api</w:t>
+      </w:r>
+    </w:p>
     <w:p>
       <w:pPr>
         <w:pStyle w:val="Heading1"/>
@@ -10730,338 +8564,69 @@
         <w:jc w:val="both"/>
       </w:pPr>
       <w:r>
-        <w:t xml:space="preserve">Пример компонента-заглушки (фрагмент Dashboard.vue):</w:t>
-      </w:r>
-    </w:p>
-    <w:tbl>
-      <w:tblPr>
-        <w:tblW w:type="dxa" w:w="9638"/>
-        <w:tblBorders>
-          <w:top w:val="single" w:color="auto" w:sz="4"/>
-          <w:left w:val="single" w:color="auto" w:sz="4"/>
-          <w:bottom w:val="single" w:color="auto" w:sz="4"/>
-          <w:right w:val="single" w:color="auto" w:sz="4"/>
-          <w:insideH w:val="single" w:color="auto" w:sz="4"/>
-          <w:insideV w:val="single" w:color="auto" w:sz="4"/>
-        </w:tblBorders>
-      </w:tblPr>
-      <w:tblGrid>
-        <w:gridCol w:w="9638"/>
-      </w:tblGrid>
-      <w:tr>
-        <w:tc>
-          <w:tcPr>
-            <w:tcW w:type="dxa" w:w="9638"/>
-            <w:shd w:fill="F3F4F6" w:color="auto" w:val="clear"/>
-            <w:tcMar>
-              <w:top w:type="dxa" w:w="100"/>
-              <w:left w:type="dxa" w:w="160"/>
-              <w:bottom w:type="dxa" w:w="100"/>
-              <w:right w:type="dxa" w:w="160"/>
-            </w:tcMar>
-          </w:tcPr>
-          <w:p>
-            <w:pPr>
-              <w:spacing w:line="240"/>
-            </w:pPr>
-            <w:r>
-              <w:rPr>
-                <w:rFonts w:ascii="Courier New" w:cs="Courier New" w:eastAsia="Courier New" w:hAnsi="Courier New"/>
-                <w:sz w:val="18"/>
-                <w:szCs w:val="18"/>
-              </w:rPr>
-              <w:t xml:space="preserve">&lt;script setup&gt;</w:t>
-            </w:r>
-          </w:p>
-          <w:p>
-            <w:pPr>
-              <w:spacing w:line="240"/>
-            </w:pPr>
-            <w:r>
-              <w:rPr>
-                <w:rFonts w:ascii="Courier New" w:cs="Courier New" w:eastAsia="Courier New" w:hAnsi="Courier New"/>
-                <w:sz w:val="18"/>
-                <w:szCs w:val="18"/>
-              </w:rPr>
-              <w:t xml:space="preserve">import { onMounted } from 'vue'</w:t>
-            </w:r>
-          </w:p>
-          <w:p>
-            <w:pPr>
-              <w:spacing w:line="240"/>
-            </w:pPr>
-            <w:r>
-              <w:rPr>
-                <w:rFonts w:ascii="Courier New" w:cs="Courier New" w:eastAsia="Courier New" w:hAnsi="Courier New"/>
-                <w:sz w:val="18"/>
-                <w:szCs w:val="18"/>
-              </w:rPr>
-              <w:t xml:space="preserve">import { useDashboardStore } from '@/stores/dashboard'</w:t>
-            </w:r>
-          </w:p>
-          <w:p>
-            <w:pPr>
-              <w:spacing w:line="240"/>
-            </w:pPr>
-            <w:r>
-              <w:rPr>
-                <w:rFonts w:ascii="Courier New" w:cs="Courier New" w:eastAsia="Courier New" w:hAnsi="Courier New"/>
-                <w:sz w:val="18"/>
-                <w:szCs w:val="18"/>
-              </w:rPr>
-              <w:t xml:space="preserve">import StatCard from '@/components/StatCard.vue'</w:t>
-            </w:r>
-          </w:p>
-          <w:p>
-            <w:pPr>
-              <w:spacing w:line="240"/>
-            </w:pPr>
-            <w:r>
-              <w:rPr>
-                <w:rFonts w:ascii="Courier New" w:cs="Courier New" w:eastAsia="Courier New" w:hAnsi="Courier New"/>
-                <w:sz w:val="18"/>
-                <w:szCs w:val="18"/>
-              </w:rPr>
-              <w:t xml:space="preserve">import ActivityChart from '@/components/ActivityChart.vue'</w:t>
-            </w:r>
-          </w:p>
-          <w:p>
-            <w:pPr>
-              <w:spacing w:line="240"/>
-            </w:pPr>
-            <w:r>
-              <w:rPr>
-                <w:rFonts w:ascii="Courier New" w:cs="Courier New" w:eastAsia="Courier New" w:hAnsi="Courier New"/>
-                <w:sz w:val="18"/>
-                <w:szCs w:val="18"/>
-              </w:rPr>
-              <w:t xml:space="preserve">import ResourceBadge from '@/components/ResourceBadge.vue'</w:t>
-            </w:r>
-          </w:p>
-          <w:p>
-            <w:pPr>
-              <w:spacing w:line="240"/>
-            </w:pPr>
-            <w:r>
-              <w:rPr>
-                <w:rFonts w:ascii="Courier New" w:cs="Courier New" w:eastAsia="Courier New" w:hAnsi="Courier New"/>
-                <w:sz w:val="18"/>
-                <w:szCs w:val="18"/>
-              </w:rPr>
-              <w:t xml:space="preserve">import StatusBadge from '@/components/StatusBadge.vue'</w:t>
-            </w:r>
-          </w:p>
-          <w:p>
-            <w:pPr>
-              <w:spacing w:line="240"/>
-            </w:pPr>
-            <w:r>
-              <w:rPr>
-                <w:rFonts w:ascii="Courier New" w:cs="Courier New" w:eastAsia="Courier New" w:hAnsi="Courier New"/>
-                <w:sz w:val="18"/>
-                <w:szCs w:val="18"/>
-              </w:rPr>
-              <w:t xml:space="preserve">import {</w:t>
-            </w:r>
-          </w:p>
-          <w:p>
-            <w:pPr>
-              <w:spacing w:line="240"/>
-            </w:pPr>
-            <w:r>
-              <w:rPr>
-                <w:rFonts w:ascii="Courier New" w:cs="Courier New" w:eastAsia="Courier New" w:hAnsi="Courier New"/>
-                <w:sz w:val="18"/>
-                <w:szCs w:val="18"/>
-              </w:rPr>
-              <w:t xml:space="preserve">  RESOURCES,</w:t>
-            </w:r>
-          </w:p>
-          <w:p>
-            <w:pPr>
-              <w:spacing w:line="240"/>
-            </w:pPr>
-            <w:r>
-              <w:rPr>
-                <w:rFonts w:ascii="Courier New" w:cs="Courier New" w:eastAsia="Courier New" w:hAnsi="Courier New"/>
-                <w:sz w:val="18"/>
-                <w:szCs w:val="18"/>
-              </w:rPr>
-              <w:t xml:space="preserve">  READING_STATUSES,</w:t>
-            </w:r>
-          </w:p>
-          <w:p>
-            <w:pPr>
-              <w:spacing w:line="240"/>
-            </w:pPr>
-            <w:r>
-              <w:rPr>
-                <w:rFonts w:ascii="Courier New" w:cs="Courier New" w:eastAsia="Courier New" w:hAnsi="Courier New"/>
-                <w:sz w:val="18"/>
-                <w:szCs w:val="18"/>
-              </w:rPr>
-              <w:t xml:space="preserve">  RECEIPT_STATUSES,</w:t>
-            </w:r>
-          </w:p>
-          <w:p>
-            <w:pPr>
-              <w:spacing w:line="240"/>
-            </w:pPr>
-            <w:r>
-              <w:rPr>
-                <w:rFonts w:ascii="Courier New" w:cs="Courier New" w:eastAsia="Courier New" w:hAnsi="Courier New"/>
-                <w:sz w:val="18"/>
-                <w:szCs w:val="18"/>
-              </w:rPr>
-              <w:t xml:space="preserve">  formatDate,</w:t>
-            </w:r>
-          </w:p>
-          <w:p>
-            <w:pPr>
-              <w:spacing w:line="240"/>
-            </w:pPr>
-            <w:r>
-              <w:rPr>
-                <w:rFonts w:ascii="Courier New" w:cs="Courier New" w:eastAsia="Courier New" w:hAnsi="Courier New"/>
-                <w:sz w:val="18"/>
-                <w:szCs w:val="18"/>
-              </w:rPr>
-              <w:t xml:space="preserve">  formatMoney,</w:t>
-            </w:r>
-          </w:p>
-          <w:p>
-            <w:pPr>
-              <w:spacing w:line="240"/>
-            </w:pPr>
-            <w:r>
-              <w:rPr>
-                <w:rFonts w:ascii="Courier New" w:cs="Courier New" w:eastAsia="Courier New" w:hAnsi="Courier New"/>
-                <w:sz w:val="18"/>
-                <w:szCs w:val="18"/>
-              </w:rPr>
-              <w:t xml:space="preserve">  formatNumber,</w:t>
-            </w:r>
-          </w:p>
-          <w:p>
-            <w:pPr>
-              <w:spacing w:line="240"/>
-            </w:pPr>
-            <w:r>
-              <w:rPr>
-                <w:rFonts w:ascii="Courier New" w:cs="Courier New" w:eastAsia="Courier New" w:hAnsi="Courier New"/>
-                <w:sz w:val="18"/>
-                <w:szCs w:val="18"/>
-              </w:rPr>
-              <w:t xml:space="preserve">  formatPeriod,</w:t>
-            </w:r>
-          </w:p>
-          <w:p>
-            <w:pPr>
-              <w:spacing w:line="240"/>
-            </w:pPr>
-            <w:r>
-              <w:rPr>
-                <w:rFonts w:ascii="Courier New" w:cs="Courier New" w:eastAsia="Courier New" w:hAnsi="Courier New"/>
-                <w:sz w:val="18"/>
-                <w:szCs w:val="18"/>
-              </w:rPr>
-              <w:t xml:space="preserve">} from '@/utils/format'</w:t>
-            </w:r>
-          </w:p>
-          <w:p>
-            <w:pPr>
-              <w:spacing w:line="240"/>
-            </w:pPr>
-            <w:r>
-              <w:rPr>
-                <w:rFonts w:ascii="Courier New" w:cs="Courier New" w:eastAsia="Courier New" w:hAnsi="Courier New"/>
-                <w:sz w:val="18"/>
-                <w:szCs w:val="18"/>
-              </w:rPr>
-              <w:t xml:space="preserve"> </w:t>
-            </w:r>
-          </w:p>
-          <w:p>
-            <w:pPr>
-              <w:spacing w:line="240"/>
-            </w:pPr>
-            <w:r>
-              <w:rPr>
-                <w:rFonts w:ascii="Courier New" w:cs="Courier New" w:eastAsia="Courier New" w:hAnsi="Courier New"/>
-                <w:sz w:val="18"/>
-                <w:szCs w:val="18"/>
-              </w:rPr>
-              <w:t xml:space="preserve">const store = useDashboardStore()</w:t>
-            </w:r>
-          </w:p>
-          <w:p>
-            <w:pPr>
-              <w:spacing w:line="240"/>
-            </w:pPr>
-            <w:r>
-              <w:rPr>
-                <w:rFonts w:ascii="Courier New" w:cs="Courier New" w:eastAsia="Courier New" w:hAnsi="Courier New"/>
-                <w:sz w:val="18"/>
-                <w:szCs w:val="18"/>
-              </w:rPr>
-              <w:t xml:space="preserve"> </w:t>
-            </w:r>
-          </w:p>
-          <w:p>
-            <w:pPr>
-              <w:spacing w:line="240"/>
-            </w:pPr>
-            <w:r>
-              <w:rPr>
-                <w:rFonts w:ascii="Courier New" w:cs="Courier New" w:eastAsia="Courier New" w:hAnsi="Courier New"/>
-                <w:sz w:val="18"/>
-                <w:szCs w:val="18"/>
-              </w:rPr>
-              <w:t xml:space="preserve">onMounted(() =&gt; {</w:t>
-            </w:r>
-          </w:p>
-          <w:p>
-            <w:pPr>
-              <w:spacing w:line="240"/>
-            </w:pPr>
-            <w:r>
-              <w:rPr>
-                <w:rFonts w:ascii="Courier New" w:cs="Courier New" w:eastAsia="Courier New" w:hAnsi="Courier New"/>
-                <w:sz w:val="18"/>
-                <w:szCs w:val="18"/>
-              </w:rPr>
-              <w:t xml:space="preserve">  store.fetchDashboard()</w:t>
-            </w:r>
-          </w:p>
-          <w:p>
-            <w:pPr>
-              <w:spacing w:line="240"/>
-            </w:pPr>
-            <w:r>
-              <w:rPr>
-                <w:rFonts w:ascii="Courier New" w:cs="Courier New" w:eastAsia="Courier New" w:hAnsi="Courier New"/>
-                <w:sz w:val="18"/>
-                <w:szCs w:val="18"/>
-              </w:rPr>
-              <w:t xml:space="preserve">})</w:t>
-            </w:r>
-          </w:p>
-          <w:p>
-            <w:pPr>
-              <w:spacing w:line="240"/>
-            </w:pPr>
-            <w:r>
-              <w:rPr>
-                <w:rFonts w:ascii="Courier New" w:cs="Courier New" w:eastAsia="Courier New" w:hAnsi="Courier New"/>
-                <w:sz w:val="18"/>
-                <w:szCs w:val="18"/>
-              </w:rPr>
-              <w:t xml:space="preserve">&lt;/script&gt;</w:t>
-            </w:r>
-          </w:p>
-        </w:tc>
-      </w:tr>
-    </w:tbl>
+        <w:t xml:space="preserve">Пример компонента-заглушки — блок &lt;script setup&gt; страницы дашборда — показан на рисунке 32.</w:t>
+      </w:r>
+    </w:p>
+    <w:p>
+      <w:pPr>
+        <w:keepNext/>
+        <w:spacing w:before="120"/>
+        <w:jc w:val="center"/>
+      </w:pPr>
+      <w:r>
+        <w:drawing>
+          <wp:inline distT="0" distB="0" distL="0" distR="0">
+            <wp:extent cx="5943600" cy="3657600"/>
+            <wp:effectExtent t="0" r="0" b="0" l="0"/>
+            <wp:docPr id="1" name="code-dashboard.png" descr="Фрагмент компонента src/views/Dashboard.vue" title="Фрагмент компонента src/views/Dashboard.vue"/>
+            <wp:cNvGraphicFramePr>
+              <a:graphicFrameLocks xmlns:a="http://schemas.openxmlformats.org/drawingml/2006/main" noChangeAspect="1"/>
+            </wp:cNvGraphicFramePr>
+            <a:graphic xmlns:a="http://schemas.openxmlformats.org/drawingml/2006/main">
+              <a:graphicData uri="http://schemas.openxmlformats.org/drawingml/2006/picture">
+                <pic:pic xmlns:pic="http://schemas.openxmlformats.org/drawingml/2006/picture">
+                  <pic:nvPicPr>
+                    <pic:cNvPr id="0" name="" descr=""/>
+                    <pic:cNvPicPr>
+                      <a:picLocks noChangeAspect="1" noChangeArrowheads="1"/>
+                    </pic:cNvPicPr>
+                  </pic:nvPicPr>
+                  <pic:blipFill>
+                    <a:blip r:embed="rId40" cstate="none"/>
+                    <a:srcRect/>
+                    <a:stretch>
+                      <a:fillRect/>
+                    </a:stretch>
+                  </pic:blipFill>
+                  <pic:spPr bwMode="auto">
+                    <a:xfrm>
+                      <a:off x="0" y="0"/>
+                      <a:ext cx="5943600" cy="3657600"/>
+                    </a:xfrm>
+                    <a:prstGeom prst="rect">
+                      <a:avLst/>
+                    </a:prstGeom>
+                  </pic:spPr>
+                </pic:pic>
+              </a:graphicData>
+            </a:graphic>
+          </wp:inline>
+        </w:drawing>
+      </w:r>
+    </w:p>
+    <w:p>
+      <w:pPr>
+        <w:spacing w:after="200"/>
+        <w:jc w:val="center"/>
+      </w:pPr>
+      <w:r>
+        <w:rPr>
+          <w:sz w:val="24"/>
+          <w:szCs w:val="24"/>
+        </w:rPr>
+        <w:t xml:space="preserve">Рисунок 32 – Фрагмент компонента src/views/Dashboard.vue</w:t>
+      </w:r>
+    </w:p>
     <w:p>
       <w:pPr>
         <w:pStyle w:val="Heading1"/>
@@ -11078,91 +8643,69 @@
         <w:jc w:val="both"/>
       </w:pPr>
       <w:r>
-        <w:t xml:space="preserve">Сервер разработки запускается командой npm run dev, после чего приложение доступно по адресу http://localhost:5173:</w:t>
-      </w:r>
-    </w:p>
-    <w:tbl>
-      <w:tblPr>
-        <w:tblW w:type="dxa" w:w="9638"/>
-        <w:tblBorders>
-          <w:top w:val="single" w:color="auto" w:sz="4"/>
-          <w:left w:val="single" w:color="auto" w:sz="4"/>
-          <w:bottom w:val="single" w:color="auto" w:sz="4"/>
-          <w:right w:val="single" w:color="auto" w:sz="4"/>
-          <w:insideH w:val="single" w:color="auto" w:sz="4"/>
-          <w:insideV w:val="single" w:color="auto" w:sz="4"/>
-        </w:tblBorders>
-      </w:tblPr>
-      <w:tblGrid>
-        <w:gridCol w:w="9638"/>
-      </w:tblGrid>
-      <w:tr>
-        <w:tc>
-          <w:tcPr>
-            <w:tcW w:type="dxa" w:w="9638"/>
-            <w:shd w:fill="F3F4F6" w:color="auto" w:val="clear"/>
-            <w:tcMar>
-              <w:top w:type="dxa" w:w="100"/>
-              <w:left w:type="dxa" w:w="160"/>
-              <w:bottom w:type="dxa" w:w="100"/>
-              <w:right w:type="dxa" w:w="160"/>
-            </w:tcMar>
-          </w:tcPr>
-          <w:p>
-            <w:pPr>
-              <w:spacing w:line="240"/>
-            </w:pPr>
-            <w:r>
-              <w:rPr>
-                <w:rFonts w:ascii="Courier New" w:cs="Courier New" w:eastAsia="Courier New" w:hAnsi="Courier New"/>
-                <w:sz w:val="18"/>
-                <w:szCs w:val="18"/>
-              </w:rPr>
-              <w:t xml:space="preserve">$ npm run dev</w:t>
-            </w:r>
-          </w:p>
-          <w:p>
-            <w:pPr>
-              <w:spacing w:line="240"/>
-            </w:pPr>
-            <w:r>
-              <w:rPr>
-                <w:rFonts w:ascii="Courier New" w:cs="Courier New" w:eastAsia="Courier New" w:hAnsi="Courier New"/>
-                <w:sz w:val="18"/>
-                <w:szCs w:val="18"/>
-              </w:rPr>
-              <w:t xml:space="preserve">  VITE v8.3.4  ready in 562 ms</w:t>
-            </w:r>
-          </w:p>
-          <w:p>
-            <w:pPr>
-              <w:spacing w:line="240"/>
-            </w:pPr>
-            <w:r>
-              <w:rPr>
-                <w:rFonts w:ascii="Courier New" w:cs="Courier New" w:eastAsia="Courier New" w:hAnsi="Courier New"/>
-                <w:sz w:val="18"/>
-                <w:szCs w:val="18"/>
-              </w:rPr>
-              <w:t xml:space="preserve">  ➜  Local:   http://localhost:5173/</w:t>
-            </w:r>
-          </w:p>
-          <w:p>
-            <w:pPr>
-              <w:spacing w:line="240"/>
-            </w:pPr>
-            <w:r>
-              <w:rPr>
-                <w:rFonts w:ascii="Courier New" w:cs="Courier New" w:eastAsia="Courier New" w:hAnsi="Courier New"/>
-                <w:sz w:val="18"/>
-                <w:szCs w:val="18"/>
-              </w:rPr>
-              <w:t xml:space="preserve">  ➜  Vue DevTools: Open http://localhost:5173/__devtools__/ as a separate window</w:t>
-            </w:r>
-          </w:p>
-        </w:tc>
-      </w:tr>
-    </w:tbl>
+        <w:t xml:space="preserve">Сервер разработки запускается командой npm run dev, после чего приложение доступно по адресу http://localhost:5173 (рисунок 33).</w:t>
+      </w:r>
+    </w:p>
+    <w:p>
+      <w:pPr>
+        <w:keepNext/>
+        <w:spacing w:before="120"/>
+        <w:jc w:val="center"/>
+      </w:pPr>
+      <w:r>
+        <w:drawing>
+          <wp:inline distT="0" distB="0" distL="0" distR="0">
+            <wp:extent cx="5943600" cy="1981200"/>
+            <wp:effectExtent t="0" r="0" b="0" l="0"/>
+            <wp:docPr id="1" name="term-dev.png" descr="Запуск сервера разработки" title="Запуск сервера разработки"/>
+            <wp:cNvGraphicFramePr>
+              <a:graphicFrameLocks xmlns:a="http://schemas.openxmlformats.org/drawingml/2006/main" noChangeAspect="1"/>
+            </wp:cNvGraphicFramePr>
+            <a:graphic xmlns:a="http://schemas.openxmlformats.org/drawingml/2006/main">
+              <a:graphicData uri="http://schemas.openxmlformats.org/drawingml/2006/picture">
+                <pic:pic xmlns:pic="http://schemas.openxmlformats.org/drawingml/2006/picture">
+                  <pic:nvPicPr>
+                    <pic:cNvPr id="0" name="" descr=""/>
+                    <pic:cNvPicPr>
+                      <a:picLocks noChangeAspect="1" noChangeArrowheads="1"/>
+                    </pic:cNvPicPr>
+                  </pic:nvPicPr>
+                  <pic:blipFill>
+                    <a:blip r:embed="rId41" cstate="none"/>
+                    <a:srcRect/>
+                    <a:stretch>
+                      <a:fillRect/>
+                    </a:stretch>
+                  </pic:blipFill>
+                  <pic:spPr bwMode="auto">
+                    <a:xfrm>
+                      <a:off x="0" y="0"/>
+                      <a:ext cx="5943600" cy="1981200"/>
+                    </a:xfrm>
+                    <a:prstGeom prst="rect">
+                      <a:avLst/>
+                    </a:prstGeom>
+                  </pic:spPr>
+                </pic:pic>
+              </a:graphicData>
+            </a:graphic>
+          </wp:inline>
+        </w:drawing>
+      </w:r>
+    </w:p>
+    <w:p>
+      <w:pPr>
+        <w:spacing w:after="200"/>
+        <w:jc w:val="center"/>
+      </w:pPr>
+      <w:r>
+        <w:rPr>
+          <w:sz w:val="24"/>
+          <w:szCs w:val="24"/>
+        </w:rPr>
+        <w:t xml:space="preserve">Рисунок 33 – Запуск сервера разработки</w:t>
+      </w:r>
+    </w:p>
     <w:p>
       <w:pPr>
         <w:spacing w:after="0" w:line="360"/>
@@ -11170,130 +8713,69 @@
         <w:jc w:val="both"/>
       </w:pPr>
       <w:r>
-        <w:t xml:space="preserve">Production-сборка выполняется без ошибок:</w:t>
-      </w:r>
-    </w:p>
-    <w:tbl>
-      <w:tblPr>
-        <w:tblW w:type="dxa" w:w="9638"/>
-        <w:tblBorders>
-          <w:top w:val="single" w:color="auto" w:sz="4"/>
-          <w:left w:val="single" w:color="auto" w:sz="4"/>
-          <w:bottom w:val="single" w:color="auto" w:sz="4"/>
-          <w:right w:val="single" w:color="auto" w:sz="4"/>
-          <w:insideH w:val="single" w:color="auto" w:sz="4"/>
-          <w:insideV w:val="single" w:color="auto" w:sz="4"/>
-        </w:tblBorders>
-      </w:tblPr>
-      <w:tblGrid>
-        <w:gridCol w:w="9638"/>
-      </w:tblGrid>
-      <w:tr>
-        <w:tc>
-          <w:tcPr>
-            <w:tcW w:type="dxa" w:w="9638"/>
-            <w:shd w:fill="F3F4F6" w:color="auto" w:val="clear"/>
-            <w:tcMar>
-              <w:top w:type="dxa" w:w="100"/>
-              <w:left w:type="dxa" w:w="160"/>
-              <w:bottom w:type="dxa" w:w="100"/>
-              <w:right w:type="dxa" w:w="160"/>
-            </w:tcMar>
-          </w:tcPr>
-          <w:p>
-            <w:pPr>
-              <w:spacing w:line="240"/>
-            </w:pPr>
-            <w:r>
-              <w:rPr>
-                <w:rFonts w:ascii="Courier New" w:cs="Courier New" w:eastAsia="Courier New" w:hAnsi="Courier New"/>
-                <w:sz w:val="18"/>
-                <w:szCs w:val="18"/>
-              </w:rPr>
-              <w:t xml:space="preserve">$ npm run build</w:t>
-            </w:r>
-          </w:p>
-          <w:p>
-            <w:pPr>
-              <w:spacing w:line="240"/>
-            </w:pPr>
-            <w:r>
-              <w:rPr>
-                <w:rFonts w:ascii="Courier New" w:cs="Courier New" w:eastAsia="Courier New" w:hAnsi="Courier New"/>
-                <w:sz w:val="18"/>
-                <w:szCs w:val="18"/>
-              </w:rPr>
-              <w:t xml:space="preserve">vite v8.3.4 building client environment for production...</w:t>
-            </w:r>
-          </w:p>
-          <w:p>
-            <w:pPr>
-              <w:spacing w:line="240"/>
-            </w:pPr>
-            <w:r>
-              <w:rPr>
-                <w:rFonts w:ascii="Courier New" w:cs="Courier New" w:eastAsia="Courier New" w:hAnsi="Courier New"/>
-                <w:sz w:val="18"/>
-                <w:szCs w:val="18"/>
-              </w:rPr>
-              <w:t xml:space="preserve">✓ 121 modules transformed.</w:t>
-            </w:r>
-          </w:p>
-          <w:p>
-            <w:pPr>
-              <w:spacing w:line="240"/>
-            </w:pPr>
-            <w:r>
-              <w:rPr>
-                <w:rFonts w:ascii="Courier New" w:cs="Courier New" w:eastAsia="Courier New" w:hAnsi="Courier New"/>
-                <w:sz w:val="18"/>
-                <w:szCs w:val="18"/>
-              </w:rPr>
-              <w:t xml:space="preserve">dist/index.html                   0.53 kB │ gzip:  0.36 kB</w:t>
-            </w:r>
-          </w:p>
-          <w:p>
-            <w:pPr>
-              <w:spacing w:line="240"/>
-            </w:pPr>
-            <w:r>
-              <w:rPr>
-                <w:rFonts w:ascii="Courier New" w:cs="Courier New" w:eastAsia="Courier New" w:hAnsi="Courier New"/>
-                <w:sz w:val="18"/>
-                <w:szCs w:val="18"/>
-              </w:rPr>
-              <w:t xml:space="preserve">dist/assets/index-*.css          10.4 kB  │ gzip:  2.8 kB</w:t>
-            </w:r>
-          </w:p>
-          <w:p>
-            <w:pPr>
-              <w:spacing w:line="240"/>
-            </w:pPr>
-            <w:r>
-              <w:rPr>
-                <w:rFonts w:ascii="Courier New" w:cs="Courier New" w:eastAsia="Courier New" w:hAnsi="Courier New"/>
-                <w:sz w:val="18"/>
-                <w:szCs w:val="18"/>
-              </w:rPr>
-              <w:t xml:space="preserve">dist/assets/index-*.js          200.8 kB  │ gzip: 70.5 kB</w:t>
-            </w:r>
-          </w:p>
-          <w:p>
-            <w:pPr>
-              <w:spacing w:line="240"/>
-            </w:pPr>
-            <w:r>
-              <w:rPr>
-                <w:rFonts w:ascii="Courier New" w:cs="Courier New" w:eastAsia="Courier New" w:hAnsi="Courier New"/>
-                <w:sz w:val="18"/>
-                <w:szCs w:val="18"/>
-              </w:rPr>
-              <w:t xml:space="preserve">✓ built in 562ms</w:t>
-            </w:r>
-          </w:p>
-        </w:tc>
-      </w:tr>
-    </w:tbl>
+        <w:t xml:space="preserve">Production-сборка выполняется без ошибок (рисунок 34).</w:t>
+      </w:r>
+    </w:p>
+    <w:p>
+      <w:pPr>
+        <w:keepNext/>
+        <w:spacing w:before="120"/>
+        <w:jc w:val="center"/>
+      </w:pPr>
+      <w:r>
+        <w:drawing>
+          <wp:inline distT="0" distB="0" distL="0" distR="0">
+            <wp:extent cx="5943600" cy="2352675"/>
+            <wp:effectExtent t="0" r="0" b="0" l="0"/>
+            <wp:docPr id="1" name="term-build.png" descr="Production-сборка проекта" title="Production-сборка проекта"/>
+            <wp:cNvGraphicFramePr>
+              <a:graphicFrameLocks xmlns:a="http://schemas.openxmlformats.org/drawingml/2006/main" noChangeAspect="1"/>
+            </wp:cNvGraphicFramePr>
+            <a:graphic xmlns:a="http://schemas.openxmlformats.org/drawingml/2006/main">
+              <a:graphicData uri="http://schemas.openxmlformats.org/drawingml/2006/picture">
+                <pic:pic xmlns:pic="http://schemas.openxmlformats.org/drawingml/2006/picture">
+                  <pic:nvPicPr>
+                    <pic:cNvPr id="0" name="" descr=""/>
+                    <pic:cNvPicPr>
+                      <a:picLocks noChangeAspect="1" noChangeArrowheads="1"/>
+                    </pic:cNvPicPr>
+                  </pic:nvPicPr>
+                  <pic:blipFill>
+                    <a:blip r:embed="rId42" cstate="none"/>
+                    <a:srcRect/>
+                    <a:stretch>
+                      <a:fillRect/>
+                    </a:stretch>
+                  </pic:blipFill>
+                  <pic:spPr bwMode="auto">
+                    <a:xfrm>
+                      <a:off x="0" y="0"/>
+                      <a:ext cx="5943600" cy="2352675"/>
+                    </a:xfrm>
+                    <a:prstGeom prst="rect">
+                      <a:avLst/>
+                    </a:prstGeom>
+                  </pic:spPr>
+                </pic:pic>
+              </a:graphicData>
+            </a:graphic>
+          </wp:inline>
+        </w:drawing>
+      </w:r>
+    </w:p>
+    <w:p>
+      <w:pPr>
+        <w:spacing w:after="200"/>
+        <w:jc w:val="center"/>
+      </w:pPr>
+      <w:r>
+        <w:rPr>
+          <w:sz w:val="24"/>
+          <w:szCs w:val="24"/>
+        </w:rPr>
+        <w:t xml:space="preserve">Рисунок 34 – Production-сборка проекта</w:t>
+      </w:r>
+    </w:p>
     <w:p>
       <w:pPr>
         <w:spacing w:after="0" w:line="360"/>
@@ -12838,7 +10320,7 @@
                     </pic:cNvPicPr>
                   </pic:nvPicPr>
                   <pic:blipFill>
-                    <a:blip r:embed="rId25" cstate="none"/>
+                    <a:blip r:embed="rId43" cstate="none"/>
                     <a:srcRect/>
                     <a:stretch>
                       <a:fillRect/>
@@ -12870,7 +10352,7 @@
           <w:sz w:val="24"/>
           <w:szCs w:val="24"/>
         </w:rPr>
-        <w:t xml:space="preserve">Рисунок 17 – Страница входа в браузере</w:t>
+        <w:t xml:space="preserve">Рисунок 35 – Страница входа в браузере</w:t>
       </w:r>
     </w:p>
     <w:p>
@@ -12898,7 +10380,7 @@
                     </pic:cNvPicPr>
                   </pic:nvPicPr>
                   <pic:blipFill>
-                    <a:blip r:embed="rId26" cstate="none"/>
+                    <a:blip r:embed="rId44" cstate="none"/>
                     <a:srcRect/>
                     <a:stretch>
                       <a:fillRect/>
@@ -12930,7 +10412,7 @@
           <w:sz w:val="24"/>
           <w:szCs w:val="24"/>
         </w:rPr>
-        <w:t xml:space="preserve">Рисунок 18 – Дашборд работающего приложения</w:t>
+        <w:t xml:space="preserve">Рисунок 36 – Дашборд работающего приложения</w:t>
       </w:r>
     </w:p>
     <w:p>
@@ -12958,7 +10440,7 @@
                     </pic:cNvPicPr>
                   </pic:nvPicPr>
                   <pic:blipFill>
-                    <a:blip r:embed="rId27" cstate="none"/>
+                    <a:blip r:embed="rId45" cstate="none"/>
                     <a:srcRect/>
                     <a:stretch>
                       <a:fillRect/>
@@ -12990,7 +10472,7 @@
           <w:sz w:val="24"/>
           <w:szCs w:val="24"/>
         </w:rPr>
-        <w:t xml:space="preserve">Рисунок 19 – Отклонение показания с указанием причины</w:t>
+        <w:t xml:space="preserve">Рисунок 37 – Отклонение показания с указанием причины</w:t>
       </w:r>
     </w:p>
     <w:p>
@@ -13018,7 +10500,7 @@
                     </pic:cNvPicPr>
                   </pic:nvPicPr>
                   <pic:blipFill>
-                    <a:blip r:embed="rId28" cstate="none"/>
+                    <a:blip r:embed="rId46" cstate="none"/>
                     <a:srcRect/>
                     <a:stretch>
                       <a:fillRect/>
@@ -13050,7 +10532,7 @@
           <w:sz w:val="24"/>
           <w:szCs w:val="24"/>
         </w:rPr>
-        <w:t xml:space="preserve">Рисунок 20 – Форма нового показания с автоматическим расчётом</w:t>
+        <w:t xml:space="preserve">Рисунок 38 – Форма нового показания с автоматическим расчётом</w:t>
       </w:r>
     </w:p>
     <w:p>
@@ -13078,7 +10560,7 @@
                     </pic:cNvPicPr>
                   </pic:nvPicPr>
                   <pic:blipFill>
-                    <a:blip r:embed="rId29" cstate="none"/>
+                    <a:blip r:embed="rId47" cstate="none"/>
                     <a:srcRect/>
                     <a:stretch>
                       <a:fillRect/>
@@ -13110,7 +10592,7 @@
           <w:sz w:val="24"/>
           <w:szCs w:val="24"/>
         </w:rPr>
-        <w:t xml:space="preserve">Рисунок 21 – Рассылка уведомлений абонентам</w:t>
+        <w:t xml:space="preserve">Рисунок 39 – Рассылка уведомлений абонентам</w:t>
       </w:r>
     </w:p>
     <w:p>
@@ -13138,7 +10620,7 @@
                     </pic:cNvPicPr>
                   </pic:nvPicPr>
                   <pic:blipFill>
-                    <a:blip r:embed="rId30" cstate="none"/>
+                    <a:blip r:embed="rId48" cstate="none"/>
                     <a:srcRect/>
                     <a:stretch>
                       <a:fillRect/>
@@ -13170,7 +10652,7 @@
           <w:sz w:val="24"/>
           <w:szCs w:val="24"/>
         </w:rPr>
-        <w:t xml:space="preserve">Рисунок 22 – Адаптивная версия дашборда (390 px)</w:t>
+        <w:t xml:space="preserve">Рисунок 40 – Адаптивная версия дашборда (390 px)</w:t>
       </w:r>
     </w:p>
     <w:p>
@@ -13231,7 +10713,7 @@
         <w:jc w:val="both"/>
       </w:pPr>
       <w:r>
-        <w:t xml:space="preserve">Установлены Node.js 22 LTS и npm. Генератором create-vue на Vite создан проект meters-admin, в нём установлены Vue Router, Pinia и Axios.</w:t>
+        <w:t xml:space="preserve">С помощью nvm установлены Node.js 24 LTS (v24.22.0) и npm 11.19.1. Генератором create-vue на Vite создан проект meters-admin, в нём установлены Vue Router, Pinia и Axios.</w:t>
       </w:r>
     </w:p>
     <w:p>

--- a/otchet_lr7.docx
+++ b/otchet_lr7.docx
@@ -7137,7 +7137,7 @@
       <w:r>
         <w:drawing>
           <wp:inline distT="0" distB="0" distL="0" distR="0">
-            <wp:extent cx="5943600" cy="5114925"/>
+            <wp:extent cx="5943600" cy="5476875"/>
             <wp:effectExtent t="0" r="0" b="0" l="0"/>
             <wp:docPr id="1" name="code-vite-config.png" descr="Настройка прокси в файле vite.config.js" title="Настройка прокси в файле vite.config.js"/>
             <wp:cNvGraphicFramePr>
@@ -7162,7 +7162,7 @@
                   <pic:spPr bwMode="auto">
                     <a:xfrm>
                       <a:off x="0" y="0"/>
-                      <a:ext cx="5943600" cy="5114925"/>
+                      <a:ext cx="5943600" cy="5476875"/>
                     </a:xfrm>
                     <a:prstGeom prst="rect">
                       <a:avLst/>
